--- a/4.质量管理/2.运行记录类文件/满意度调查报告.docx
+++ b/4.质量管理/2.运行记录类文件/满意度调查报告.docx
@@ -18,7 +18,7 @@
           <w:rFonts w:hint="eastAsia"/>
           <w:lang w:val="en-US" w:eastAsia="zh-CN"/>
         </w:rPr>
-        <w:t>云南腾电科技有限公司</w:t>
+        <w:t>天津市华夏电缆有限公司</w:t>
       </w:r>
     </w:p>
     <w:p>
@@ -150,7 +150,7 @@
                 <w:vertAlign w:val="baseline"/>
                 <w:lang w:val="en-US" w:eastAsia="zh-CN"/>
               </w:rPr>
-              <w:t>吴杰</w:t>
+              <w:t>刘鑫楠</w:t>
             </w:r>
           </w:p>
         </w:tc>
@@ -194,7 +194,7 @@
                 <w:vertAlign w:val="baseline"/>
                 <w:lang w:val="en-US" w:eastAsia="zh-CN"/>
               </w:rPr>
-              <w:t>2025.10.14</w:t>
+              <w:t>2025.70.14</w:t>
             </w:r>
           </w:p>
         </w:tc>
@@ -266,7 +266,7 @@
                 <w:vertAlign w:val="baseline"/>
                 <w:lang w:val="en-US" w:eastAsia="zh-CN"/>
               </w:rPr>
-              <w:t>赵建中</w:t>
+              <w:t>张智宏</w:t>
             </w:r>
           </w:p>
         </w:tc>
@@ -316,7 +316,7 @@
                 <w:vertAlign w:val="baseline"/>
                 <w:lang w:val="en-US" w:eastAsia="zh-CN"/>
               </w:rPr>
-              <w:t>2025.10.14</w:t>
+              <w:t>2025.70.14</w:t>
             </w:r>
           </w:p>
         </w:tc>
@@ -381,7 +381,7 @@
                 <w:u w:val="single"/>
                 <w:lang w:val="en-US" w:eastAsia="zh-CN"/>
               </w:rPr>
-              <w:t>陆涛</w:t>
+              <w:t>陈垒</w:t>
             </w:r>
           </w:p>
         </w:tc>
@@ -425,7 +425,7 @@
                 <w:vertAlign w:val="baseline"/>
                 <w:lang w:val="en-US" w:eastAsia="zh-CN"/>
               </w:rPr>
-              <w:t>2025.10.14</w:t>
+              <w:t>2025.70.14</w:t>
             </w:r>
           </w:p>
         </w:tc>
@@ -984,7 +984,7 @@
                 <w:rFonts w:hint="eastAsia"/>
                 <w:spacing w:val="-4"/>
               </w:rPr>
-              <w:t>吴杰</w:t>
+              <w:t>刘鑫楠</w:t>
             </w:r>
           </w:p>
         </w:tc>
@@ -1006,7 +1006,7 @@
               <w:rPr>
                 <w:spacing w:val="-1"/>
               </w:rPr>
-              <w:t>2025.</w:t>
+              <w:t>2025.7</w:t>
             </w:r>
             <w:r>
               <w:rPr>
@@ -1014,7 +1014,7 @@
                 <w:spacing w:val="-1"/>
                 <w:lang w:val="en-US" w:eastAsia="zh-CN"/>
               </w:rPr>
-              <w:t>10.14</w:t>
+              <w:t>0.14</w:t>
             </w:r>
           </w:p>
         </w:tc>
@@ -1032,7 +1032,7 @@
               <w:rPr>
                 <w:spacing w:val="-4"/>
               </w:rPr>
-              <w:t>赵建中</w:t>
+              <w:t>张智宏</w:t>
             </w:r>
           </w:p>
         </w:tc>
@@ -1054,7 +1054,7 @@
               <w:rPr>
                 <w:spacing w:val="-1"/>
               </w:rPr>
-              <w:t>2025.</w:t>
+              <w:t>2025.7</w:t>
             </w:r>
             <w:r>
               <w:rPr>
@@ -1062,7 +1062,7 @@
                 <w:spacing w:val="-1"/>
                 <w:lang w:val="en-US" w:eastAsia="zh-CN"/>
               </w:rPr>
-              <w:t>10.14</w:t>
+              <w:t>0.14</w:t>
             </w:r>
           </w:p>
         </w:tc>
@@ -1080,7 +1080,7 @@
               <w:rPr>
                 <w:spacing w:val="-3"/>
               </w:rPr>
-              <w:t>陆涛</w:t>
+              <w:t>陈垒</w:t>
             </w:r>
           </w:p>
         </w:tc>
@@ -1102,7 +1102,7 @@
               <w:rPr>
                 <w:spacing w:val="-1"/>
               </w:rPr>
-              <w:t>2025.</w:t>
+              <w:t>2025.7</w:t>
             </w:r>
             <w:r>
               <w:rPr>
@@ -1110,7 +1110,7 @@
                 <w:spacing w:val="-1"/>
                 <w:lang w:val="en-US" w:eastAsia="zh-CN"/>
               </w:rPr>
-              <w:t>10.14</w:t>
+              <w:t>0.14</w:t>
             </w:r>
           </w:p>
         </w:tc>
@@ -1550,10 +1550,10 @@
           <w:rFonts w:hint="eastAsia"/>
         </w:rPr>
       </w:pPr>
-      <w:bookmarkStart w:id="4" w:name="_Toc428823196"/>
-      <w:bookmarkStart w:id="5" w:name="_Toc198622118"/>
-      <w:bookmarkStart w:id="6" w:name="_Toc278555955"/>
-      <w:bookmarkStart w:id="7" w:name="_Toc481913845"/>
+      <w:bookmarkStart w:id="4" w:name="_Toc278555955"/>
+      <w:bookmarkStart w:id="5" w:name="_Toc428823196"/>
+      <w:bookmarkStart w:id="6" w:name="_Toc481913845"/>
+      <w:bookmarkStart w:id="7" w:name="_Toc198622118"/>
       <w:r>
         <w:rPr>
           <w:rFonts w:hint="eastAsia"/>
@@ -1598,7 +1598,7 @@
           <w:sz w:val="24"/>
           <w:lang w:val="en-US" w:eastAsia="zh-CN"/>
         </w:rPr>
-        <w:t>2025-10-10</w:t>
+        <w:t>2025-12-10</w:t>
       </w:r>
       <w:r>
         <w:rPr>
@@ -1628,7 +1628,7 @@
           <w:sz w:val="24"/>
           <w:lang w:val="en-US" w:eastAsia="zh-CN"/>
         </w:rPr>
-        <w:t>2025-10-13</w:t>
+        <w:t>2025-12-13</w:t>
       </w:r>
     </w:p>
     <w:p>
@@ -1657,7 +1657,7 @@
           <w:sz w:val="24"/>
           <w:lang w:val="en-US" w:eastAsia="zh-CN"/>
         </w:rPr>
-        <w:t>2025-10-14</w:t>
+        <w:t>2025-12-14</w:t>
       </w:r>
     </w:p>
     <w:p>
@@ -1668,9 +1668,9 @@
           <w:rFonts w:hint="eastAsia"/>
         </w:rPr>
       </w:pPr>
-      <w:bookmarkStart w:id="8" w:name="_Toc481913846"/>
-      <w:bookmarkStart w:id="9" w:name="_Toc278555956"/>
-      <w:bookmarkStart w:id="10" w:name="_Toc198622119"/>
+      <w:bookmarkStart w:id="8" w:name="_Toc198622119"/>
+      <w:bookmarkStart w:id="9" w:name="_Toc481913846"/>
+      <w:bookmarkStart w:id="10" w:name="_Toc278555956"/>
       <w:bookmarkStart w:id="11" w:name="_Toc428823197"/>
       <w:r>
         <w:rPr>
@@ -1715,7 +1715,7 @@
           <w:spacing w:val="0"/>
           <w:sz w:val="24"/>
           <w:szCs w:val="24"/>
-          <w:shd w:val="clear" w:fill="FFFFFF"/>
+          <w:shd w:val="clear" w:color="auto" w:fill="FFFFFF"/>
         </w:rPr>
         <w:t>四川中电福溪电力开发有限公司</w:t>
       </w:r>
@@ -1745,7 +1745,7 @@
           <w:spacing w:val="0"/>
           <w:sz w:val="24"/>
           <w:szCs w:val="24"/>
-          <w:shd w:val="clear" w:fill="FFFFFF"/>
+          <w:shd w:val="clear" w:color="auto" w:fill="FFFFFF"/>
         </w:rPr>
         <w:t>光大环保能源（天津）有限公司</w:t>
       </w:r>
@@ -1775,7 +1775,7 @@
           <w:spacing w:val="0"/>
           <w:sz w:val="24"/>
           <w:szCs w:val="24"/>
-          <w:shd w:val="clear" w:fill="FFFFFF"/>
+          <w:shd w:val="clear" w:color="auto" w:fill="FFFFFF"/>
         </w:rPr>
         <w:t>中国水利电力物资天津有限公司</w:t>
       </w:r>
@@ -1805,7 +1805,7 @@
           <w:spacing w:val="0"/>
           <w:sz w:val="24"/>
           <w:szCs w:val="24"/>
-          <w:shd w:val="clear" w:fill="FFFFFF"/>
+          <w:shd w:val="clear" w:color="auto" w:fill="FFFFFF"/>
         </w:rPr>
         <w:t>巴彦淖尔乌拉特中旗富汇风能电力有限公司</w:t>
       </w:r>
@@ -1835,7 +1835,7 @@
           <w:spacing w:val="0"/>
           <w:sz w:val="24"/>
           <w:szCs w:val="24"/>
-          <w:shd w:val="clear" w:fill="FFFFFF"/>
+          <w:shd w:val="clear" w:color="auto" w:fill="FFFFFF"/>
         </w:rPr>
         <w:t>大唐乌拉特后旗新能源有限公司</w:t>
       </w:r>
@@ -1865,7 +1865,7 @@
           <w:spacing w:val="0"/>
           <w:sz w:val="24"/>
           <w:szCs w:val="24"/>
-          <w:shd w:val="clear" w:fill="FFFFFF"/>
+          <w:shd w:val="clear" w:color="auto" w:fill="FFFFFF"/>
         </w:rPr>
         <w:t>大唐五原新能源有限公司</w:t>
       </w:r>
@@ -1895,7 +1895,7 @@
           <w:spacing w:val="0"/>
           <w:sz w:val="24"/>
           <w:szCs w:val="24"/>
-          <w:shd w:val="clear" w:fill="FFFFFF"/>
+          <w:shd w:val="clear" w:color="auto" w:fill="FFFFFF"/>
         </w:rPr>
         <w:t>巴彦淖尔乌拉特后旗富汇风能电力有限公司</w:t>
       </w:r>
@@ -1926,7 +1926,7 @@
           <w:spacing w:val="0"/>
           <w:sz w:val="24"/>
           <w:szCs w:val="24"/>
-          <w:shd w:val="clear" w:fill="FFFFFF"/>
+          <w:shd w:val="clear" w:color="auto" w:fill="FFFFFF"/>
         </w:rPr>
         <w:t>吉林电力股份有限公司</w:t>
       </w:r>
@@ -2020,8 +2020,8 @@
           <w:rFonts w:hint="eastAsia"/>
         </w:rPr>
       </w:pPr>
-      <w:bookmarkStart w:id="13" w:name="_Toc278555959"/>
-      <w:bookmarkStart w:id="14" w:name="_Toc481913848"/>
+      <w:bookmarkStart w:id="13" w:name="_Toc481913848"/>
+      <w:bookmarkStart w:id="14" w:name="_Toc278555959"/>
       <w:bookmarkStart w:id="15" w:name="_Toc428823199"/>
       <w:r>
         <w:rPr>
@@ -2059,8 +2059,8 @@
           <w:rFonts w:hint="eastAsia"/>
         </w:rPr>
       </w:pPr>
-      <w:bookmarkStart w:id="16" w:name="_Toc428823205"/>
-      <w:bookmarkStart w:id="17" w:name="_Toc278555965"/>
+      <w:bookmarkStart w:id="16" w:name="_Toc278555965"/>
+      <w:bookmarkStart w:id="17" w:name="_Toc428823205"/>
       <w:bookmarkStart w:id="18" w:name="_Toc481913849"/>
       <w:r>
         <w:rPr>
@@ -2229,7 +2229,6 @@
               <w:bottom w:val="single" w:color="auto" w:sz="8" w:space="0"/>
               <w:right w:val="single" w:color="auto" w:sz="8" w:space="0"/>
             </w:tcBorders>
-            <w:noWrap w:val="0"/>
             <w:vAlign w:val="center"/>
           </w:tcPr>
           <w:p>
@@ -2313,7 +2312,6 @@
               <w:bottom w:val="single" w:color="auto" w:sz="8" w:space="0"/>
               <w:right w:val="single" w:color="auto" w:sz="8" w:space="0"/>
             </w:tcBorders>
-            <w:noWrap w:val="0"/>
             <w:vAlign w:val="center"/>
           </w:tcPr>
           <w:p>
@@ -2366,7 +2364,6 @@
               <w:bottom w:val="single" w:color="auto" w:sz="8" w:space="0"/>
               <w:right w:val="single" w:color="auto" w:sz="8" w:space="0"/>
             </w:tcBorders>
-            <w:noWrap w:val="0"/>
             <w:vAlign w:val="center"/>
           </w:tcPr>
           <w:p>
@@ -2405,7 +2402,6 @@
               <w:bottom w:val="single" w:color="auto" w:sz="8" w:space="0"/>
               <w:right w:val="single" w:color="auto" w:sz="8" w:space="0"/>
             </w:tcBorders>
-            <w:noWrap w:val="0"/>
             <w:vAlign w:val="center"/>
           </w:tcPr>
           <w:p>
@@ -2444,7 +2440,6 @@
               <w:bottom w:val="single" w:color="auto" w:sz="8" w:space="0"/>
               <w:right w:val="single" w:color="auto" w:sz="8" w:space="0"/>
             </w:tcBorders>
-            <w:noWrap w:val="0"/>
             <w:vAlign w:val="center"/>
           </w:tcPr>
           <w:p>
@@ -2483,7 +2478,6 @@
               <w:bottom w:val="single" w:color="auto" w:sz="8" w:space="0"/>
               <w:right w:val="single" w:color="auto" w:sz="8" w:space="0"/>
             </w:tcBorders>
-            <w:noWrap w:val="0"/>
             <w:vAlign w:val="center"/>
           </w:tcPr>
           <w:p>
@@ -2522,7 +2516,6 @@
               <w:bottom w:val="single" w:color="auto" w:sz="8" w:space="0"/>
               <w:right w:val="single" w:color="auto" w:sz="8" w:space="0"/>
             </w:tcBorders>
-            <w:noWrap w:val="0"/>
             <w:vAlign w:val="center"/>
           </w:tcPr>
           <w:p>
@@ -2561,7 +2554,6 @@
               <w:bottom w:val="single" w:color="auto" w:sz="8" w:space="0"/>
               <w:right w:val="single" w:color="auto" w:sz="8" w:space="0"/>
             </w:tcBorders>
-            <w:noWrap w:val="0"/>
             <w:vAlign w:val="center"/>
           </w:tcPr>
           <w:p>
@@ -2600,7 +2592,6 @@
               <w:bottom w:val="single" w:color="auto" w:sz="8" w:space="0"/>
               <w:right w:val="single" w:color="auto" w:sz="8" w:space="0"/>
             </w:tcBorders>
-            <w:noWrap w:val="0"/>
             <w:vAlign w:val="center"/>
           </w:tcPr>
           <w:p>
@@ -2639,7 +2630,6 @@
               <w:bottom w:val="single" w:color="auto" w:sz="8" w:space="0"/>
               <w:right w:val="single" w:color="auto" w:sz="8" w:space="0"/>
             </w:tcBorders>
-            <w:noWrap w:val="0"/>
             <w:vAlign w:val="center"/>
           </w:tcPr>
           <w:p>
@@ -2678,7 +2668,6 @@
               <w:bottom w:val="single" w:color="auto" w:sz="8" w:space="0"/>
               <w:right w:val="single" w:color="auto" w:sz="8" w:space="0"/>
             </w:tcBorders>
-            <w:noWrap w:val="0"/>
             <w:vAlign w:val="center"/>
           </w:tcPr>
           <w:p>
@@ -2717,7 +2706,6 @@
               <w:bottom w:val="single" w:color="auto" w:sz="8" w:space="0"/>
               <w:right w:val="single" w:color="auto" w:sz="8" w:space="0"/>
             </w:tcBorders>
-            <w:noWrap w:val="0"/>
             <w:vAlign w:val="center"/>
           </w:tcPr>
           <w:p>
@@ -2756,7 +2744,6 @@
               <w:bottom w:val="single" w:color="auto" w:sz="8" w:space="0"/>
               <w:right w:val="single" w:color="auto" w:sz="8" w:space="0"/>
             </w:tcBorders>
-            <w:noWrap w:val="0"/>
             <w:vAlign w:val="center"/>
           </w:tcPr>
           <w:p>
@@ -2795,7 +2782,6 @@
               <w:bottom w:val="single" w:color="auto" w:sz="8" w:space="0"/>
               <w:right w:val="single" w:color="auto" w:sz="8" w:space="0"/>
             </w:tcBorders>
-            <w:noWrap w:val="0"/>
             <w:vAlign w:val="center"/>
           </w:tcPr>
           <w:p>
@@ -2834,7 +2820,6 @@
               <w:bottom w:val="single" w:color="auto" w:sz="8" w:space="0"/>
               <w:right w:val="single" w:color="auto" w:sz="8" w:space="0"/>
             </w:tcBorders>
-            <w:noWrap w:val="0"/>
             <w:vAlign w:val="center"/>
           </w:tcPr>
           <w:p>
@@ -2887,7 +2872,6 @@
               <w:bottom w:val="single" w:color="auto" w:sz="8" w:space="0"/>
               <w:right w:val="single" w:color="auto" w:sz="8" w:space="0"/>
             </w:tcBorders>
-            <w:noWrap w:val="0"/>
             <w:vAlign w:val="center"/>
           </w:tcPr>
           <w:p>
@@ -2926,7 +2910,6 @@
               <w:bottom w:val="single" w:color="auto" w:sz="8" w:space="0"/>
               <w:right w:val="single" w:color="auto" w:sz="8" w:space="0"/>
             </w:tcBorders>
-            <w:noWrap w:val="0"/>
             <w:vAlign w:val="center"/>
           </w:tcPr>
           <w:p>
@@ -2955,7 +2938,7 @@
                 <w:spacing w:val="0"/>
                 <w:sz w:val="24"/>
                 <w:szCs w:val="24"/>
-                <w:shd w:val="clear" w:fill="FFFFFF"/>
+                <w:shd w:val="clear" w:color="auto" w:fill="FFFFFF"/>
               </w:rPr>
               <w:t>四川中电福溪电力开发有限公司</w:t>
             </w:r>
@@ -2970,7 +2953,6 @@
               <w:bottom w:val="single" w:color="auto" w:sz="8" w:space="0"/>
               <w:right w:val="single" w:color="auto" w:sz="8" w:space="0"/>
             </w:tcBorders>
-            <w:noWrap w:val="0"/>
             <w:vAlign w:val="center"/>
           </w:tcPr>
           <w:p>
@@ -3009,7 +2991,6 @@
               <w:bottom w:val="single" w:color="auto" w:sz="8" w:space="0"/>
               <w:right w:val="single" w:color="auto" w:sz="8" w:space="0"/>
             </w:tcBorders>
-            <w:noWrap w:val="0"/>
             <w:vAlign w:val="center"/>
           </w:tcPr>
           <w:p>
@@ -3048,7 +3029,6 @@
               <w:bottom w:val="single" w:color="auto" w:sz="8" w:space="0"/>
               <w:right w:val="single" w:color="auto" w:sz="8" w:space="0"/>
             </w:tcBorders>
-            <w:noWrap w:val="0"/>
             <w:vAlign w:val="center"/>
           </w:tcPr>
           <w:p>
@@ -3087,7 +3067,6 @@
               <w:bottom w:val="single" w:color="auto" w:sz="8" w:space="0"/>
               <w:right w:val="single" w:color="auto" w:sz="8" w:space="0"/>
             </w:tcBorders>
-            <w:noWrap w:val="0"/>
             <w:vAlign w:val="center"/>
           </w:tcPr>
           <w:p>
@@ -3126,7 +3105,6 @@
               <w:bottom w:val="single" w:color="auto" w:sz="8" w:space="0"/>
               <w:right w:val="single" w:color="auto" w:sz="8" w:space="0"/>
             </w:tcBorders>
-            <w:noWrap w:val="0"/>
             <w:vAlign w:val="center"/>
           </w:tcPr>
           <w:p>
@@ -3165,7 +3143,6 @@
               <w:bottom w:val="single" w:color="auto" w:sz="8" w:space="0"/>
               <w:right w:val="single" w:color="auto" w:sz="8" w:space="0"/>
             </w:tcBorders>
-            <w:noWrap w:val="0"/>
             <w:vAlign w:val="center"/>
           </w:tcPr>
           <w:p>
@@ -3204,7 +3181,6 @@
               <w:bottom w:val="single" w:color="auto" w:sz="8" w:space="0"/>
               <w:right w:val="single" w:color="auto" w:sz="8" w:space="0"/>
             </w:tcBorders>
-            <w:noWrap w:val="0"/>
             <w:vAlign w:val="center"/>
           </w:tcPr>
           <w:p>
@@ -3243,7 +3219,6 @@
               <w:bottom w:val="single" w:color="auto" w:sz="8" w:space="0"/>
               <w:right w:val="single" w:color="auto" w:sz="8" w:space="0"/>
             </w:tcBorders>
-            <w:noWrap w:val="0"/>
             <w:vAlign w:val="center"/>
           </w:tcPr>
           <w:p>
@@ -3282,7 +3257,6 @@
               <w:bottom w:val="single" w:color="auto" w:sz="8" w:space="0"/>
               <w:right w:val="single" w:color="auto" w:sz="8" w:space="0"/>
             </w:tcBorders>
-            <w:noWrap w:val="0"/>
             <w:vAlign w:val="center"/>
           </w:tcPr>
           <w:p>
@@ -3321,7 +3295,6 @@
               <w:bottom w:val="single" w:color="auto" w:sz="8" w:space="0"/>
               <w:right w:val="single" w:color="auto" w:sz="8" w:space="0"/>
             </w:tcBorders>
-            <w:noWrap w:val="0"/>
             <w:vAlign w:val="center"/>
           </w:tcPr>
           <w:p>
@@ -3360,7 +3333,6 @@
               <w:bottom w:val="single" w:color="auto" w:sz="8" w:space="0"/>
               <w:right w:val="single" w:color="auto" w:sz="8" w:space="0"/>
             </w:tcBorders>
-            <w:noWrap w:val="0"/>
             <w:vAlign w:val="center"/>
           </w:tcPr>
           <w:p>
@@ -3424,7 +3396,6 @@
               <w:bottom w:val="single" w:color="auto" w:sz="8" w:space="0"/>
               <w:right w:val="single" w:color="auto" w:sz="8" w:space="0"/>
             </w:tcBorders>
-            <w:noWrap w:val="0"/>
             <w:vAlign w:val="center"/>
           </w:tcPr>
           <w:p>
@@ -3463,7 +3434,6 @@
               <w:bottom w:val="single" w:color="auto" w:sz="8" w:space="0"/>
               <w:right w:val="single" w:color="auto" w:sz="8" w:space="0"/>
             </w:tcBorders>
-            <w:noWrap w:val="0"/>
             <w:vAlign w:val="center"/>
           </w:tcPr>
           <w:p>
@@ -3492,7 +3462,7 @@
                 <w:spacing w:val="0"/>
                 <w:sz w:val="24"/>
                 <w:szCs w:val="24"/>
-                <w:shd w:val="clear" w:fill="FFFFFF"/>
+                <w:shd w:val="clear" w:color="auto" w:fill="FFFFFF"/>
               </w:rPr>
               <w:t>光大环保能源（天津）有限公司</w:t>
             </w:r>
@@ -3507,7 +3477,6 @@
               <w:bottom w:val="single" w:color="auto" w:sz="8" w:space="0"/>
               <w:right w:val="single" w:color="auto" w:sz="8" w:space="0"/>
             </w:tcBorders>
-            <w:noWrap w:val="0"/>
             <w:vAlign w:val="center"/>
           </w:tcPr>
           <w:p>
@@ -3546,7 +3515,6 @@
               <w:bottom w:val="single" w:color="auto" w:sz="8" w:space="0"/>
               <w:right w:val="single" w:color="auto" w:sz="8" w:space="0"/>
             </w:tcBorders>
-            <w:noWrap w:val="0"/>
             <w:vAlign w:val="center"/>
           </w:tcPr>
           <w:p>
@@ -3585,7 +3553,6 @@
               <w:bottom w:val="single" w:color="auto" w:sz="8" w:space="0"/>
               <w:right w:val="single" w:color="auto" w:sz="8" w:space="0"/>
             </w:tcBorders>
-            <w:noWrap w:val="0"/>
             <w:vAlign w:val="center"/>
           </w:tcPr>
           <w:p>
@@ -3624,7 +3591,6 @@
               <w:bottom w:val="single" w:color="auto" w:sz="8" w:space="0"/>
               <w:right w:val="single" w:color="auto" w:sz="8" w:space="0"/>
             </w:tcBorders>
-            <w:noWrap w:val="0"/>
             <w:vAlign w:val="center"/>
           </w:tcPr>
           <w:p>
@@ -3663,7 +3629,6 @@
               <w:bottom w:val="single" w:color="auto" w:sz="8" w:space="0"/>
               <w:right w:val="single" w:color="auto" w:sz="8" w:space="0"/>
             </w:tcBorders>
-            <w:noWrap w:val="0"/>
             <w:vAlign w:val="center"/>
           </w:tcPr>
           <w:p>
@@ -3702,7 +3667,6 @@
               <w:bottom w:val="single" w:color="auto" w:sz="8" w:space="0"/>
               <w:right w:val="single" w:color="auto" w:sz="8" w:space="0"/>
             </w:tcBorders>
-            <w:noWrap w:val="0"/>
             <w:vAlign w:val="center"/>
           </w:tcPr>
           <w:p>
@@ -3741,7 +3705,6 @@
               <w:bottom w:val="single" w:color="auto" w:sz="8" w:space="0"/>
               <w:right w:val="single" w:color="auto" w:sz="8" w:space="0"/>
             </w:tcBorders>
-            <w:noWrap w:val="0"/>
             <w:vAlign w:val="center"/>
           </w:tcPr>
           <w:p>
@@ -3780,7 +3743,6 @@
               <w:bottom w:val="single" w:color="auto" w:sz="8" w:space="0"/>
               <w:right w:val="single" w:color="auto" w:sz="8" w:space="0"/>
             </w:tcBorders>
-            <w:noWrap w:val="0"/>
             <w:vAlign w:val="center"/>
           </w:tcPr>
           <w:p>
@@ -3819,7 +3781,6 @@
               <w:bottom w:val="single" w:color="auto" w:sz="8" w:space="0"/>
               <w:right w:val="single" w:color="auto" w:sz="8" w:space="0"/>
             </w:tcBorders>
-            <w:noWrap w:val="0"/>
             <w:vAlign w:val="center"/>
           </w:tcPr>
           <w:p>
@@ -3858,7 +3819,6 @@
               <w:bottom w:val="single" w:color="auto" w:sz="8" w:space="0"/>
               <w:right w:val="single" w:color="auto" w:sz="8" w:space="0"/>
             </w:tcBorders>
-            <w:noWrap w:val="0"/>
             <w:vAlign w:val="center"/>
           </w:tcPr>
           <w:p>
@@ -3897,7 +3857,6 @@
               <w:bottom w:val="single" w:color="auto" w:sz="8" w:space="0"/>
               <w:right w:val="single" w:color="auto" w:sz="8" w:space="0"/>
             </w:tcBorders>
-            <w:noWrap w:val="0"/>
             <w:vAlign w:val="center"/>
           </w:tcPr>
           <w:p>
@@ -3950,7 +3909,6 @@
               <w:bottom w:val="single" w:color="auto" w:sz="8" w:space="0"/>
               <w:right w:val="single" w:color="auto" w:sz="8" w:space="0"/>
             </w:tcBorders>
-            <w:noWrap w:val="0"/>
             <w:vAlign w:val="center"/>
           </w:tcPr>
           <w:p>
@@ -3989,7 +3947,6 @@
               <w:bottom w:val="single" w:color="auto" w:sz="8" w:space="0"/>
               <w:right w:val="single" w:color="auto" w:sz="8" w:space="0"/>
             </w:tcBorders>
-            <w:noWrap w:val="0"/>
             <w:vAlign w:val="center"/>
           </w:tcPr>
           <w:p>
@@ -4018,7 +3975,7 @@
                 <w:spacing w:val="0"/>
                 <w:sz w:val="24"/>
                 <w:szCs w:val="24"/>
-                <w:shd w:val="clear" w:fill="FFFFFF"/>
+                <w:shd w:val="clear" w:color="auto" w:fill="FFFFFF"/>
               </w:rPr>
               <w:t>中国水利电力物资天津有限公司</w:t>
             </w:r>
@@ -4033,7 +3990,6 @@
               <w:bottom w:val="single" w:color="auto" w:sz="8" w:space="0"/>
               <w:right w:val="single" w:color="auto" w:sz="8" w:space="0"/>
             </w:tcBorders>
-            <w:noWrap w:val="0"/>
             <w:vAlign w:val="center"/>
           </w:tcPr>
           <w:p>
@@ -4072,7 +4028,6 @@
               <w:bottom w:val="single" w:color="auto" w:sz="8" w:space="0"/>
               <w:right w:val="single" w:color="auto" w:sz="8" w:space="0"/>
             </w:tcBorders>
-            <w:noWrap w:val="0"/>
             <w:vAlign w:val="center"/>
           </w:tcPr>
           <w:p>
@@ -4111,7 +4066,6 @@
               <w:bottom w:val="single" w:color="auto" w:sz="8" w:space="0"/>
               <w:right w:val="single" w:color="auto" w:sz="8" w:space="0"/>
             </w:tcBorders>
-            <w:noWrap w:val="0"/>
             <w:vAlign w:val="center"/>
           </w:tcPr>
           <w:p>
@@ -4150,7 +4104,6 @@
               <w:bottom w:val="single" w:color="auto" w:sz="8" w:space="0"/>
               <w:right w:val="single" w:color="auto" w:sz="8" w:space="0"/>
             </w:tcBorders>
-            <w:noWrap w:val="0"/>
             <w:vAlign w:val="center"/>
           </w:tcPr>
           <w:p>
@@ -4189,7 +4142,6 @@
               <w:bottom w:val="single" w:color="auto" w:sz="8" w:space="0"/>
               <w:right w:val="single" w:color="auto" w:sz="8" w:space="0"/>
             </w:tcBorders>
-            <w:noWrap w:val="0"/>
             <w:vAlign w:val="center"/>
           </w:tcPr>
           <w:p>
@@ -4228,7 +4180,6 @@
               <w:bottom w:val="single" w:color="auto" w:sz="8" w:space="0"/>
               <w:right w:val="single" w:color="auto" w:sz="8" w:space="0"/>
             </w:tcBorders>
-            <w:noWrap w:val="0"/>
             <w:vAlign w:val="center"/>
           </w:tcPr>
           <w:p>
@@ -4267,7 +4218,6 @@
               <w:bottom w:val="single" w:color="auto" w:sz="8" w:space="0"/>
               <w:right w:val="single" w:color="auto" w:sz="8" w:space="0"/>
             </w:tcBorders>
-            <w:noWrap w:val="0"/>
             <w:vAlign w:val="center"/>
           </w:tcPr>
           <w:p>
@@ -4306,7 +4256,6 @@
               <w:bottom w:val="single" w:color="auto" w:sz="8" w:space="0"/>
               <w:right w:val="single" w:color="auto" w:sz="8" w:space="0"/>
             </w:tcBorders>
-            <w:noWrap w:val="0"/>
             <w:vAlign w:val="center"/>
           </w:tcPr>
           <w:p>
@@ -4345,7 +4294,6 @@
               <w:bottom w:val="single" w:color="auto" w:sz="8" w:space="0"/>
               <w:right w:val="single" w:color="auto" w:sz="8" w:space="0"/>
             </w:tcBorders>
-            <w:noWrap w:val="0"/>
             <w:vAlign w:val="center"/>
           </w:tcPr>
           <w:p>
@@ -4384,7 +4332,6 @@
               <w:bottom w:val="single" w:color="auto" w:sz="8" w:space="0"/>
               <w:right w:val="single" w:color="auto" w:sz="8" w:space="0"/>
             </w:tcBorders>
-            <w:noWrap w:val="0"/>
             <w:vAlign w:val="center"/>
           </w:tcPr>
           <w:p>
@@ -4423,7 +4370,6 @@
               <w:bottom w:val="single" w:color="auto" w:sz="8" w:space="0"/>
               <w:right w:val="single" w:color="auto" w:sz="8" w:space="0"/>
             </w:tcBorders>
-            <w:noWrap w:val="0"/>
             <w:vAlign w:val="center"/>
           </w:tcPr>
           <w:p>
@@ -4476,7 +4422,6 @@
               <w:bottom w:val="single" w:color="auto" w:sz="8" w:space="0"/>
               <w:right w:val="single" w:color="auto" w:sz="8" w:space="0"/>
             </w:tcBorders>
-            <w:noWrap w:val="0"/>
             <w:vAlign w:val="center"/>
           </w:tcPr>
           <w:p>
@@ -4515,7 +4460,6 @@
               <w:bottom w:val="single" w:color="auto" w:sz="8" w:space="0"/>
               <w:right w:val="single" w:color="auto" w:sz="8" w:space="0"/>
             </w:tcBorders>
-            <w:noWrap w:val="0"/>
             <w:vAlign w:val="center"/>
           </w:tcPr>
           <w:p>
@@ -4544,7 +4488,7 @@
                 <w:spacing w:val="0"/>
                 <w:sz w:val="24"/>
                 <w:szCs w:val="24"/>
-                <w:shd w:val="clear" w:fill="FFFFFF"/>
+                <w:shd w:val="clear" w:color="auto" w:fill="FFFFFF"/>
               </w:rPr>
               <w:t>巴彦淖尔乌拉特中旗富汇风能电力有限公司</w:t>
             </w:r>
@@ -4559,7 +4503,6 @@
               <w:bottom w:val="single" w:color="auto" w:sz="8" w:space="0"/>
               <w:right w:val="single" w:color="auto" w:sz="8" w:space="0"/>
             </w:tcBorders>
-            <w:noWrap w:val="0"/>
             <w:vAlign w:val="center"/>
           </w:tcPr>
           <w:p>
@@ -4598,7 +4541,6 @@
               <w:bottom w:val="single" w:color="auto" w:sz="8" w:space="0"/>
               <w:right w:val="single" w:color="auto" w:sz="8" w:space="0"/>
             </w:tcBorders>
-            <w:noWrap w:val="0"/>
             <w:vAlign w:val="center"/>
           </w:tcPr>
           <w:p>
@@ -4637,7 +4579,6 @@
               <w:bottom w:val="single" w:color="auto" w:sz="8" w:space="0"/>
               <w:right w:val="single" w:color="auto" w:sz="8" w:space="0"/>
             </w:tcBorders>
-            <w:noWrap w:val="0"/>
             <w:vAlign w:val="center"/>
           </w:tcPr>
           <w:p>
@@ -4676,7 +4617,6 @@
               <w:bottom w:val="single" w:color="auto" w:sz="8" w:space="0"/>
               <w:right w:val="single" w:color="auto" w:sz="8" w:space="0"/>
             </w:tcBorders>
-            <w:noWrap w:val="0"/>
             <w:vAlign w:val="center"/>
           </w:tcPr>
           <w:p>
@@ -4715,7 +4655,6 @@
               <w:bottom w:val="single" w:color="auto" w:sz="8" w:space="0"/>
               <w:right w:val="single" w:color="auto" w:sz="8" w:space="0"/>
             </w:tcBorders>
-            <w:noWrap w:val="0"/>
             <w:vAlign w:val="center"/>
           </w:tcPr>
           <w:p>
@@ -4754,7 +4693,6 @@
               <w:bottom w:val="single" w:color="auto" w:sz="8" w:space="0"/>
               <w:right w:val="single" w:color="auto" w:sz="8" w:space="0"/>
             </w:tcBorders>
-            <w:noWrap w:val="0"/>
             <w:vAlign w:val="center"/>
           </w:tcPr>
           <w:p>
@@ -4793,7 +4731,6 @@
               <w:bottom w:val="single" w:color="auto" w:sz="8" w:space="0"/>
               <w:right w:val="single" w:color="auto" w:sz="8" w:space="0"/>
             </w:tcBorders>
-            <w:noWrap w:val="0"/>
             <w:vAlign w:val="center"/>
           </w:tcPr>
           <w:p>
@@ -4832,7 +4769,6 @@
               <w:bottom w:val="single" w:color="auto" w:sz="8" w:space="0"/>
               <w:right w:val="single" w:color="auto" w:sz="8" w:space="0"/>
             </w:tcBorders>
-            <w:noWrap w:val="0"/>
             <w:vAlign w:val="center"/>
           </w:tcPr>
           <w:p>
@@ -4871,7 +4807,6 @@
               <w:bottom w:val="single" w:color="auto" w:sz="8" w:space="0"/>
               <w:right w:val="single" w:color="auto" w:sz="8" w:space="0"/>
             </w:tcBorders>
-            <w:noWrap w:val="0"/>
             <w:vAlign w:val="center"/>
           </w:tcPr>
           <w:p>
@@ -4910,7 +4845,6 @@
               <w:bottom w:val="single" w:color="auto" w:sz="8" w:space="0"/>
               <w:right w:val="single" w:color="auto" w:sz="8" w:space="0"/>
             </w:tcBorders>
-            <w:noWrap w:val="0"/>
             <w:vAlign w:val="center"/>
           </w:tcPr>
           <w:p>
@@ -4949,7 +4883,6 @@
               <w:bottom w:val="single" w:color="auto" w:sz="8" w:space="0"/>
               <w:right w:val="single" w:color="auto" w:sz="8" w:space="0"/>
             </w:tcBorders>
-            <w:noWrap w:val="0"/>
             <w:vAlign w:val="center"/>
           </w:tcPr>
           <w:p>
@@ -5002,7 +4935,6 @@
               <w:bottom w:val="single" w:color="auto" w:sz="8" w:space="0"/>
               <w:right w:val="single" w:color="auto" w:sz="8" w:space="0"/>
             </w:tcBorders>
-            <w:noWrap w:val="0"/>
             <w:vAlign w:val="center"/>
           </w:tcPr>
           <w:p>
@@ -5041,7 +4973,6 @@
               <w:bottom w:val="single" w:color="auto" w:sz="8" w:space="0"/>
               <w:right w:val="single" w:color="auto" w:sz="8" w:space="0"/>
             </w:tcBorders>
-            <w:noWrap w:val="0"/>
             <w:vAlign w:val="center"/>
           </w:tcPr>
           <w:p>
@@ -5070,7 +5001,7 @@
                 <w:spacing w:val="0"/>
                 <w:sz w:val="24"/>
                 <w:szCs w:val="24"/>
-                <w:shd w:val="clear" w:fill="FFFFFF"/>
+                <w:shd w:val="clear" w:color="auto" w:fill="FFFFFF"/>
               </w:rPr>
               <w:t>大唐乌拉特后旗新能源有限公司</w:t>
             </w:r>
@@ -5085,7 +5016,6 @@
               <w:bottom w:val="single" w:color="auto" w:sz="8" w:space="0"/>
               <w:right w:val="single" w:color="auto" w:sz="8" w:space="0"/>
             </w:tcBorders>
-            <w:noWrap w:val="0"/>
             <w:vAlign w:val="center"/>
           </w:tcPr>
           <w:p>
@@ -5124,7 +5054,6 @@
               <w:bottom w:val="single" w:color="auto" w:sz="8" w:space="0"/>
               <w:right w:val="single" w:color="auto" w:sz="8" w:space="0"/>
             </w:tcBorders>
-            <w:noWrap w:val="0"/>
             <w:vAlign w:val="center"/>
           </w:tcPr>
           <w:p>
@@ -5163,7 +5092,6 @@
               <w:bottom w:val="single" w:color="auto" w:sz="8" w:space="0"/>
               <w:right w:val="single" w:color="auto" w:sz="8" w:space="0"/>
             </w:tcBorders>
-            <w:noWrap w:val="0"/>
             <w:vAlign w:val="center"/>
           </w:tcPr>
           <w:p>
@@ -5202,7 +5130,6 @@
               <w:bottom w:val="single" w:color="auto" w:sz="8" w:space="0"/>
               <w:right w:val="single" w:color="auto" w:sz="8" w:space="0"/>
             </w:tcBorders>
-            <w:noWrap w:val="0"/>
             <w:vAlign w:val="center"/>
           </w:tcPr>
           <w:p>
@@ -5241,7 +5168,6 @@
               <w:bottom w:val="single" w:color="auto" w:sz="8" w:space="0"/>
               <w:right w:val="single" w:color="auto" w:sz="8" w:space="0"/>
             </w:tcBorders>
-            <w:noWrap w:val="0"/>
             <w:vAlign w:val="center"/>
           </w:tcPr>
           <w:p>
@@ -5280,7 +5206,6 @@
               <w:bottom w:val="single" w:color="auto" w:sz="8" w:space="0"/>
               <w:right w:val="single" w:color="auto" w:sz="8" w:space="0"/>
             </w:tcBorders>
-            <w:noWrap w:val="0"/>
             <w:vAlign w:val="center"/>
           </w:tcPr>
           <w:p>
@@ -5319,7 +5244,6 @@
               <w:bottom w:val="single" w:color="auto" w:sz="8" w:space="0"/>
               <w:right w:val="single" w:color="auto" w:sz="8" w:space="0"/>
             </w:tcBorders>
-            <w:noWrap w:val="0"/>
             <w:vAlign w:val="center"/>
           </w:tcPr>
           <w:p>
@@ -5358,7 +5282,6 @@
               <w:bottom w:val="single" w:color="auto" w:sz="8" w:space="0"/>
               <w:right w:val="single" w:color="auto" w:sz="8" w:space="0"/>
             </w:tcBorders>
-            <w:noWrap w:val="0"/>
             <w:vAlign w:val="center"/>
           </w:tcPr>
           <w:p>
@@ -5397,7 +5320,6 @@
               <w:bottom w:val="single" w:color="auto" w:sz="8" w:space="0"/>
               <w:right w:val="single" w:color="auto" w:sz="8" w:space="0"/>
             </w:tcBorders>
-            <w:noWrap w:val="0"/>
             <w:vAlign w:val="center"/>
           </w:tcPr>
           <w:p>
@@ -5436,7 +5358,6 @@
               <w:bottom w:val="single" w:color="auto" w:sz="8" w:space="0"/>
               <w:right w:val="single" w:color="auto" w:sz="8" w:space="0"/>
             </w:tcBorders>
-            <w:noWrap w:val="0"/>
             <w:vAlign w:val="center"/>
           </w:tcPr>
           <w:p>
@@ -5475,7 +5396,6 @@
               <w:bottom w:val="single" w:color="auto" w:sz="8" w:space="0"/>
               <w:right w:val="single" w:color="auto" w:sz="8" w:space="0"/>
             </w:tcBorders>
-            <w:noWrap w:val="0"/>
             <w:vAlign w:val="center"/>
           </w:tcPr>
           <w:p>
@@ -5539,7 +5459,6 @@
               <w:bottom w:val="single" w:color="auto" w:sz="8" w:space="0"/>
               <w:right w:val="single" w:color="auto" w:sz="8" w:space="0"/>
             </w:tcBorders>
-            <w:noWrap w:val="0"/>
             <w:vAlign w:val="center"/>
           </w:tcPr>
           <w:p>
@@ -5578,7 +5497,6 @@
               <w:bottom w:val="single" w:color="auto" w:sz="8" w:space="0"/>
               <w:right w:val="single" w:color="auto" w:sz="8" w:space="0"/>
             </w:tcBorders>
-            <w:noWrap w:val="0"/>
             <w:vAlign w:val="center"/>
           </w:tcPr>
           <w:p>
@@ -5607,7 +5525,7 @@
                 <w:spacing w:val="0"/>
                 <w:sz w:val="24"/>
                 <w:szCs w:val="24"/>
-                <w:shd w:val="clear" w:fill="FFFFFF"/>
+                <w:shd w:val="clear" w:color="auto" w:fill="FFFFFF"/>
               </w:rPr>
               <w:t>大唐五原新能源有限公司</w:t>
             </w:r>
@@ -5622,7 +5540,6 @@
               <w:bottom w:val="single" w:color="auto" w:sz="8" w:space="0"/>
               <w:right w:val="single" w:color="auto" w:sz="8" w:space="0"/>
             </w:tcBorders>
-            <w:noWrap w:val="0"/>
             <w:vAlign w:val="center"/>
           </w:tcPr>
           <w:p>
@@ -5661,7 +5578,6 @@
               <w:bottom w:val="single" w:color="auto" w:sz="8" w:space="0"/>
               <w:right w:val="single" w:color="auto" w:sz="8" w:space="0"/>
             </w:tcBorders>
-            <w:noWrap w:val="0"/>
             <w:vAlign w:val="center"/>
           </w:tcPr>
           <w:p>
@@ -5700,7 +5616,6 @@
               <w:bottom w:val="single" w:color="auto" w:sz="8" w:space="0"/>
               <w:right w:val="single" w:color="auto" w:sz="8" w:space="0"/>
             </w:tcBorders>
-            <w:noWrap w:val="0"/>
             <w:vAlign w:val="center"/>
           </w:tcPr>
           <w:p>
@@ -5739,7 +5654,6 @@
               <w:bottom w:val="single" w:color="auto" w:sz="8" w:space="0"/>
               <w:right w:val="single" w:color="auto" w:sz="8" w:space="0"/>
             </w:tcBorders>
-            <w:noWrap w:val="0"/>
             <w:vAlign w:val="center"/>
           </w:tcPr>
           <w:p>
@@ -5778,7 +5692,6 @@
               <w:bottom w:val="single" w:color="auto" w:sz="8" w:space="0"/>
               <w:right w:val="single" w:color="auto" w:sz="8" w:space="0"/>
             </w:tcBorders>
-            <w:noWrap w:val="0"/>
             <w:vAlign w:val="center"/>
           </w:tcPr>
           <w:p>
@@ -5817,7 +5730,6 @@
               <w:bottom w:val="single" w:color="auto" w:sz="8" w:space="0"/>
               <w:right w:val="single" w:color="auto" w:sz="8" w:space="0"/>
             </w:tcBorders>
-            <w:noWrap w:val="0"/>
             <w:vAlign w:val="center"/>
           </w:tcPr>
           <w:p>
@@ -5856,7 +5768,6 @@
               <w:bottom w:val="single" w:color="auto" w:sz="8" w:space="0"/>
               <w:right w:val="single" w:color="auto" w:sz="8" w:space="0"/>
             </w:tcBorders>
-            <w:noWrap w:val="0"/>
             <w:vAlign w:val="center"/>
           </w:tcPr>
           <w:p>
@@ -5895,7 +5806,6 @@
               <w:bottom w:val="single" w:color="auto" w:sz="8" w:space="0"/>
               <w:right w:val="single" w:color="auto" w:sz="8" w:space="0"/>
             </w:tcBorders>
-            <w:noWrap w:val="0"/>
             <w:vAlign w:val="center"/>
           </w:tcPr>
           <w:p>
@@ -5934,7 +5844,6 @@
               <w:bottom w:val="single" w:color="auto" w:sz="8" w:space="0"/>
               <w:right w:val="single" w:color="auto" w:sz="8" w:space="0"/>
             </w:tcBorders>
-            <w:noWrap w:val="0"/>
             <w:vAlign w:val="center"/>
           </w:tcPr>
           <w:p>
@@ -5973,7 +5882,6 @@
               <w:bottom w:val="single" w:color="auto" w:sz="8" w:space="0"/>
               <w:right w:val="single" w:color="auto" w:sz="8" w:space="0"/>
             </w:tcBorders>
-            <w:noWrap w:val="0"/>
             <w:vAlign w:val="center"/>
           </w:tcPr>
           <w:p>
@@ -6012,7 +5920,6 @@
               <w:bottom w:val="single" w:color="auto" w:sz="8" w:space="0"/>
               <w:right w:val="single" w:color="auto" w:sz="8" w:space="0"/>
             </w:tcBorders>
-            <w:noWrap w:val="0"/>
             <w:vAlign w:val="center"/>
           </w:tcPr>
           <w:p>
@@ -6076,7 +5983,6 @@
               <w:bottom w:val="single" w:color="auto" w:sz="8" w:space="0"/>
               <w:right w:val="single" w:color="auto" w:sz="8" w:space="0"/>
             </w:tcBorders>
-            <w:noWrap w:val="0"/>
             <w:vAlign w:val="center"/>
           </w:tcPr>
           <w:p>
@@ -6115,7 +6021,6 @@
               <w:bottom w:val="single" w:color="auto" w:sz="8" w:space="0"/>
               <w:right w:val="single" w:color="auto" w:sz="8" w:space="0"/>
             </w:tcBorders>
-            <w:noWrap w:val="0"/>
             <w:vAlign w:val="center"/>
           </w:tcPr>
           <w:p>
@@ -6144,7 +6049,7 @@
                 <w:spacing w:val="0"/>
                 <w:sz w:val="24"/>
                 <w:szCs w:val="24"/>
-                <w:shd w:val="clear" w:fill="FFFFFF"/>
+                <w:shd w:val="clear" w:color="auto" w:fill="FFFFFF"/>
               </w:rPr>
               <w:t>巴彦淖尔乌拉特后旗富汇风能电力有限公司</w:t>
             </w:r>
@@ -6159,7 +6064,6 @@
               <w:bottom w:val="single" w:color="auto" w:sz="8" w:space="0"/>
               <w:right w:val="single" w:color="auto" w:sz="8" w:space="0"/>
             </w:tcBorders>
-            <w:noWrap w:val="0"/>
             <w:vAlign w:val="center"/>
           </w:tcPr>
           <w:p>
@@ -6198,7 +6102,6 @@
               <w:bottom w:val="single" w:color="auto" w:sz="8" w:space="0"/>
               <w:right w:val="single" w:color="auto" w:sz="8" w:space="0"/>
             </w:tcBorders>
-            <w:noWrap w:val="0"/>
             <w:vAlign w:val="center"/>
           </w:tcPr>
           <w:p>
@@ -6237,7 +6140,6 @@
               <w:bottom w:val="single" w:color="auto" w:sz="8" w:space="0"/>
               <w:right w:val="single" w:color="auto" w:sz="8" w:space="0"/>
             </w:tcBorders>
-            <w:noWrap w:val="0"/>
             <w:vAlign w:val="center"/>
           </w:tcPr>
           <w:p>
@@ -6276,7 +6178,6 @@
               <w:bottom w:val="single" w:color="auto" w:sz="8" w:space="0"/>
               <w:right w:val="single" w:color="auto" w:sz="8" w:space="0"/>
             </w:tcBorders>
-            <w:noWrap w:val="0"/>
             <w:vAlign w:val="center"/>
           </w:tcPr>
           <w:p>
@@ -6315,7 +6216,6 @@
               <w:bottom w:val="single" w:color="auto" w:sz="8" w:space="0"/>
               <w:right w:val="single" w:color="auto" w:sz="8" w:space="0"/>
             </w:tcBorders>
-            <w:noWrap w:val="0"/>
             <w:vAlign w:val="center"/>
           </w:tcPr>
           <w:p>
@@ -6354,7 +6254,6 @@
               <w:bottom w:val="single" w:color="auto" w:sz="8" w:space="0"/>
               <w:right w:val="single" w:color="auto" w:sz="8" w:space="0"/>
             </w:tcBorders>
-            <w:noWrap w:val="0"/>
             <w:vAlign w:val="center"/>
           </w:tcPr>
           <w:p>
@@ -6393,7 +6292,6 @@
               <w:bottom w:val="single" w:color="auto" w:sz="8" w:space="0"/>
               <w:right w:val="single" w:color="auto" w:sz="8" w:space="0"/>
             </w:tcBorders>
-            <w:noWrap w:val="0"/>
             <w:vAlign w:val="center"/>
           </w:tcPr>
           <w:p>
@@ -6432,7 +6330,6 @@
               <w:bottom w:val="single" w:color="auto" w:sz="8" w:space="0"/>
               <w:right w:val="single" w:color="auto" w:sz="8" w:space="0"/>
             </w:tcBorders>
-            <w:noWrap w:val="0"/>
             <w:vAlign w:val="center"/>
           </w:tcPr>
           <w:p>
@@ -6471,7 +6368,6 @@
               <w:bottom w:val="single" w:color="auto" w:sz="8" w:space="0"/>
               <w:right w:val="single" w:color="auto" w:sz="8" w:space="0"/>
             </w:tcBorders>
-            <w:noWrap w:val="0"/>
             <w:vAlign w:val="center"/>
           </w:tcPr>
           <w:p>
@@ -6510,7 +6406,6 @@
               <w:bottom w:val="single" w:color="auto" w:sz="8" w:space="0"/>
               <w:right w:val="single" w:color="auto" w:sz="8" w:space="0"/>
             </w:tcBorders>
-            <w:noWrap w:val="0"/>
             <w:vAlign w:val="center"/>
           </w:tcPr>
           <w:p>
@@ -6549,7 +6444,6 @@
               <w:bottom w:val="single" w:color="auto" w:sz="8" w:space="0"/>
               <w:right w:val="single" w:color="auto" w:sz="8" w:space="0"/>
             </w:tcBorders>
-            <w:noWrap w:val="0"/>
             <w:vAlign w:val="center"/>
           </w:tcPr>
           <w:p>
@@ -6613,7 +6507,6 @@
               <w:bottom w:val="single" w:color="auto" w:sz="8" w:space="0"/>
               <w:right w:val="single" w:color="auto" w:sz="8" w:space="0"/>
             </w:tcBorders>
-            <w:noWrap w:val="0"/>
             <w:vAlign w:val="center"/>
           </w:tcPr>
           <w:p>
@@ -6652,7 +6545,6 @@
               <w:bottom w:val="single" w:color="auto" w:sz="8" w:space="0"/>
               <w:right w:val="single" w:color="auto" w:sz="8" w:space="0"/>
             </w:tcBorders>
-            <w:noWrap w:val="0"/>
             <w:vAlign w:val="center"/>
           </w:tcPr>
           <w:p>
@@ -6669,8 +6561,6 @@
                 <w:lang w:val="en-US" w:eastAsia="zh-CN" w:bidi="ar-SA"/>
               </w:rPr>
             </w:pPr>
-            <w:bookmarkStart w:id="23" w:name="_GoBack"/>
-            <w:bookmarkEnd w:id="23"/>
             <w:r>
               <w:rPr>
                 <w:rFonts w:ascii="Verdana" w:hAnsi="Verdana" w:eastAsia="宋体" w:cs="Verdana"/>
@@ -6683,7 +6573,7 @@
                 <w:spacing w:val="0"/>
                 <w:sz w:val="24"/>
                 <w:szCs w:val="24"/>
-                <w:shd w:val="clear" w:fill="FFFFFF"/>
+                <w:shd w:val="clear" w:color="auto" w:fill="FFFFFF"/>
               </w:rPr>
               <w:t>吉林电力股份有限公司</w:t>
             </w:r>
@@ -6698,7 +6588,6 @@
               <w:bottom w:val="single" w:color="auto" w:sz="8" w:space="0"/>
               <w:right w:val="single" w:color="auto" w:sz="8" w:space="0"/>
             </w:tcBorders>
-            <w:noWrap w:val="0"/>
             <w:vAlign w:val="center"/>
           </w:tcPr>
           <w:p>
@@ -6737,7 +6626,6 @@
               <w:bottom w:val="single" w:color="auto" w:sz="8" w:space="0"/>
               <w:right w:val="single" w:color="auto" w:sz="8" w:space="0"/>
             </w:tcBorders>
-            <w:noWrap w:val="0"/>
             <w:vAlign w:val="center"/>
           </w:tcPr>
           <w:p>
@@ -6776,7 +6664,6 @@
               <w:bottom w:val="single" w:color="auto" w:sz="8" w:space="0"/>
               <w:right w:val="single" w:color="auto" w:sz="8" w:space="0"/>
             </w:tcBorders>
-            <w:noWrap w:val="0"/>
             <w:vAlign w:val="center"/>
           </w:tcPr>
           <w:p>
@@ -6815,7 +6702,6 @@
               <w:bottom w:val="single" w:color="auto" w:sz="8" w:space="0"/>
               <w:right w:val="single" w:color="auto" w:sz="8" w:space="0"/>
             </w:tcBorders>
-            <w:noWrap w:val="0"/>
             <w:vAlign w:val="center"/>
           </w:tcPr>
           <w:p>
@@ -6854,7 +6740,6 @@
               <w:bottom w:val="single" w:color="auto" w:sz="8" w:space="0"/>
               <w:right w:val="single" w:color="auto" w:sz="8" w:space="0"/>
             </w:tcBorders>
-            <w:noWrap w:val="0"/>
             <w:vAlign w:val="center"/>
           </w:tcPr>
           <w:p>
@@ -6893,7 +6778,6 @@
               <w:bottom w:val="single" w:color="auto" w:sz="8" w:space="0"/>
               <w:right w:val="single" w:color="auto" w:sz="8" w:space="0"/>
             </w:tcBorders>
-            <w:noWrap w:val="0"/>
             <w:vAlign w:val="center"/>
           </w:tcPr>
           <w:p>
@@ -6932,7 +6816,6 @@
               <w:bottom w:val="single" w:color="auto" w:sz="8" w:space="0"/>
               <w:right w:val="single" w:color="auto" w:sz="8" w:space="0"/>
             </w:tcBorders>
-            <w:noWrap w:val="0"/>
             <w:vAlign w:val="center"/>
           </w:tcPr>
           <w:p>
@@ -6971,7 +6854,6 @@
               <w:bottom w:val="single" w:color="auto" w:sz="8" w:space="0"/>
               <w:right w:val="single" w:color="auto" w:sz="8" w:space="0"/>
             </w:tcBorders>
-            <w:noWrap w:val="0"/>
             <w:vAlign w:val="center"/>
           </w:tcPr>
           <w:p>
@@ -7010,7 +6892,6 @@
               <w:bottom w:val="single" w:color="auto" w:sz="8" w:space="0"/>
               <w:right w:val="single" w:color="auto" w:sz="8" w:space="0"/>
             </w:tcBorders>
-            <w:noWrap w:val="0"/>
             <w:vAlign w:val="center"/>
           </w:tcPr>
           <w:p>
@@ -7049,7 +6930,6 @@
               <w:bottom w:val="single" w:color="auto" w:sz="8" w:space="0"/>
               <w:right w:val="single" w:color="auto" w:sz="8" w:space="0"/>
             </w:tcBorders>
-            <w:noWrap w:val="0"/>
             <w:vAlign w:val="center"/>
           </w:tcPr>
           <w:p>
@@ -7088,7 +6968,6 @@
               <w:bottom w:val="single" w:color="auto" w:sz="8" w:space="0"/>
               <w:right w:val="single" w:color="auto" w:sz="8" w:space="0"/>
             </w:tcBorders>
-            <w:noWrap w:val="0"/>
             <w:vAlign w:val="center"/>
           </w:tcPr>
           <w:p>
@@ -7152,7 +7031,6 @@
               <w:bottom w:val="single" w:color="auto" w:sz="8" w:space="0"/>
               <w:right w:val="single" w:color="auto" w:sz="8" w:space="0"/>
             </w:tcBorders>
-            <w:noWrap w:val="0"/>
             <w:vAlign w:val="center"/>
           </w:tcPr>
           <w:p>
@@ -7191,7 +7069,6 @@
               <w:bottom w:val="single" w:color="auto" w:sz="8" w:space="0"/>
               <w:right w:val="single" w:color="auto" w:sz="8" w:space="0"/>
             </w:tcBorders>
-            <w:noWrap w:val="0"/>
             <w:vAlign w:val="center"/>
           </w:tcPr>
           <w:p>
@@ -7232,7 +7109,6 @@
               <w:bottom w:val="single" w:color="auto" w:sz="8" w:space="0"/>
               <w:right w:val="single" w:color="auto" w:sz="8" w:space="0"/>
             </w:tcBorders>
-            <w:noWrap w:val="0"/>
             <w:vAlign w:val="center"/>
           </w:tcPr>
           <w:p>
@@ -7328,7 +7204,6 @@
               <w:bottom w:val="single" w:color="auto" w:sz="8" w:space="0"/>
               <w:right w:val="single" w:color="auto" w:sz="8" w:space="0"/>
             </w:tcBorders>
-            <w:noWrap w:val="0"/>
             <w:vAlign w:val="center"/>
           </w:tcPr>
           <w:p>
@@ -7424,7 +7299,6 @@
               <w:bottom w:val="single" w:color="auto" w:sz="8" w:space="0"/>
               <w:right w:val="single" w:color="auto" w:sz="8" w:space="0"/>
             </w:tcBorders>
-            <w:noWrap w:val="0"/>
             <w:vAlign w:val="center"/>
           </w:tcPr>
           <w:p>
@@ -7520,7 +7394,6 @@
               <w:bottom w:val="single" w:color="auto" w:sz="8" w:space="0"/>
               <w:right w:val="single" w:color="auto" w:sz="8" w:space="0"/>
             </w:tcBorders>
-            <w:noWrap w:val="0"/>
             <w:vAlign w:val="center"/>
           </w:tcPr>
           <w:p>
@@ -7616,7 +7489,6 @@
               <w:bottom w:val="single" w:color="auto" w:sz="8" w:space="0"/>
               <w:right w:val="single" w:color="auto" w:sz="8" w:space="0"/>
             </w:tcBorders>
-            <w:noWrap w:val="0"/>
             <w:vAlign w:val="center"/>
           </w:tcPr>
           <w:p>
@@ -7712,7 +7584,6 @@
               <w:bottom w:val="single" w:color="auto" w:sz="8" w:space="0"/>
               <w:right w:val="single" w:color="auto" w:sz="8" w:space="0"/>
             </w:tcBorders>
-            <w:noWrap w:val="0"/>
             <w:vAlign w:val="center"/>
           </w:tcPr>
           <w:p>
@@ -7808,7 +7679,6 @@
               <w:bottom w:val="single" w:color="auto" w:sz="8" w:space="0"/>
               <w:right w:val="single" w:color="auto" w:sz="8" w:space="0"/>
             </w:tcBorders>
-            <w:noWrap w:val="0"/>
             <w:vAlign w:val="center"/>
           </w:tcPr>
           <w:p>
@@ -7904,7 +7774,6 @@
               <w:bottom w:val="single" w:color="auto" w:sz="8" w:space="0"/>
               <w:right w:val="single" w:color="auto" w:sz="8" w:space="0"/>
             </w:tcBorders>
-            <w:noWrap w:val="0"/>
             <w:vAlign w:val="center"/>
           </w:tcPr>
           <w:p>
@@ -8000,7 +7869,6 @@
               <w:bottom w:val="single" w:color="auto" w:sz="8" w:space="0"/>
               <w:right w:val="single" w:color="auto" w:sz="8" w:space="0"/>
             </w:tcBorders>
-            <w:noWrap w:val="0"/>
             <w:vAlign w:val="center"/>
           </w:tcPr>
           <w:p>
@@ -8096,7 +7964,6 @@
               <w:bottom w:val="single" w:color="auto" w:sz="8" w:space="0"/>
               <w:right w:val="single" w:color="auto" w:sz="8" w:space="0"/>
             </w:tcBorders>
-            <w:noWrap w:val="0"/>
             <w:vAlign w:val="center"/>
           </w:tcPr>
           <w:p>
@@ -8192,7 +8059,6 @@
               <w:bottom w:val="single" w:color="auto" w:sz="8" w:space="0"/>
               <w:right w:val="single" w:color="auto" w:sz="8" w:space="0"/>
             </w:tcBorders>
-            <w:noWrap w:val="0"/>
             <w:vAlign w:val="center"/>
           </w:tcPr>
           <w:p>
@@ -8280,7 +8146,6 @@
               <w:bottom w:val="single" w:color="auto" w:sz="8" w:space="0"/>
               <w:right w:val="single" w:color="auto" w:sz="8" w:space="0"/>
             </w:tcBorders>
-            <w:noWrap w:val="0"/>
             <w:vAlign w:val="center"/>
           </w:tcPr>
           <w:p>
@@ -8308,7 +8173,6 @@
               <w:bottom w:val="single" w:color="auto" w:sz="8" w:space="0"/>
               <w:right w:val="single" w:color="auto" w:sz="8" w:space="0"/>
             </w:tcBorders>
-            <w:noWrap w:val="0"/>
             <w:vAlign w:val="center"/>
           </w:tcPr>
           <w:p>
@@ -8348,7 +8212,6 @@
               <w:bottom w:val="single" w:color="auto" w:sz="8" w:space="0"/>
               <w:right w:val="single" w:color="auto" w:sz="8" w:space="0"/>
             </w:tcBorders>
-            <w:noWrap w:val="0"/>
             <w:vAlign w:val="center"/>
           </w:tcPr>
           <w:p>
@@ -8405,7 +8268,16 @@
           <w:rFonts w:hint="eastAsia" w:ascii="微软雅黑" w:hAnsi="微软雅黑" w:eastAsia="微软雅黑"/>
           <w:sz w:val="24"/>
         </w:rPr>
-        <w:t>对已统计的用户满意度调查问卷结果进行分析，满足公司对运维服务的要求（≥90分）</w:t>
+        <w:t>对已统计的用户满意度调查问卷结果进行分析，满足公司</w:t>
+      </w:r>
+      <w:bookmarkStart w:id="23" w:name="_GoBack"/>
+      <w:bookmarkEnd w:id="23"/>
+      <w:r>
+        <w:rPr>
+          <w:rFonts w:hint="eastAsia" w:ascii="微软雅黑" w:hAnsi="微软雅黑" w:eastAsia="微软雅黑"/>
+          <w:sz w:val="24"/>
+        </w:rPr>
+        <w:t>运维服务的要求</w:t>
       </w:r>
       <w:r>
         <w:rPr>
@@ -8490,8 +8362,8 @@
       </w:pPr>
       <w:bookmarkStart w:id="19" w:name="_Toc193352436"/>
       <w:bookmarkStart w:id="20" w:name="_Toc481913850"/>
-      <w:bookmarkStart w:id="21" w:name="_Toc428823209"/>
-      <w:bookmarkStart w:id="22" w:name="_Toc278555969"/>
+      <w:bookmarkStart w:id="21" w:name="_Toc278555969"/>
+      <w:bookmarkStart w:id="22" w:name="_Toc428823209"/>
       <w:r>
         <w:rPr>
           <w:rFonts w:hint="eastAsia"/>
@@ -8972,7 +8844,7 @@
     <w:lsdException w:unhideWhenUsed="0" w:uiPriority="0" w:semiHidden="0" w:name="Date"/>
     <w:lsdException w:unhideWhenUsed="0" w:uiPriority="0" w:semiHidden="0" w:name="Body Text First Indent"/>
     <w:lsdException w:unhideWhenUsed="0" w:uiPriority="0" w:semiHidden="0" w:name="Body Text First Indent 2"/>
-    <w:lsdException w:unhideWhenUsed="0" w:uiPriority="0" w:semiHidden="0" w:name="Note Heading"/>
+    <w:lsdException w:uiPriority="99" w:name="Note Heading"/>
     <w:lsdException w:unhideWhenUsed="0" w:uiPriority="0" w:semiHidden="0" w:name="Body Text 2"/>
     <w:lsdException w:unhideWhenUsed="0" w:uiPriority="0" w:semiHidden="0" w:name="Body Text 3"/>
     <w:lsdException w:unhideWhenUsed="0" w:uiPriority="0" w:semiHidden="0" w:name="Body Text Indent 2"/>
@@ -9458,10 +9330,10 @@
     <w:uiPriority w:val="0"/>
     <w:pPr>
       <w:pBdr>
-        <w:top w:val="none" w:color="auto" w:sz="0" w:space="1"/>
-        <w:left w:val="none" w:color="auto" w:sz="0" w:space="4"/>
-        <w:bottom w:val="none" w:color="auto" w:sz="0" w:space="1"/>
-        <w:right w:val="none" w:color="auto" w:sz="0" w:space="4"/>
+        <w:top w:val="none" w:color="auto" w:sz="0" w:space="0"/>
+        <w:left w:val="none" w:color="auto" w:sz="0" w:space="0"/>
+        <w:bottom w:val="none" w:color="auto" w:sz="0" w:space="0"/>
+        <w:right w:val="none" w:color="auto" w:sz="0" w:space="0"/>
       </w:pBdr>
       <w:tabs>
         <w:tab w:val="center" w:pos="4153"/>
@@ -9612,7 +9484,7 @@
     </w:rPr>
   </w:style>
   <w:style w:type="table" w:customStyle="1" w:styleId="28">
-    <w:name w:val="Table Normal"/>
+    <w:name w:val="Table Normal_1"/>
     <w:semiHidden/>
     <w:unhideWhenUsed/>
     <w:qFormat/>

--- a/4.质量管理/2.运行记录类文件/满意度调查报告.docx
+++ b/4.质量管理/2.运行记录类文件/满意度调查报告.docx
@@ -13,12 +13,65 @@
           <w:lang w:val="en-US" w:eastAsia="zh-CN"/>
         </w:rPr>
       </w:pPr>
+      <w:bookmarkStart w:id="23" w:name="_GoBack"/>
+      <w:r>
+        <w:drawing>
+          <wp:anchor distT="0" distB="0" distL="114300" distR="114300" simplePos="0" relativeHeight="251659264" behindDoc="1" locked="0" layoutInCell="1" allowOverlap="1">
+            <wp:simplePos x="0" y="0"/>
+            <wp:positionH relativeFrom="column">
+              <wp:posOffset>-1186815</wp:posOffset>
+            </wp:positionH>
+            <wp:positionV relativeFrom="paragraph">
+              <wp:posOffset>15875</wp:posOffset>
+            </wp:positionV>
+            <wp:extent cx="7609840" cy="9761855"/>
+            <wp:effectExtent l="0" t="0" r="10160" b="6985"/>
+            <wp:wrapNone/>
+            <wp:docPr id="1" name="图片 1"/>
+            <wp:cNvGraphicFramePr>
+              <a:graphicFrameLocks xmlns:a="http://schemas.openxmlformats.org/drawingml/2006/main" noChangeAspect="1"/>
+            </wp:cNvGraphicFramePr>
+            <a:graphic xmlns:a="http://schemas.openxmlformats.org/drawingml/2006/main">
+              <a:graphicData uri="http://schemas.openxmlformats.org/drawingml/2006/picture">
+                <pic:pic xmlns:pic="http://schemas.openxmlformats.org/drawingml/2006/picture">
+                  <pic:nvPicPr>
+                    <pic:cNvPr id="1" name="图片 1"/>
+                    <pic:cNvPicPr>
+                      <a:picLocks noChangeAspect="1"/>
+                    </pic:cNvPicPr>
+                  </pic:nvPicPr>
+                  <pic:blipFill>
+                    <a:blip r:embed="rId6"/>
+                    <a:stretch>
+                      <a:fillRect/>
+                    </a:stretch>
+                  </pic:blipFill>
+                  <pic:spPr>
+                    <a:xfrm>
+                      <a:off x="0" y="0"/>
+                      <a:ext cx="7609840" cy="9761855"/>
+                    </a:xfrm>
+                    <a:prstGeom prst="rect">
+                      <a:avLst/>
+                    </a:prstGeom>
+                    <a:noFill/>
+                    <a:ln>
+                      <a:noFill/>
+                    </a:ln>
+                  </pic:spPr>
+                </pic:pic>
+              </a:graphicData>
+            </a:graphic>
+          </wp:anchor>
+        </w:drawing>
+      </w:r>
+      <w:bookmarkEnd w:id="23"/>
       <w:r>
         <w:rPr>
           <w:rFonts w:hint="eastAsia"/>
           <w:lang w:val="en-US" w:eastAsia="zh-CN"/>
         </w:rPr>
-        <w:t>天津市华夏电缆有限公司</w:t>
+        <w:t>云南腾电科技有限公司</w:t>
       </w:r>
     </w:p>
     <w:p>
@@ -150,7 +203,7 @@
                 <w:vertAlign w:val="baseline"/>
                 <w:lang w:val="en-US" w:eastAsia="zh-CN"/>
               </w:rPr>
-              <w:t>刘鑫楠</w:t>
+              <w:t>吴杰</w:t>
             </w:r>
           </w:p>
         </w:tc>
@@ -194,7 +247,7 @@
                 <w:vertAlign w:val="baseline"/>
                 <w:lang w:val="en-US" w:eastAsia="zh-CN"/>
               </w:rPr>
-              <w:t>2025.70.14</w:t>
+              <w:t>2025.10.14</w:t>
             </w:r>
           </w:p>
         </w:tc>
@@ -266,7 +319,7 @@
                 <w:vertAlign w:val="baseline"/>
                 <w:lang w:val="en-US" w:eastAsia="zh-CN"/>
               </w:rPr>
-              <w:t>张智宏</w:t>
+              <w:t>赵建中</w:t>
             </w:r>
           </w:p>
         </w:tc>
@@ -316,7 +369,7 @@
                 <w:vertAlign w:val="baseline"/>
                 <w:lang w:val="en-US" w:eastAsia="zh-CN"/>
               </w:rPr>
-              <w:t>2025.70.14</w:t>
+              <w:t>2025.10.14</w:t>
             </w:r>
           </w:p>
         </w:tc>
@@ -381,7 +434,7 @@
                 <w:u w:val="single"/>
                 <w:lang w:val="en-US" w:eastAsia="zh-CN"/>
               </w:rPr>
-              <w:t>陈垒</w:t>
+              <w:t>陆涛</w:t>
             </w:r>
           </w:p>
         </w:tc>
@@ -425,7 +478,7 @@
                 <w:vertAlign w:val="baseline"/>
                 <w:lang w:val="en-US" w:eastAsia="zh-CN"/>
               </w:rPr>
-              <w:t>2025.70.14</w:t>
+              <w:t>2025.10.14</w:t>
             </w:r>
           </w:p>
         </w:tc>
@@ -984,7 +1037,7 @@
                 <w:rFonts w:hint="eastAsia"/>
                 <w:spacing w:val="-4"/>
               </w:rPr>
-              <w:t>刘鑫楠</w:t>
+              <w:t>吴杰</w:t>
             </w:r>
           </w:p>
         </w:tc>
@@ -1006,7 +1059,7 @@
               <w:rPr>
                 <w:spacing w:val="-1"/>
               </w:rPr>
-              <w:t>2025.7</w:t>
+              <w:t>2025.</w:t>
             </w:r>
             <w:r>
               <w:rPr>
@@ -1014,7 +1067,7 @@
                 <w:spacing w:val="-1"/>
                 <w:lang w:val="en-US" w:eastAsia="zh-CN"/>
               </w:rPr>
-              <w:t>0.14</w:t>
+              <w:t>10.14</w:t>
             </w:r>
           </w:p>
         </w:tc>
@@ -1032,7 +1085,7 @@
               <w:rPr>
                 <w:spacing w:val="-4"/>
               </w:rPr>
-              <w:t>张智宏</w:t>
+              <w:t>赵建中</w:t>
             </w:r>
           </w:p>
         </w:tc>
@@ -1054,7 +1107,7 @@
               <w:rPr>
                 <w:spacing w:val="-1"/>
               </w:rPr>
-              <w:t>2025.7</w:t>
+              <w:t>2025.</w:t>
             </w:r>
             <w:r>
               <w:rPr>
@@ -1062,7 +1115,7 @@
                 <w:spacing w:val="-1"/>
                 <w:lang w:val="en-US" w:eastAsia="zh-CN"/>
               </w:rPr>
-              <w:t>0.14</w:t>
+              <w:t>10.14</w:t>
             </w:r>
           </w:p>
         </w:tc>
@@ -1080,7 +1133,7 @@
               <w:rPr>
                 <w:spacing w:val="-3"/>
               </w:rPr>
-              <w:t>陈垒</w:t>
+              <w:t>陆涛</w:t>
             </w:r>
           </w:p>
         </w:tc>
@@ -1102,7 +1155,7 @@
               <w:rPr>
                 <w:spacing w:val="-1"/>
               </w:rPr>
-              <w:t>2025.7</w:t>
+              <w:t>2025.</w:t>
             </w:r>
             <w:r>
               <w:rPr>
@@ -1110,7 +1163,7 @@
                 <w:spacing w:val="-1"/>
                 <w:lang w:val="en-US" w:eastAsia="zh-CN"/>
               </w:rPr>
-              <w:t>0.14</w:t>
+              <w:t>10.14</w:t>
             </w:r>
           </w:p>
         </w:tc>
@@ -1550,10 +1603,10 @@
           <w:rFonts w:hint="eastAsia"/>
         </w:rPr>
       </w:pPr>
-      <w:bookmarkStart w:id="4" w:name="_Toc278555955"/>
-      <w:bookmarkStart w:id="5" w:name="_Toc428823196"/>
-      <w:bookmarkStart w:id="6" w:name="_Toc481913845"/>
-      <w:bookmarkStart w:id="7" w:name="_Toc198622118"/>
+      <w:bookmarkStart w:id="4" w:name="_Toc428823196"/>
+      <w:bookmarkStart w:id="5" w:name="_Toc198622118"/>
+      <w:bookmarkStart w:id="6" w:name="_Toc278555955"/>
+      <w:bookmarkStart w:id="7" w:name="_Toc481913845"/>
       <w:r>
         <w:rPr>
           <w:rFonts w:hint="eastAsia"/>
@@ -1598,7 +1651,7 @@
           <w:sz w:val="24"/>
           <w:lang w:val="en-US" w:eastAsia="zh-CN"/>
         </w:rPr>
-        <w:t>2025-12-10</w:t>
+        <w:t>2025-10-10</w:t>
       </w:r>
       <w:r>
         <w:rPr>
@@ -1628,7 +1681,7 @@
           <w:sz w:val="24"/>
           <w:lang w:val="en-US" w:eastAsia="zh-CN"/>
         </w:rPr>
-        <w:t>2025-12-13</w:t>
+        <w:t>2025-10-13</w:t>
       </w:r>
     </w:p>
     <w:p>
@@ -1657,7 +1710,7 @@
           <w:sz w:val="24"/>
           <w:lang w:val="en-US" w:eastAsia="zh-CN"/>
         </w:rPr>
-        <w:t>2025-12-14</w:t>
+        <w:t>2025-10-14</w:t>
       </w:r>
     </w:p>
     <w:p>
@@ -1668,10 +1721,10 @@
           <w:rFonts w:hint="eastAsia"/>
         </w:rPr>
       </w:pPr>
-      <w:bookmarkStart w:id="8" w:name="_Toc198622119"/>
+      <w:bookmarkStart w:id="8" w:name="_Toc428823197"/>
       <w:bookmarkStart w:id="9" w:name="_Toc481913846"/>
       <w:bookmarkStart w:id="10" w:name="_Toc278555956"/>
-      <w:bookmarkStart w:id="11" w:name="_Toc428823197"/>
+      <w:bookmarkStart w:id="11" w:name="_Toc198622119"/>
       <w:r>
         <w:rPr>
           <w:rFonts w:hint="eastAsia"/>
@@ -1715,7 +1768,7 @@
           <w:spacing w:val="0"/>
           <w:sz w:val="24"/>
           <w:szCs w:val="24"/>
-          <w:shd w:val="clear" w:color="auto" w:fill="FFFFFF"/>
+          <w:shd w:val="clear" w:fill="FFFFFF"/>
         </w:rPr>
         <w:t>四川中电福溪电力开发有限公司</w:t>
       </w:r>
@@ -1745,7 +1798,7 @@
           <w:spacing w:val="0"/>
           <w:sz w:val="24"/>
           <w:szCs w:val="24"/>
-          <w:shd w:val="clear" w:color="auto" w:fill="FFFFFF"/>
+          <w:shd w:val="clear" w:fill="FFFFFF"/>
         </w:rPr>
         <w:t>光大环保能源（天津）有限公司</w:t>
       </w:r>
@@ -1775,7 +1828,7 @@
           <w:spacing w:val="0"/>
           <w:sz w:val="24"/>
           <w:szCs w:val="24"/>
-          <w:shd w:val="clear" w:color="auto" w:fill="FFFFFF"/>
+          <w:shd w:val="clear" w:fill="FFFFFF"/>
         </w:rPr>
         <w:t>中国水利电力物资天津有限公司</w:t>
       </w:r>
@@ -1805,7 +1858,7 @@
           <w:spacing w:val="0"/>
           <w:sz w:val="24"/>
           <w:szCs w:val="24"/>
-          <w:shd w:val="clear" w:color="auto" w:fill="FFFFFF"/>
+          <w:shd w:val="clear" w:fill="FFFFFF"/>
         </w:rPr>
         <w:t>巴彦淖尔乌拉特中旗富汇风能电力有限公司</w:t>
       </w:r>
@@ -1835,7 +1888,7 @@
           <w:spacing w:val="0"/>
           <w:sz w:val="24"/>
           <w:szCs w:val="24"/>
-          <w:shd w:val="clear" w:color="auto" w:fill="FFFFFF"/>
+          <w:shd w:val="clear" w:fill="FFFFFF"/>
         </w:rPr>
         <w:t>大唐乌拉特后旗新能源有限公司</w:t>
       </w:r>
@@ -1865,7 +1918,7 @@
           <w:spacing w:val="0"/>
           <w:sz w:val="24"/>
           <w:szCs w:val="24"/>
-          <w:shd w:val="clear" w:color="auto" w:fill="FFFFFF"/>
+          <w:shd w:val="clear" w:fill="FFFFFF"/>
         </w:rPr>
         <w:t>大唐五原新能源有限公司</w:t>
       </w:r>
@@ -1895,7 +1948,7 @@
           <w:spacing w:val="0"/>
           <w:sz w:val="24"/>
           <w:szCs w:val="24"/>
-          <w:shd w:val="clear" w:color="auto" w:fill="FFFFFF"/>
+          <w:shd w:val="clear" w:fill="FFFFFF"/>
         </w:rPr>
         <w:t>巴彦淖尔乌拉特后旗富汇风能电力有限公司</w:t>
       </w:r>
@@ -1926,7 +1979,7 @@
           <w:spacing w:val="0"/>
           <w:sz w:val="24"/>
           <w:szCs w:val="24"/>
-          <w:shd w:val="clear" w:color="auto" w:fill="FFFFFF"/>
+          <w:shd w:val="clear" w:fill="FFFFFF"/>
         </w:rPr>
         <w:t>吉林电力股份有限公司</w:t>
       </w:r>
@@ -2020,9 +2073,9 @@
           <w:rFonts w:hint="eastAsia"/>
         </w:rPr>
       </w:pPr>
-      <w:bookmarkStart w:id="13" w:name="_Toc481913848"/>
+      <w:bookmarkStart w:id="13" w:name="_Toc428823199"/>
       <w:bookmarkStart w:id="14" w:name="_Toc278555959"/>
-      <w:bookmarkStart w:id="15" w:name="_Toc428823199"/>
+      <w:bookmarkStart w:id="15" w:name="_Toc481913848"/>
       <w:r>
         <w:rPr>
           <w:rFonts w:hint="eastAsia"/>
@@ -2059,8 +2112,8 @@
           <w:rFonts w:hint="eastAsia"/>
         </w:rPr>
       </w:pPr>
-      <w:bookmarkStart w:id="16" w:name="_Toc278555965"/>
-      <w:bookmarkStart w:id="17" w:name="_Toc428823205"/>
+      <w:bookmarkStart w:id="16" w:name="_Toc428823205"/>
+      <w:bookmarkStart w:id="17" w:name="_Toc278555965"/>
       <w:bookmarkStart w:id="18" w:name="_Toc481913849"/>
       <w:r>
         <w:rPr>
@@ -2229,6 +2282,7 @@
               <w:bottom w:val="single" w:color="auto" w:sz="8" w:space="0"/>
               <w:right w:val="single" w:color="auto" w:sz="8" w:space="0"/>
             </w:tcBorders>
+            <w:noWrap w:val="0"/>
             <w:vAlign w:val="center"/>
           </w:tcPr>
           <w:p>
@@ -2312,6 +2366,7 @@
               <w:bottom w:val="single" w:color="auto" w:sz="8" w:space="0"/>
               <w:right w:val="single" w:color="auto" w:sz="8" w:space="0"/>
             </w:tcBorders>
+            <w:noWrap w:val="0"/>
             <w:vAlign w:val="center"/>
           </w:tcPr>
           <w:p>
@@ -2364,6 +2419,7 @@
               <w:bottom w:val="single" w:color="auto" w:sz="8" w:space="0"/>
               <w:right w:val="single" w:color="auto" w:sz="8" w:space="0"/>
             </w:tcBorders>
+            <w:noWrap w:val="0"/>
             <w:vAlign w:val="center"/>
           </w:tcPr>
           <w:p>
@@ -2402,6 +2458,7 @@
               <w:bottom w:val="single" w:color="auto" w:sz="8" w:space="0"/>
               <w:right w:val="single" w:color="auto" w:sz="8" w:space="0"/>
             </w:tcBorders>
+            <w:noWrap w:val="0"/>
             <w:vAlign w:val="center"/>
           </w:tcPr>
           <w:p>
@@ -2440,6 +2497,7 @@
               <w:bottom w:val="single" w:color="auto" w:sz="8" w:space="0"/>
               <w:right w:val="single" w:color="auto" w:sz="8" w:space="0"/>
             </w:tcBorders>
+            <w:noWrap w:val="0"/>
             <w:vAlign w:val="center"/>
           </w:tcPr>
           <w:p>
@@ -2478,6 +2536,7 @@
               <w:bottom w:val="single" w:color="auto" w:sz="8" w:space="0"/>
               <w:right w:val="single" w:color="auto" w:sz="8" w:space="0"/>
             </w:tcBorders>
+            <w:noWrap w:val="0"/>
             <w:vAlign w:val="center"/>
           </w:tcPr>
           <w:p>
@@ -2516,6 +2575,7 @@
               <w:bottom w:val="single" w:color="auto" w:sz="8" w:space="0"/>
               <w:right w:val="single" w:color="auto" w:sz="8" w:space="0"/>
             </w:tcBorders>
+            <w:noWrap w:val="0"/>
             <w:vAlign w:val="center"/>
           </w:tcPr>
           <w:p>
@@ -2554,6 +2614,7 @@
               <w:bottom w:val="single" w:color="auto" w:sz="8" w:space="0"/>
               <w:right w:val="single" w:color="auto" w:sz="8" w:space="0"/>
             </w:tcBorders>
+            <w:noWrap w:val="0"/>
             <w:vAlign w:val="center"/>
           </w:tcPr>
           <w:p>
@@ -2592,6 +2653,7 @@
               <w:bottom w:val="single" w:color="auto" w:sz="8" w:space="0"/>
               <w:right w:val="single" w:color="auto" w:sz="8" w:space="0"/>
             </w:tcBorders>
+            <w:noWrap w:val="0"/>
             <w:vAlign w:val="center"/>
           </w:tcPr>
           <w:p>
@@ -2630,6 +2692,7 @@
               <w:bottom w:val="single" w:color="auto" w:sz="8" w:space="0"/>
               <w:right w:val="single" w:color="auto" w:sz="8" w:space="0"/>
             </w:tcBorders>
+            <w:noWrap w:val="0"/>
             <w:vAlign w:val="center"/>
           </w:tcPr>
           <w:p>
@@ -2668,6 +2731,7 @@
               <w:bottom w:val="single" w:color="auto" w:sz="8" w:space="0"/>
               <w:right w:val="single" w:color="auto" w:sz="8" w:space="0"/>
             </w:tcBorders>
+            <w:noWrap w:val="0"/>
             <w:vAlign w:val="center"/>
           </w:tcPr>
           <w:p>
@@ -2706,6 +2770,7 @@
               <w:bottom w:val="single" w:color="auto" w:sz="8" w:space="0"/>
               <w:right w:val="single" w:color="auto" w:sz="8" w:space="0"/>
             </w:tcBorders>
+            <w:noWrap w:val="0"/>
             <w:vAlign w:val="center"/>
           </w:tcPr>
           <w:p>
@@ -2744,6 +2809,7 @@
               <w:bottom w:val="single" w:color="auto" w:sz="8" w:space="0"/>
               <w:right w:val="single" w:color="auto" w:sz="8" w:space="0"/>
             </w:tcBorders>
+            <w:noWrap w:val="0"/>
             <w:vAlign w:val="center"/>
           </w:tcPr>
           <w:p>
@@ -2782,6 +2848,7 @@
               <w:bottom w:val="single" w:color="auto" w:sz="8" w:space="0"/>
               <w:right w:val="single" w:color="auto" w:sz="8" w:space="0"/>
             </w:tcBorders>
+            <w:noWrap w:val="0"/>
             <w:vAlign w:val="center"/>
           </w:tcPr>
           <w:p>
@@ -2820,6 +2887,7 @@
               <w:bottom w:val="single" w:color="auto" w:sz="8" w:space="0"/>
               <w:right w:val="single" w:color="auto" w:sz="8" w:space="0"/>
             </w:tcBorders>
+            <w:noWrap w:val="0"/>
             <w:vAlign w:val="center"/>
           </w:tcPr>
           <w:p>
@@ -2872,6 +2940,7 @@
               <w:bottom w:val="single" w:color="auto" w:sz="8" w:space="0"/>
               <w:right w:val="single" w:color="auto" w:sz="8" w:space="0"/>
             </w:tcBorders>
+            <w:noWrap w:val="0"/>
             <w:vAlign w:val="center"/>
           </w:tcPr>
           <w:p>
@@ -2910,6 +2979,7 @@
               <w:bottom w:val="single" w:color="auto" w:sz="8" w:space="0"/>
               <w:right w:val="single" w:color="auto" w:sz="8" w:space="0"/>
             </w:tcBorders>
+            <w:noWrap w:val="0"/>
             <w:vAlign w:val="center"/>
           </w:tcPr>
           <w:p>
@@ -2938,7 +3008,7 @@
                 <w:spacing w:val="0"/>
                 <w:sz w:val="24"/>
                 <w:szCs w:val="24"/>
-                <w:shd w:val="clear" w:color="auto" w:fill="FFFFFF"/>
+                <w:shd w:val="clear" w:fill="FFFFFF"/>
               </w:rPr>
               <w:t>四川中电福溪电力开发有限公司</w:t>
             </w:r>
@@ -2953,6 +3023,7 @@
               <w:bottom w:val="single" w:color="auto" w:sz="8" w:space="0"/>
               <w:right w:val="single" w:color="auto" w:sz="8" w:space="0"/>
             </w:tcBorders>
+            <w:noWrap w:val="0"/>
             <w:vAlign w:val="center"/>
           </w:tcPr>
           <w:p>
@@ -2991,6 +3062,7 @@
               <w:bottom w:val="single" w:color="auto" w:sz="8" w:space="0"/>
               <w:right w:val="single" w:color="auto" w:sz="8" w:space="0"/>
             </w:tcBorders>
+            <w:noWrap w:val="0"/>
             <w:vAlign w:val="center"/>
           </w:tcPr>
           <w:p>
@@ -3029,6 +3101,7 @@
               <w:bottom w:val="single" w:color="auto" w:sz="8" w:space="0"/>
               <w:right w:val="single" w:color="auto" w:sz="8" w:space="0"/>
             </w:tcBorders>
+            <w:noWrap w:val="0"/>
             <w:vAlign w:val="center"/>
           </w:tcPr>
           <w:p>
@@ -3067,6 +3140,7 @@
               <w:bottom w:val="single" w:color="auto" w:sz="8" w:space="0"/>
               <w:right w:val="single" w:color="auto" w:sz="8" w:space="0"/>
             </w:tcBorders>
+            <w:noWrap w:val="0"/>
             <w:vAlign w:val="center"/>
           </w:tcPr>
           <w:p>
@@ -3105,6 +3179,7 @@
               <w:bottom w:val="single" w:color="auto" w:sz="8" w:space="0"/>
               <w:right w:val="single" w:color="auto" w:sz="8" w:space="0"/>
             </w:tcBorders>
+            <w:noWrap w:val="0"/>
             <w:vAlign w:val="center"/>
           </w:tcPr>
           <w:p>
@@ -3143,6 +3218,7 @@
               <w:bottom w:val="single" w:color="auto" w:sz="8" w:space="0"/>
               <w:right w:val="single" w:color="auto" w:sz="8" w:space="0"/>
             </w:tcBorders>
+            <w:noWrap w:val="0"/>
             <w:vAlign w:val="center"/>
           </w:tcPr>
           <w:p>
@@ -3181,6 +3257,7 @@
               <w:bottom w:val="single" w:color="auto" w:sz="8" w:space="0"/>
               <w:right w:val="single" w:color="auto" w:sz="8" w:space="0"/>
             </w:tcBorders>
+            <w:noWrap w:val="0"/>
             <w:vAlign w:val="center"/>
           </w:tcPr>
           <w:p>
@@ -3219,6 +3296,7 @@
               <w:bottom w:val="single" w:color="auto" w:sz="8" w:space="0"/>
               <w:right w:val="single" w:color="auto" w:sz="8" w:space="0"/>
             </w:tcBorders>
+            <w:noWrap w:val="0"/>
             <w:vAlign w:val="center"/>
           </w:tcPr>
           <w:p>
@@ -3257,6 +3335,7 @@
               <w:bottom w:val="single" w:color="auto" w:sz="8" w:space="0"/>
               <w:right w:val="single" w:color="auto" w:sz="8" w:space="0"/>
             </w:tcBorders>
+            <w:noWrap w:val="0"/>
             <w:vAlign w:val="center"/>
           </w:tcPr>
           <w:p>
@@ -3295,6 +3374,7 @@
               <w:bottom w:val="single" w:color="auto" w:sz="8" w:space="0"/>
               <w:right w:val="single" w:color="auto" w:sz="8" w:space="0"/>
             </w:tcBorders>
+            <w:noWrap w:val="0"/>
             <w:vAlign w:val="center"/>
           </w:tcPr>
           <w:p>
@@ -3333,6 +3413,7 @@
               <w:bottom w:val="single" w:color="auto" w:sz="8" w:space="0"/>
               <w:right w:val="single" w:color="auto" w:sz="8" w:space="0"/>
             </w:tcBorders>
+            <w:noWrap w:val="0"/>
             <w:vAlign w:val="center"/>
           </w:tcPr>
           <w:p>
@@ -3396,6 +3477,7 @@
               <w:bottom w:val="single" w:color="auto" w:sz="8" w:space="0"/>
               <w:right w:val="single" w:color="auto" w:sz="8" w:space="0"/>
             </w:tcBorders>
+            <w:noWrap w:val="0"/>
             <w:vAlign w:val="center"/>
           </w:tcPr>
           <w:p>
@@ -3434,6 +3516,7 @@
               <w:bottom w:val="single" w:color="auto" w:sz="8" w:space="0"/>
               <w:right w:val="single" w:color="auto" w:sz="8" w:space="0"/>
             </w:tcBorders>
+            <w:noWrap w:val="0"/>
             <w:vAlign w:val="center"/>
           </w:tcPr>
           <w:p>
@@ -3462,7 +3545,7 @@
                 <w:spacing w:val="0"/>
                 <w:sz w:val="24"/>
                 <w:szCs w:val="24"/>
-                <w:shd w:val="clear" w:color="auto" w:fill="FFFFFF"/>
+                <w:shd w:val="clear" w:fill="FFFFFF"/>
               </w:rPr>
               <w:t>光大环保能源（天津）有限公司</w:t>
             </w:r>
@@ -3477,6 +3560,7 @@
               <w:bottom w:val="single" w:color="auto" w:sz="8" w:space="0"/>
               <w:right w:val="single" w:color="auto" w:sz="8" w:space="0"/>
             </w:tcBorders>
+            <w:noWrap w:val="0"/>
             <w:vAlign w:val="center"/>
           </w:tcPr>
           <w:p>
@@ -3515,6 +3599,7 @@
               <w:bottom w:val="single" w:color="auto" w:sz="8" w:space="0"/>
               <w:right w:val="single" w:color="auto" w:sz="8" w:space="0"/>
             </w:tcBorders>
+            <w:noWrap w:val="0"/>
             <w:vAlign w:val="center"/>
           </w:tcPr>
           <w:p>
@@ -3553,6 +3638,7 @@
               <w:bottom w:val="single" w:color="auto" w:sz="8" w:space="0"/>
               <w:right w:val="single" w:color="auto" w:sz="8" w:space="0"/>
             </w:tcBorders>
+            <w:noWrap w:val="0"/>
             <w:vAlign w:val="center"/>
           </w:tcPr>
           <w:p>
@@ -3591,6 +3677,7 @@
               <w:bottom w:val="single" w:color="auto" w:sz="8" w:space="0"/>
               <w:right w:val="single" w:color="auto" w:sz="8" w:space="0"/>
             </w:tcBorders>
+            <w:noWrap w:val="0"/>
             <w:vAlign w:val="center"/>
           </w:tcPr>
           <w:p>
@@ -3629,6 +3716,7 @@
               <w:bottom w:val="single" w:color="auto" w:sz="8" w:space="0"/>
               <w:right w:val="single" w:color="auto" w:sz="8" w:space="0"/>
             </w:tcBorders>
+            <w:noWrap w:val="0"/>
             <w:vAlign w:val="center"/>
           </w:tcPr>
           <w:p>
@@ -3667,6 +3755,7 @@
               <w:bottom w:val="single" w:color="auto" w:sz="8" w:space="0"/>
               <w:right w:val="single" w:color="auto" w:sz="8" w:space="0"/>
             </w:tcBorders>
+            <w:noWrap w:val="0"/>
             <w:vAlign w:val="center"/>
           </w:tcPr>
           <w:p>
@@ -3705,6 +3794,7 @@
               <w:bottom w:val="single" w:color="auto" w:sz="8" w:space="0"/>
               <w:right w:val="single" w:color="auto" w:sz="8" w:space="0"/>
             </w:tcBorders>
+            <w:noWrap w:val="0"/>
             <w:vAlign w:val="center"/>
           </w:tcPr>
           <w:p>
@@ -3743,6 +3833,7 @@
               <w:bottom w:val="single" w:color="auto" w:sz="8" w:space="0"/>
               <w:right w:val="single" w:color="auto" w:sz="8" w:space="0"/>
             </w:tcBorders>
+            <w:noWrap w:val="0"/>
             <w:vAlign w:val="center"/>
           </w:tcPr>
           <w:p>
@@ -3781,6 +3872,7 @@
               <w:bottom w:val="single" w:color="auto" w:sz="8" w:space="0"/>
               <w:right w:val="single" w:color="auto" w:sz="8" w:space="0"/>
             </w:tcBorders>
+            <w:noWrap w:val="0"/>
             <w:vAlign w:val="center"/>
           </w:tcPr>
           <w:p>
@@ -3819,6 +3911,7 @@
               <w:bottom w:val="single" w:color="auto" w:sz="8" w:space="0"/>
               <w:right w:val="single" w:color="auto" w:sz="8" w:space="0"/>
             </w:tcBorders>
+            <w:noWrap w:val="0"/>
             <w:vAlign w:val="center"/>
           </w:tcPr>
           <w:p>
@@ -3857,6 +3950,7 @@
               <w:bottom w:val="single" w:color="auto" w:sz="8" w:space="0"/>
               <w:right w:val="single" w:color="auto" w:sz="8" w:space="0"/>
             </w:tcBorders>
+            <w:noWrap w:val="0"/>
             <w:vAlign w:val="center"/>
           </w:tcPr>
           <w:p>
@@ -3909,6 +4003,7 @@
               <w:bottom w:val="single" w:color="auto" w:sz="8" w:space="0"/>
               <w:right w:val="single" w:color="auto" w:sz="8" w:space="0"/>
             </w:tcBorders>
+            <w:noWrap w:val="0"/>
             <w:vAlign w:val="center"/>
           </w:tcPr>
           <w:p>
@@ -3947,6 +4042,7 @@
               <w:bottom w:val="single" w:color="auto" w:sz="8" w:space="0"/>
               <w:right w:val="single" w:color="auto" w:sz="8" w:space="0"/>
             </w:tcBorders>
+            <w:noWrap w:val="0"/>
             <w:vAlign w:val="center"/>
           </w:tcPr>
           <w:p>
@@ -3975,7 +4071,7 @@
                 <w:spacing w:val="0"/>
                 <w:sz w:val="24"/>
                 <w:szCs w:val="24"/>
-                <w:shd w:val="clear" w:color="auto" w:fill="FFFFFF"/>
+                <w:shd w:val="clear" w:fill="FFFFFF"/>
               </w:rPr>
               <w:t>中国水利电力物资天津有限公司</w:t>
             </w:r>
@@ -3990,6 +4086,7 @@
               <w:bottom w:val="single" w:color="auto" w:sz="8" w:space="0"/>
               <w:right w:val="single" w:color="auto" w:sz="8" w:space="0"/>
             </w:tcBorders>
+            <w:noWrap w:val="0"/>
             <w:vAlign w:val="center"/>
           </w:tcPr>
           <w:p>
@@ -4028,6 +4125,7 @@
               <w:bottom w:val="single" w:color="auto" w:sz="8" w:space="0"/>
               <w:right w:val="single" w:color="auto" w:sz="8" w:space="0"/>
             </w:tcBorders>
+            <w:noWrap w:val="0"/>
             <w:vAlign w:val="center"/>
           </w:tcPr>
           <w:p>
@@ -4066,6 +4164,7 @@
               <w:bottom w:val="single" w:color="auto" w:sz="8" w:space="0"/>
               <w:right w:val="single" w:color="auto" w:sz="8" w:space="0"/>
             </w:tcBorders>
+            <w:noWrap w:val="0"/>
             <w:vAlign w:val="center"/>
           </w:tcPr>
           <w:p>
@@ -4104,6 +4203,7 @@
               <w:bottom w:val="single" w:color="auto" w:sz="8" w:space="0"/>
               <w:right w:val="single" w:color="auto" w:sz="8" w:space="0"/>
             </w:tcBorders>
+            <w:noWrap w:val="0"/>
             <w:vAlign w:val="center"/>
           </w:tcPr>
           <w:p>
@@ -4142,6 +4242,7 @@
               <w:bottom w:val="single" w:color="auto" w:sz="8" w:space="0"/>
               <w:right w:val="single" w:color="auto" w:sz="8" w:space="0"/>
             </w:tcBorders>
+            <w:noWrap w:val="0"/>
             <w:vAlign w:val="center"/>
           </w:tcPr>
           <w:p>
@@ -4180,6 +4281,7 @@
               <w:bottom w:val="single" w:color="auto" w:sz="8" w:space="0"/>
               <w:right w:val="single" w:color="auto" w:sz="8" w:space="0"/>
             </w:tcBorders>
+            <w:noWrap w:val="0"/>
             <w:vAlign w:val="center"/>
           </w:tcPr>
           <w:p>
@@ -4218,6 +4320,7 @@
               <w:bottom w:val="single" w:color="auto" w:sz="8" w:space="0"/>
               <w:right w:val="single" w:color="auto" w:sz="8" w:space="0"/>
             </w:tcBorders>
+            <w:noWrap w:val="0"/>
             <w:vAlign w:val="center"/>
           </w:tcPr>
           <w:p>
@@ -4256,6 +4359,7 @@
               <w:bottom w:val="single" w:color="auto" w:sz="8" w:space="0"/>
               <w:right w:val="single" w:color="auto" w:sz="8" w:space="0"/>
             </w:tcBorders>
+            <w:noWrap w:val="0"/>
             <w:vAlign w:val="center"/>
           </w:tcPr>
           <w:p>
@@ -4294,6 +4398,7 @@
               <w:bottom w:val="single" w:color="auto" w:sz="8" w:space="0"/>
               <w:right w:val="single" w:color="auto" w:sz="8" w:space="0"/>
             </w:tcBorders>
+            <w:noWrap w:val="0"/>
             <w:vAlign w:val="center"/>
           </w:tcPr>
           <w:p>
@@ -4332,6 +4437,7 @@
               <w:bottom w:val="single" w:color="auto" w:sz="8" w:space="0"/>
               <w:right w:val="single" w:color="auto" w:sz="8" w:space="0"/>
             </w:tcBorders>
+            <w:noWrap w:val="0"/>
             <w:vAlign w:val="center"/>
           </w:tcPr>
           <w:p>
@@ -4370,6 +4476,7 @@
               <w:bottom w:val="single" w:color="auto" w:sz="8" w:space="0"/>
               <w:right w:val="single" w:color="auto" w:sz="8" w:space="0"/>
             </w:tcBorders>
+            <w:noWrap w:val="0"/>
             <w:vAlign w:val="center"/>
           </w:tcPr>
           <w:p>
@@ -4422,6 +4529,7 @@
               <w:bottom w:val="single" w:color="auto" w:sz="8" w:space="0"/>
               <w:right w:val="single" w:color="auto" w:sz="8" w:space="0"/>
             </w:tcBorders>
+            <w:noWrap w:val="0"/>
             <w:vAlign w:val="center"/>
           </w:tcPr>
           <w:p>
@@ -4460,6 +4568,7 @@
               <w:bottom w:val="single" w:color="auto" w:sz="8" w:space="0"/>
               <w:right w:val="single" w:color="auto" w:sz="8" w:space="0"/>
             </w:tcBorders>
+            <w:noWrap w:val="0"/>
             <w:vAlign w:val="center"/>
           </w:tcPr>
           <w:p>
@@ -4488,7 +4597,7 @@
                 <w:spacing w:val="0"/>
                 <w:sz w:val="24"/>
                 <w:szCs w:val="24"/>
-                <w:shd w:val="clear" w:color="auto" w:fill="FFFFFF"/>
+                <w:shd w:val="clear" w:fill="FFFFFF"/>
               </w:rPr>
               <w:t>巴彦淖尔乌拉特中旗富汇风能电力有限公司</w:t>
             </w:r>
@@ -4503,6 +4612,7 @@
               <w:bottom w:val="single" w:color="auto" w:sz="8" w:space="0"/>
               <w:right w:val="single" w:color="auto" w:sz="8" w:space="0"/>
             </w:tcBorders>
+            <w:noWrap w:val="0"/>
             <w:vAlign w:val="center"/>
           </w:tcPr>
           <w:p>
@@ -4541,6 +4651,7 @@
               <w:bottom w:val="single" w:color="auto" w:sz="8" w:space="0"/>
               <w:right w:val="single" w:color="auto" w:sz="8" w:space="0"/>
             </w:tcBorders>
+            <w:noWrap w:val="0"/>
             <w:vAlign w:val="center"/>
           </w:tcPr>
           <w:p>
@@ -4579,6 +4690,7 @@
               <w:bottom w:val="single" w:color="auto" w:sz="8" w:space="0"/>
               <w:right w:val="single" w:color="auto" w:sz="8" w:space="0"/>
             </w:tcBorders>
+            <w:noWrap w:val="0"/>
             <w:vAlign w:val="center"/>
           </w:tcPr>
           <w:p>
@@ -4617,6 +4729,7 @@
               <w:bottom w:val="single" w:color="auto" w:sz="8" w:space="0"/>
               <w:right w:val="single" w:color="auto" w:sz="8" w:space="0"/>
             </w:tcBorders>
+            <w:noWrap w:val="0"/>
             <w:vAlign w:val="center"/>
           </w:tcPr>
           <w:p>
@@ -4655,6 +4768,7 @@
               <w:bottom w:val="single" w:color="auto" w:sz="8" w:space="0"/>
               <w:right w:val="single" w:color="auto" w:sz="8" w:space="0"/>
             </w:tcBorders>
+            <w:noWrap w:val="0"/>
             <w:vAlign w:val="center"/>
           </w:tcPr>
           <w:p>
@@ -4693,6 +4807,7 @@
               <w:bottom w:val="single" w:color="auto" w:sz="8" w:space="0"/>
               <w:right w:val="single" w:color="auto" w:sz="8" w:space="0"/>
             </w:tcBorders>
+            <w:noWrap w:val="0"/>
             <w:vAlign w:val="center"/>
           </w:tcPr>
           <w:p>
@@ -4731,6 +4846,7 @@
               <w:bottom w:val="single" w:color="auto" w:sz="8" w:space="0"/>
               <w:right w:val="single" w:color="auto" w:sz="8" w:space="0"/>
             </w:tcBorders>
+            <w:noWrap w:val="0"/>
             <w:vAlign w:val="center"/>
           </w:tcPr>
           <w:p>
@@ -4769,6 +4885,7 @@
               <w:bottom w:val="single" w:color="auto" w:sz="8" w:space="0"/>
               <w:right w:val="single" w:color="auto" w:sz="8" w:space="0"/>
             </w:tcBorders>
+            <w:noWrap w:val="0"/>
             <w:vAlign w:val="center"/>
           </w:tcPr>
           <w:p>
@@ -4807,6 +4924,7 @@
               <w:bottom w:val="single" w:color="auto" w:sz="8" w:space="0"/>
               <w:right w:val="single" w:color="auto" w:sz="8" w:space="0"/>
             </w:tcBorders>
+            <w:noWrap w:val="0"/>
             <w:vAlign w:val="center"/>
           </w:tcPr>
           <w:p>
@@ -4845,6 +4963,7 @@
               <w:bottom w:val="single" w:color="auto" w:sz="8" w:space="0"/>
               <w:right w:val="single" w:color="auto" w:sz="8" w:space="0"/>
             </w:tcBorders>
+            <w:noWrap w:val="0"/>
             <w:vAlign w:val="center"/>
           </w:tcPr>
           <w:p>
@@ -4883,6 +5002,7 @@
               <w:bottom w:val="single" w:color="auto" w:sz="8" w:space="0"/>
               <w:right w:val="single" w:color="auto" w:sz="8" w:space="0"/>
             </w:tcBorders>
+            <w:noWrap w:val="0"/>
             <w:vAlign w:val="center"/>
           </w:tcPr>
           <w:p>
@@ -4935,6 +5055,7 @@
               <w:bottom w:val="single" w:color="auto" w:sz="8" w:space="0"/>
               <w:right w:val="single" w:color="auto" w:sz="8" w:space="0"/>
             </w:tcBorders>
+            <w:noWrap w:val="0"/>
             <w:vAlign w:val="center"/>
           </w:tcPr>
           <w:p>
@@ -4973,6 +5094,7 @@
               <w:bottom w:val="single" w:color="auto" w:sz="8" w:space="0"/>
               <w:right w:val="single" w:color="auto" w:sz="8" w:space="0"/>
             </w:tcBorders>
+            <w:noWrap w:val="0"/>
             <w:vAlign w:val="center"/>
           </w:tcPr>
           <w:p>
@@ -5001,7 +5123,7 @@
                 <w:spacing w:val="0"/>
                 <w:sz w:val="24"/>
                 <w:szCs w:val="24"/>
-                <w:shd w:val="clear" w:color="auto" w:fill="FFFFFF"/>
+                <w:shd w:val="clear" w:fill="FFFFFF"/>
               </w:rPr>
               <w:t>大唐乌拉特后旗新能源有限公司</w:t>
             </w:r>
@@ -5016,6 +5138,7 @@
               <w:bottom w:val="single" w:color="auto" w:sz="8" w:space="0"/>
               <w:right w:val="single" w:color="auto" w:sz="8" w:space="0"/>
             </w:tcBorders>
+            <w:noWrap w:val="0"/>
             <w:vAlign w:val="center"/>
           </w:tcPr>
           <w:p>
@@ -5054,6 +5177,7 @@
               <w:bottom w:val="single" w:color="auto" w:sz="8" w:space="0"/>
               <w:right w:val="single" w:color="auto" w:sz="8" w:space="0"/>
             </w:tcBorders>
+            <w:noWrap w:val="0"/>
             <w:vAlign w:val="center"/>
           </w:tcPr>
           <w:p>
@@ -5092,6 +5216,7 @@
               <w:bottom w:val="single" w:color="auto" w:sz="8" w:space="0"/>
               <w:right w:val="single" w:color="auto" w:sz="8" w:space="0"/>
             </w:tcBorders>
+            <w:noWrap w:val="0"/>
             <w:vAlign w:val="center"/>
           </w:tcPr>
           <w:p>
@@ -5130,6 +5255,7 @@
               <w:bottom w:val="single" w:color="auto" w:sz="8" w:space="0"/>
               <w:right w:val="single" w:color="auto" w:sz="8" w:space="0"/>
             </w:tcBorders>
+            <w:noWrap w:val="0"/>
             <w:vAlign w:val="center"/>
           </w:tcPr>
           <w:p>
@@ -5168,6 +5294,7 @@
               <w:bottom w:val="single" w:color="auto" w:sz="8" w:space="0"/>
               <w:right w:val="single" w:color="auto" w:sz="8" w:space="0"/>
             </w:tcBorders>
+            <w:noWrap w:val="0"/>
             <w:vAlign w:val="center"/>
           </w:tcPr>
           <w:p>
@@ -5206,6 +5333,7 @@
               <w:bottom w:val="single" w:color="auto" w:sz="8" w:space="0"/>
               <w:right w:val="single" w:color="auto" w:sz="8" w:space="0"/>
             </w:tcBorders>
+            <w:noWrap w:val="0"/>
             <w:vAlign w:val="center"/>
           </w:tcPr>
           <w:p>
@@ -5244,6 +5372,7 @@
               <w:bottom w:val="single" w:color="auto" w:sz="8" w:space="0"/>
               <w:right w:val="single" w:color="auto" w:sz="8" w:space="0"/>
             </w:tcBorders>
+            <w:noWrap w:val="0"/>
             <w:vAlign w:val="center"/>
           </w:tcPr>
           <w:p>
@@ -5282,6 +5411,7 @@
               <w:bottom w:val="single" w:color="auto" w:sz="8" w:space="0"/>
               <w:right w:val="single" w:color="auto" w:sz="8" w:space="0"/>
             </w:tcBorders>
+            <w:noWrap w:val="0"/>
             <w:vAlign w:val="center"/>
           </w:tcPr>
           <w:p>
@@ -5320,6 +5450,7 @@
               <w:bottom w:val="single" w:color="auto" w:sz="8" w:space="0"/>
               <w:right w:val="single" w:color="auto" w:sz="8" w:space="0"/>
             </w:tcBorders>
+            <w:noWrap w:val="0"/>
             <w:vAlign w:val="center"/>
           </w:tcPr>
           <w:p>
@@ -5358,6 +5489,7 @@
               <w:bottom w:val="single" w:color="auto" w:sz="8" w:space="0"/>
               <w:right w:val="single" w:color="auto" w:sz="8" w:space="0"/>
             </w:tcBorders>
+            <w:noWrap w:val="0"/>
             <w:vAlign w:val="center"/>
           </w:tcPr>
           <w:p>
@@ -5396,6 +5528,7 @@
               <w:bottom w:val="single" w:color="auto" w:sz="8" w:space="0"/>
               <w:right w:val="single" w:color="auto" w:sz="8" w:space="0"/>
             </w:tcBorders>
+            <w:noWrap w:val="0"/>
             <w:vAlign w:val="center"/>
           </w:tcPr>
           <w:p>
@@ -5459,6 +5592,7 @@
               <w:bottom w:val="single" w:color="auto" w:sz="8" w:space="0"/>
               <w:right w:val="single" w:color="auto" w:sz="8" w:space="0"/>
             </w:tcBorders>
+            <w:noWrap w:val="0"/>
             <w:vAlign w:val="center"/>
           </w:tcPr>
           <w:p>
@@ -5497,6 +5631,7 @@
               <w:bottom w:val="single" w:color="auto" w:sz="8" w:space="0"/>
               <w:right w:val="single" w:color="auto" w:sz="8" w:space="0"/>
             </w:tcBorders>
+            <w:noWrap w:val="0"/>
             <w:vAlign w:val="center"/>
           </w:tcPr>
           <w:p>
@@ -5525,7 +5660,7 @@
                 <w:spacing w:val="0"/>
                 <w:sz w:val="24"/>
                 <w:szCs w:val="24"/>
-                <w:shd w:val="clear" w:color="auto" w:fill="FFFFFF"/>
+                <w:shd w:val="clear" w:fill="FFFFFF"/>
               </w:rPr>
               <w:t>大唐五原新能源有限公司</w:t>
             </w:r>
@@ -5540,6 +5675,7 @@
               <w:bottom w:val="single" w:color="auto" w:sz="8" w:space="0"/>
               <w:right w:val="single" w:color="auto" w:sz="8" w:space="0"/>
             </w:tcBorders>
+            <w:noWrap w:val="0"/>
             <w:vAlign w:val="center"/>
           </w:tcPr>
           <w:p>
@@ -5578,6 +5714,7 @@
               <w:bottom w:val="single" w:color="auto" w:sz="8" w:space="0"/>
               <w:right w:val="single" w:color="auto" w:sz="8" w:space="0"/>
             </w:tcBorders>
+            <w:noWrap w:val="0"/>
             <w:vAlign w:val="center"/>
           </w:tcPr>
           <w:p>
@@ -5616,6 +5753,7 @@
               <w:bottom w:val="single" w:color="auto" w:sz="8" w:space="0"/>
               <w:right w:val="single" w:color="auto" w:sz="8" w:space="0"/>
             </w:tcBorders>
+            <w:noWrap w:val="0"/>
             <w:vAlign w:val="center"/>
           </w:tcPr>
           <w:p>
@@ -5654,6 +5792,7 @@
               <w:bottom w:val="single" w:color="auto" w:sz="8" w:space="0"/>
               <w:right w:val="single" w:color="auto" w:sz="8" w:space="0"/>
             </w:tcBorders>
+            <w:noWrap w:val="0"/>
             <w:vAlign w:val="center"/>
           </w:tcPr>
           <w:p>
@@ -5692,6 +5831,7 @@
               <w:bottom w:val="single" w:color="auto" w:sz="8" w:space="0"/>
               <w:right w:val="single" w:color="auto" w:sz="8" w:space="0"/>
             </w:tcBorders>
+            <w:noWrap w:val="0"/>
             <w:vAlign w:val="center"/>
           </w:tcPr>
           <w:p>
@@ -5730,6 +5870,7 @@
               <w:bottom w:val="single" w:color="auto" w:sz="8" w:space="0"/>
               <w:right w:val="single" w:color="auto" w:sz="8" w:space="0"/>
             </w:tcBorders>
+            <w:noWrap w:val="0"/>
             <w:vAlign w:val="center"/>
           </w:tcPr>
           <w:p>
@@ -5768,6 +5909,7 @@
               <w:bottom w:val="single" w:color="auto" w:sz="8" w:space="0"/>
               <w:right w:val="single" w:color="auto" w:sz="8" w:space="0"/>
             </w:tcBorders>
+            <w:noWrap w:val="0"/>
             <w:vAlign w:val="center"/>
           </w:tcPr>
           <w:p>
@@ -5806,6 +5948,7 @@
               <w:bottom w:val="single" w:color="auto" w:sz="8" w:space="0"/>
               <w:right w:val="single" w:color="auto" w:sz="8" w:space="0"/>
             </w:tcBorders>
+            <w:noWrap w:val="0"/>
             <w:vAlign w:val="center"/>
           </w:tcPr>
           <w:p>
@@ -5844,6 +5987,7 @@
               <w:bottom w:val="single" w:color="auto" w:sz="8" w:space="0"/>
               <w:right w:val="single" w:color="auto" w:sz="8" w:space="0"/>
             </w:tcBorders>
+            <w:noWrap w:val="0"/>
             <w:vAlign w:val="center"/>
           </w:tcPr>
           <w:p>
@@ -5882,6 +6026,7 @@
               <w:bottom w:val="single" w:color="auto" w:sz="8" w:space="0"/>
               <w:right w:val="single" w:color="auto" w:sz="8" w:space="0"/>
             </w:tcBorders>
+            <w:noWrap w:val="0"/>
             <w:vAlign w:val="center"/>
           </w:tcPr>
           <w:p>
@@ -5920,6 +6065,7 @@
               <w:bottom w:val="single" w:color="auto" w:sz="8" w:space="0"/>
               <w:right w:val="single" w:color="auto" w:sz="8" w:space="0"/>
             </w:tcBorders>
+            <w:noWrap w:val="0"/>
             <w:vAlign w:val="center"/>
           </w:tcPr>
           <w:p>
@@ -5983,6 +6129,7 @@
               <w:bottom w:val="single" w:color="auto" w:sz="8" w:space="0"/>
               <w:right w:val="single" w:color="auto" w:sz="8" w:space="0"/>
             </w:tcBorders>
+            <w:noWrap w:val="0"/>
             <w:vAlign w:val="center"/>
           </w:tcPr>
           <w:p>
@@ -6021,6 +6168,7 @@
               <w:bottom w:val="single" w:color="auto" w:sz="8" w:space="0"/>
               <w:right w:val="single" w:color="auto" w:sz="8" w:space="0"/>
             </w:tcBorders>
+            <w:noWrap w:val="0"/>
             <w:vAlign w:val="center"/>
           </w:tcPr>
           <w:p>
@@ -6049,7 +6197,7 @@
                 <w:spacing w:val="0"/>
                 <w:sz w:val="24"/>
                 <w:szCs w:val="24"/>
-                <w:shd w:val="clear" w:color="auto" w:fill="FFFFFF"/>
+                <w:shd w:val="clear" w:fill="FFFFFF"/>
               </w:rPr>
               <w:t>巴彦淖尔乌拉特后旗富汇风能电力有限公司</w:t>
             </w:r>
@@ -6064,6 +6212,7 @@
               <w:bottom w:val="single" w:color="auto" w:sz="8" w:space="0"/>
               <w:right w:val="single" w:color="auto" w:sz="8" w:space="0"/>
             </w:tcBorders>
+            <w:noWrap w:val="0"/>
             <w:vAlign w:val="center"/>
           </w:tcPr>
           <w:p>
@@ -6102,6 +6251,7 @@
               <w:bottom w:val="single" w:color="auto" w:sz="8" w:space="0"/>
               <w:right w:val="single" w:color="auto" w:sz="8" w:space="0"/>
             </w:tcBorders>
+            <w:noWrap w:val="0"/>
             <w:vAlign w:val="center"/>
           </w:tcPr>
           <w:p>
@@ -6140,6 +6290,7 @@
               <w:bottom w:val="single" w:color="auto" w:sz="8" w:space="0"/>
               <w:right w:val="single" w:color="auto" w:sz="8" w:space="0"/>
             </w:tcBorders>
+            <w:noWrap w:val="0"/>
             <w:vAlign w:val="center"/>
           </w:tcPr>
           <w:p>
@@ -6178,6 +6329,7 @@
               <w:bottom w:val="single" w:color="auto" w:sz="8" w:space="0"/>
               <w:right w:val="single" w:color="auto" w:sz="8" w:space="0"/>
             </w:tcBorders>
+            <w:noWrap w:val="0"/>
             <w:vAlign w:val="center"/>
           </w:tcPr>
           <w:p>
@@ -6216,6 +6368,7 @@
               <w:bottom w:val="single" w:color="auto" w:sz="8" w:space="0"/>
               <w:right w:val="single" w:color="auto" w:sz="8" w:space="0"/>
             </w:tcBorders>
+            <w:noWrap w:val="0"/>
             <w:vAlign w:val="center"/>
           </w:tcPr>
           <w:p>
@@ -6254,6 +6407,7 @@
               <w:bottom w:val="single" w:color="auto" w:sz="8" w:space="0"/>
               <w:right w:val="single" w:color="auto" w:sz="8" w:space="0"/>
             </w:tcBorders>
+            <w:noWrap w:val="0"/>
             <w:vAlign w:val="center"/>
           </w:tcPr>
           <w:p>
@@ -6292,6 +6446,7 @@
               <w:bottom w:val="single" w:color="auto" w:sz="8" w:space="0"/>
               <w:right w:val="single" w:color="auto" w:sz="8" w:space="0"/>
             </w:tcBorders>
+            <w:noWrap w:val="0"/>
             <w:vAlign w:val="center"/>
           </w:tcPr>
           <w:p>
@@ -6330,6 +6485,7 @@
               <w:bottom w:val="single" w:color="auto" w:sz="8" w:space="0"/>
               <w:right w:val="single" w:color="auto" w:sz="8" w:space="0"/>
             </w:tcBorders>
+            <w:noWrap w:val="0"/>
             <w:vAlign w:val="center"/>
           </w:tcPr>
           <w:p>
@@ -6368,6 +6524,7 @@
               <w:bottom w:val="single" w:color="auto" w:sz="8" w:space="0"/>
               <w:right w:val="single" w:color="auto" w:sz="8" w:space="0"/>
             </w:tcBorders>
+            <w:noWrap w:val="0"/>
             <w:vAlign w:val="center"/>
           </w:tcPr>
           <w:p>
@@ -6406,6 +6563,7 @@
               <w:bottom w:val="single" w:color="auto" w:sz="8" w:space="0"/>
               <w:right w:val="single" w:color="auto" w:sz="8" w:space="0"/>
             </w:tcBorders>
+            <w:noWrap w:val="0"/>
             <w:vAlign w:val="center"/>
           </w:tcPr>
           <w:p>
@@ -6444,6 +6602,7 @@
               <w:bottom w:val="single" w:color="auto" w:sz="8" w:space="0"/>
               <w:right w:val="single" w:color="auto" w:sz="8" w:space="0"/>
             </w:tcBorders>
+            <w:noWrap w:val="0"/>
             <w:vAlign w:val="center"/>
           </w:tcPr>
           <w:p>
@@ -6507,6 +6666,7 @@
               <w:bottom w:val="single" w:color="auto" w:sz="8" w:space="0"/>
               <w:right w:val="single" w:color="auto" w:sz="8" w:space="0"/>
             </w:tcBorders>
+            <w:noWrap w:val="0"/>
             <w:vAlign w:val="center"/>
           </w:tcPr>
           <w:p>
@@ -6545,6 +6705,7 @@
               <w:bottom w:val="single" w:color="auto" w:sz="8" w:space="0"/>
               <w:right w:val="single" w:color="auto" w:sz="8" w:space="0"/>
             </w:tcBorders>
+            <w:noWrap w:val="0"/>
             <w:vAlign w:val="center"/>
           </w:tcPr>
           <w:p>
@@ -6573,7 +6734,7 @@
                 <w:spacing w:val="0"/>
                 <w:sz w:val="24"/>
                 <w:szCs w:val="24"/>
-                <w:shd w:val="clear" w:color="auto" w:fill="FFFFFF"/>
+                <w:shd w:val="clear" w:fill="FFFFFF"/>
               </w:rPr>
               <w:t>吉林电力股份有限公司</w:t>
             </w:r>
@@ -6588,6 +6749,7 @@
               <w:bottom w:val="single" w:color="auto" w:sz="8" w:space="0"/>
               <w:right w:val="single" w:color="auto" w:sz="8" w:space="0"/>
             </w:tcBorders>
+            <w:noWrap w:val="0"/>
             <w:vAlign w:val="center"/>
           </w:tcPr>
           <w:p>
@@ -6626,6 +6788,7 @@
               <w:bottom w:val="single" w:color="auto" w:sz="8" w:space="0"/>
               <w:right w:val="single" w:color="auto" w:sz="8" w:space="0"/>
             </w:tcBorders>
+            <w:noWrap w:val="0"/>
             <w:vAlign w:val="center"/>
           </w:tcPr>
           <w:p>
@@ -6664,6 +6827,7 @@
               <w:bottom w:val="single" w:color="auto" w:sz="8" w:space="0"/>
               <w:right w:val="single" w:color="auto" w:sz="8" w:space="0"/>
             </w:tcBorders>
+            <w:noWrap w:val="0"/>
             <w:vAlign w:val="center"/>
           </w:tcPr>
           <w:p>
@@ -6702,6 +6866,7 @@
               <w:bottom w:val="single" w:color="auto" w:sz="8" w:space="0"/>
               <w:right w:val="single" w:color="auto" w:sz="8" w:space="0"/>
             </w:tcBorders>
+            <w:noWrap w:val="0"/>
             <w:vAlign w:val="center"/>
           </w:tcPr>
           <w:p>
@@ -6740,6 +6905,7 @@
               <w:bottom w:val="single" w:color="auto" w:sz="8" w:space="0"/>
               <w:right w:val="single" w:color="auto" w:sz="8" w:space="0"/>
             </w:tcBorders>
+            <w:noWrap w:val="0"/>
             <w:vAlign w:val="center"/>
           </w:tcPr>
           <w:p>
@@ -6778,6 +6944,7 @@
               <w:bottom w:val="single" w:color="auto" w:sz="8" w:space="0"/>
               <w:right w:val="single" w:color="auto" w:sz="8" w:space="0"/>
             </w:tcBorders>
+            <w:noWrap w:val="0"/>
             <w:vAlign w:val="center"/>
           </w:tcPr>
           <w:p>
@@ -6816,6 +6983,7 @@
               <w:bottom w:val="single" w:color="auto" w:sz="8" w:space="0"/>
               <w:right w:val="single" w:color="auto" w:sz="8" w:space="0"/>
             </w:tcBorders>
+            <w:noWrap w:val="0"/>
             <w:vAlign w:val="center"/>
           </w:tcPr>
           <w:p>
@@ -6854,6 +7022,7 @@
               <w:bottom w:val="single" w:color="auto" w:sz="8" w:space="0"/>
               <w:right w:val="single" w:color="auto" w:sz="8" w:space="0"/>
             </w:tcBorders>
+            <w:noWrap w:val="0"/>
             <w:vAlign w:val="center"/>
           </w:tcPr>
           <w:p>
@@ -6892,6 +7061,7 @@
               <w:bottom w:val="single" w:color="auto" w:sz="8" w:space="0"/>
               <w:right w:val="single" w:color="auto" w:sz="8" w:space="0"/>
             </w:tcBorders>
+            <w:noWrap w:val="0"/>
             <w:vAlign w:val="center"/>
           </w:tcPr>
           <w:p>
@@ -6930,6 +7100,7 @@
               <w:bottom w:val="single" w:color="auto" w:sz="8" w:space="0"/>
               <w:right w:val="single" w:color="auto" w:sz="8" w:space="0"/>
             </w:tcBorders>
+            <w:noWrap w:val="0"/>
             <w:vAlign w:val="center"/>
           </w:tcPr>
           <w:p>
@@ -6968,6 +7139,7 @@
               <w:bottom w:val="single" w:color="auto" w:sz="8" w:space="0"/>
               <w:right w:val="single" w:color="auto" w:sz="8" w:space="0"/>
             </w:tcBorders>
+            <w:noWrap w:val="0"/>
             <w:vAlign w:val="center"/>
           </w:tcPr>
           <w:p>
@@ -7031,6 +7203,7 @@
               <w:bottom w:val="single" w:color="auto" w:sz="8" w:space="0"/>
               <w:right w:val="single" w:color="auto" w:sz="8" w:space="0"/>
             </w:tcBorders>
+            <w:noWrap w:val="0"/>
             <w:vAlign w:val="center"/>
           </w:tcPr>
           <w:p>
@@ -7069,6 +7242,7 @@
               <w:bottom w:val="single" w:color="auto" w:sz="8" w:space="0"/>
               <w:right w:val="single" w:color="auto" w:sz="8" w:space="0"/>
             </w:tcBorders>
+            <w:noWrap w:val="0"/>
             <w:vAlign w:val="center"/>
           </w:tcPr>
           <w:p>
@@ -7109,6 +7283,7 @@
               <w:bottom w:val="single" w:color="auto" w:sz="8" w:space="0"/>
               <w:right w:val="single" w:color="auto" w:sz="8" w:space="0"/>
             </w:tcBorders>
+            <w:noWrap w:val="0"/>
             <w:vAlign w:val="center"/>
           </w:tcPr>
           <w:p>
@@ -7204,6 +7379,7 @@
               <w:bottom w:val="single" w:color="auto" w:sz="8" w:space="0"/>
               <w:right w:val="single" w:color="auto" w:sz="8" w:space="0"/>
             </w:tcBorders>
+            <w:noWrap w:val="0"/>
             <w:vAlign w:val="center"/>
           </w:tcPr>
           <w:p>
@@ -7299,6 +7475,7 @@
               <w:bottom w:val="single" w:color="auto" w:sz="8" w:space="0"/>
               <w:right w:val="single" w:color="auto" w:sz="8" w:space="0"/>
             </w:tcBorders>
+            <w:noWrap w:val="0"/>
             <w:vAlign w:val="center"/>
           </w:tcPr>
           <w:p>
@@ -7394,6 +7571,7 @@
               <w:bottom w:val="single" w:color="auto" w:sz="8" w:space="0"/>
               <w:right w:val="single" w:color="auto" w:sz="8" w:space="0"/>
             </w:tcBorders>
+            <w:noWrap w:val="0"/>
             <w:vAlign w:val="center"/>
           </w:tcPr>
           <w:p>
@@ -7489,6 +7667,7 @@
               <w:bottom w:val="single" w:color="auto" w:sz="8" w:space="0"/>
               <w:right w:val="single" w:color="auto" w:sz="8" w:space="0"/>
             </w:tcBorders>
+            <w:noWrap w:val="0"/>
             <w:vAlign w:val="center"/>
           </w:tcPr>
           <w:p>
@@ -7584,6 +7763,7 @@
               <w:bottom w:val="single" w:color="auto" w:sz="8" w:space="0"/>
               <w:right w:val="single" w:color="auto" w:sz="8" w:space="0"/>
             </w:tcBorders>
+            <w:noWrap w:val="0"/>
             <w:vAlign w:val="center"/>
           </w:tcPr>
           <w:p>
@@ -7679,6 +7859,7 @@
               <w:bottom w:val="single" w:color="auto" w:sz="8" w:space="0"/>
               <w:right w:val="single" w:color="auto" w:sz="8" w:space="0"/>
             </w:tcBorders>
+            <w:noWrap w:val="0"/>
             <w:vAlign w:val="center"/>
           </w:tcPr>
           <w:p>
@@ -7774,6 +7955,7 @@
               <w:bottom w:val="single" w:color="auto" w:sz="8" w:space="0"/>
               <w:right w:val="single" w:color="auto" w:sz="8" w:space="0"/>
             </w:tcBorders>
+            <w:noWrap w:val="0"/>
             <w:vAlign w:val="center"/>
           </w:tcPr>
           <w:p>
@@ -7869,6 +8051,7 @@
               <w:bottom w:val="single" w:color="auto" w:sz="8" w:space="0"/>
               <w:right w:val="single" w:color="auto" w:sz="8" w:space="0"/>
             </w:tcBorders>
+            <w:noWrap w:val="0"/>
             <w:vAlign w:val="center"/>
           </w:tcPr>
           <w:p>
@@ -7964,6 +8147,7 @@
               <w:bottom w:val="single" w:color="auto" w:sz="8" w:space="0"/>
               <w:right w:val="single" w:color="auto" w:sz="8" w:space="0"/>
             </w:tcBorders>
+            <w:noWrap w:val="0"/>
             <w:vAlign w:val="center"/>
           </w:tcPr>
           <w:p>
@@ -8059,6 +8243,7 @@
               <w:bottom w:val="single" w:color="auto" w:sz="8" w:space="0"/>
               <w:right w:val="single" w:color="auto" w:sz="8" w:space="0"/>
             </w:tcBorders>
+            <w:noWrap w:val="0"/>
             <w:vAlign w:val="center"/>
           </w:tcPr>
           <w:p>
@@ -8146,6 +8331,7 @@
               <w:bottom w:val="single" w:color="auto" w:sz="8" w:space="0"/>
               <w:right w:val="single" w:color="auto" w:sz="8" w:space="0"/>
             </w:tcBorders>
+            <w:noWrap w:val="0"/>
             <w:vAlign w:val="center"/>
           </w:tcPr>
           <w:p>
@@ -8173,6 +8359,7 @@
               <w:bottom w:val="single" w:color="auto" w:sz="8" w:space="0"/>
               <w:right w:val="single" w:color="auto" w:sz="8" w:space="0"/>
             </w:tcBorders>
+            <w:noWrap w:val="0"/>
             <w:vAlign w:val="center"/>
           </w:tcPr>
           <w:p>
@@ -8212,6 +8399,7 @@
               <w:bottom w:val="single" w:color="auto" w:sz="8" w:space="0"/>
               <w:right w:val="single" w:color="auto" w:sz="8" w:space="0"/>
             </w:tcBorders>
+            <w:noWrap w:val="0"/>
             <w:vAlign w:val="center"/>
           </w:tcPr>
           <w:p>
@@ -8268,16 +8456,22 @@
           <w:rFonts w:hint="eastAsia" w:ascii="微软雅黑" w:hAnsi="微软雅黑" w:eastAsia="微软雅黑"/>
           <w:sz w:val="24"/>
         </w:rPr>
-        <w:t>对已统计的用户满意度调查问卷结果进行分析，满足公司</w:t>
+        <w:t>对已统计的用户满意度调查问卷结果进行分析，满足公司对运维服务的要求（≥9</w:t>
       </w:r>
-      <w:bookmarkStart w:id="23" w:name="_GoBack"/>
-      <w:bookmarkEnd w:id="23"/>
+      <w:r>
+        <w:rPr>
+          <w:rFonts w:hint="eastAsia" w:ascii="微软雅黑" w:hAnsi="微软雅黑" w:eastAsia="微软雅黑"/>
+          <w:sz w:val="24"/>
+          <w:lang w:val="en-US" w:eastAsia="zh-CN"/>
+        </w:rPr>
+        <w:t>5</w:t>
+      </w:r>
       <w:r>
         <w:rPr>
           <w:rFonts w:hint="eastAsia" w:ascii="微软雅黑" w:hAnsi="微软雅黑" w:eastAsia="微软雅黑"/>
           <w:sz w:val="24"/>
         </w:rPr>
-        <w:t>运维服务的要求</w:t>
+        <w:t>分）</w:t>
       </w:r>
       <w:r>
         <w:rPr>
@@ -8362,8 +8556,8 @@
       </w:pPr>
       <w:bookmarkStart w:id="19" w:name="_Toc193352436"/>
       <w:bookmarkStart w:id="20" w:name="_Toc481913850"/>
-      <w:bookmarkStart w:id="21" w:name="_Toc278555969"/>
-      <w:bookmarkStart w:id="22" w:name="_Toc428823209"/>
+      <w:bookmarkStart w:id="21" w:name="_Toc428823209"/>
+      <w:bookmarkStart w:id="22" w:name="_Toc278555969"/>
       <w:r>
         <w:rPr>
           <w:rFonts w:hint="eastAsia"/>
@@ -8844,7 +9038,7 @@
     <w:lsdException w:unhideWhenUsed="0" w:uiPriority="0" w:semiHidden="0" w:name="Date"/>
     <w:lsdException w:unhideWhenUsed="0" w:uiPriority="0" w:semiHidden="0" w:name="Body Text First Indent"/>
     <w:lsdException w:unhideWhenUsed="0" w:uiPriority="0" w:semiHidden="0" w:name="Body Text First Indent 2"/>
-    <w:lsdException w:uiPriority="99" w:name="Note Heading"/>
+    <w:lsdException w:unhideWhenUsed="0" w:uiPriority="0" w:semiHidden="0" w:name="Note Heading"/>
     <w:lsdException w:unhideWhenUsed="0" w:uiPriority="0" w:semiHidden="0" w:name="Body Text 2"/>
     <w:lsdException w:unhideWhenUsed="0" w:uiPriority="0" w:semiHidden="0" w:name="Body Text 3"/>
     <w:lsdException w:unhideWhenUsed="0" w:uiPriority="0" w:semiHidden="0" w:name="Body Text Indent 2"/>
@@ -9330,10 +9524,10 @@
     <w:uiPriority w:val="0"/>
     <w:pPr>
       <w:pBdr>
-        <w:top w:val="none" w:color="auto" w:sz="0" w:space="0"/>
-        <w:left w:val="none" w:color="auto" w:sz="0" w:space="0"/>
-        <w:bottom w:val="none" w:color="auto" w:sz="0" w:space="0"/>
-        <w:right w:val="none" w:color="auto" w:sz="0" w:space="0"/>
+        <w:top w:val="none" w:color="auto" w:sz="0" w:space="1"/>
+        <w:left w:val="none" w:color="auto" w:sz="0" w:space="4"/>
+        <w:bottom w:val="none" w:color="auto" w:sz="0" w:space="1"/>
+        <w:right w:val="none" w:color="auto" w:sz="0" w:space="4"/>
       </w:pBdr>
       <w:tabs>
         <w:tab w:val="center" w:pos="4153"/>
@@ -9484,7 +9678,7 @@
     </w:rPr>
   </w:style>
   <w:style w:type="table" w:customStyle="1" w:styleId="28">
-    <w:name w:val="Table Normal_1"/>
+    <w:name w:val="Table Normal"/>
     <w:semiHidden/>
     <w:unhideWhenUsed/>
     <w:qFormat/>

--- a/4.质量管理/2.运行记录类文件/满意度调查报告.docx
+++ b/4.质量管理/2.运行记录类文件/满意度调查报告.docx
@@ -13,7 +13,6 @@
           <w:lang w:val="en-US" w:eastAsia="zh-CN"/>
         </w:rPr>
       </w:pPr>
-      <w:bookmarkStart w:id="23" w:name="_GoBack"/>
       <w:r>
         <w:drawing>
           <wp:anchor distT="0" distB="0" distL="114300" distR="114300" simplePos="0" relativeHeight="251659264" behindDoc="1" locked="0" layoutInCell="1" allowOverlap="1">
@@ -65,13 +64,12 @@
           </wp:anchor>
         </w:drawing>
       </w:r>
-      <w:bookmarkEnd w:id="23"/>
       <w:r>
         <w:rPr>
           <w:rFonts w:hint="eastAsia"/>
           <w:lang w:val="en-US" w:eastAsia="zh-CN"/>
         </w:rPr>
-        <w:t>云南腾电科技有限公司</w:t>
+        <w:t>天津市华夏电缆有限公司</w:t>
       </w:r>
     </w:p>
     <w:p>
@@ -152,12 +150,6 @@
             <w:insideH w:val="none" w:color="auto" w:sz="0" w:space="0"/>
             <w:insideV w:val="none" w:color="auto" w:sz="0" w:space="0"/>
           </w:tblBorders>
-          <w:tblCellMar>
-            <w:top w:w="0" w:type="dxa"/>
-            <w:left w:w="108" w:type="dxa"/>
-            <w:bottom w:w="0" w:type="dxa"/>
-            <w:right w:w="108" w:type="dxa"/>
-          </w:tblCellMar>
         </w:tblPrEx>
         <w:trPr>
           <w:trHeight w:val="810" w:hRule="atLeast"/>
@@ -203,7 +195,7 @@
                 <w:vertAlign w:val="baseline"/>
                 <w:lang w:val="en-US" w:eastAsia="zh-CN"/>
               </w:rPr>
-              <w:t>吴杰</w:t>
+              <w:t>刘鑫楠</w:t>
             </w:r>
           </w:p>
         </w:tc>
@@ -247,7 +239,7 @@
                 <w:vertAlign w:val="baseline"/>
                 <w:lang w:val="en-US" w:eastAsia="zh-CN"/>
               </w:rPr>
-              <w:t>2025.10.14</w:t>
+              <w:t>2026.01.14</w:t>
             </w:r>
           </w:p>
         </w:tc>
@@ -319,7 +311,7 @@
                 <w:vertAlign w:val="baseline"/>
                 <w:lang w:val="en-US" w:eastAsia="zh-CN"/>
               </w:rPr>
-              <w:t>赵建中</w:t>
+              <w:t>张智宏</w:t>
             </w:r>
           </w:p>
         </w:tc>
@@ -369,7 +361,7 @@
                 <w:vertAlign w:val="baseline"/>
                 <w:lang w:val="en-US" w:eastAsia="zh-CN"/>
               </w:rPr>
-              <w:t>2025.10.14</w:t>
+              <w:t>2026.01.14</w:t>
             </w:r>
           </w:p>
         </w:tc>
@@ -434,7 +426,7 @@
                 <w:u w:val="single"/>
                 <w:lang w:val="en-US" w:eastAsia="zh-CN"/>
               </w:rPr>
-              <w:t>陆涛</w:t>
+              <w:t>陈垒</w:t>
             </w:r>
           </w:p>
         </w:tc>
@@ -478,7 +470,7 @@
                 <w:vertAlign w:val="baseline"/>
                 <w:lang w:val="en-US" w:eastAsia="zh-CN"/>
               </w:rPr>
-              <w:t>2025.10.14</w:t>
+              <w:t>2026.01.14</w:t>
             </w:r>
           </w:p>
         </w:tc>
@@ -1037,7 +1029,7 @@
                 <w:rFonts w:hint="eastAsia"/>
                 <w:spacing w:val="-4"/>
               </w:rPr>
-              <w:t>吴杰</w:t>
+              <w:t>刘鑫楠</w:t>
             </w:r>
           </w:p>
         </w:tc>
@@ -1057,9 +1049,11 @@
             </w:pPr>
             <w:r>
               <w:rPr>
+                <w:rFonts w:hint="eastAsia"/>
                 <w:spacing w:val="-1"/>
-              </w:rPr>
-              <w:t>2025.</w:t>
+                <w:lang w:eastAsia="zh-CN"/>
+              </w:rPr>
+              <w:t>2026.01</w:t>
             </w:r>
             <w:r>
               <w:rPr>
@@ -1067,7 +1061,7 @@
                 <w:spacing w:val="-1"/>
                 <w:lang w:val="en-US" w:eastAsia="zh-CN"/>
               </w:rPr>
-              <w:t>10.14</w:t>
+              <w:t>.14</w:t>
             </w:r>
           </w:p>
         </w:tc>
@@ -1085,7 +1079,7 @@
               <w:rPr>
                 <w:spacing w:val="-4"/>
               </w:rPr>
-              <w:t>赵建中</w:t>
+              <w:t>张智宏</w:t>
             </w:r>
           </w:p>
         </w:tc>
@@ -1105,9 +1099,11 @@
             </w:pPr>
             <w:r>
               <w:rPr>
+                <w:rFonts w:hint="eastAsia"/>
                 <w:spacing w:val="-1"/>
-              </w:rPr>
-              <w:t>2025.</w:t>
+                <w:lang w:eastAsia="zh-CN"/>
+              </w:rPr>
+              <w:t>2026.01</w:t>
             </w:r>
             <w:r>
               <w:rPr>
@@ -1115,7 +1111,7 @@
                 <w:spacing w:val="-1"/>
                 <w:lang w:val="en-US" w:eastAsia="zh-CN"/>
               </w:rPr>
-              <w:t>10.14</w:t>
+              <w:t>.14</w:t>
             </w:r>
           </w:p>
         </w:tc>
@@ -1133,7 +1129,7 @@
               <w:rPr>
                 <w:spacing w:val="-3"/>
               </w:rPr>
-              <w:t>陆涛</w:t>
+              <w:t>陈垒</w:t>
             </w:r>
           </w:p>
         </w:tc>
@@ -1153,9 +1149,11 @@
             </w:pPr>
             <w:r>
               <w:rPr>
+                <w:rFonts w:hint="eastAsia"/>
                 <w:spacing w:val="-1"/>
-              </w:rPr>
-              <w:t>2025.</w:t>
+                <w:lang w:eastAsia="zh-CN"/>
+              </w:rPr>
+              <w:t>2026.01</w:t>
             </w:r>
             <w:r>
               <w:rPr>
@@ -1163,7 +1161,7 @@
                 <w:spacing w:val="-1"/>
                 <w:lang w:val="en-US" w:eastAsia="zh-CN"/>
               </w:rPr>
-              <w:t>10.14</w:t>
+              <w:t>.14</w:t>
             </w:r>
           </w:p>
         </w:tc>
@@ -1481,8 +1479,8 @@
       </w:pPr>
       <w:bookmarkStart w:id="0" w:name="_Toc428823195"/>
       <w:bookmarkStart w:id="1" w:name="_Toc278555954"/>
-      <w:bookmarkStart w:id="2" w:name="_Toc198622117"/>
-      <w:bookmarkStart w:id="3" w:name="_Toc481913844"/>
+      <w:bookmarkStart w:id="2" w:name="_Toc481913844"/>
+      <w:bookmarkStart w:id="3" w:name="_Toc198622117"/>
       <w:r>
         <w:rPr>
           <w:rFonts w:hint="eastAsia"/>
@@ -1603,10 +1601,10 @@
           <w:rFonts w:hint="eastAsia"/>
         </w:rPr>
       </w:pPr>
-      <w:bookmarkStart w:id="4" w:name="_Toc428823196"/>
-      <w:bookmarkStart w:id="5" w:name="_Toc198622118"/>
+      <w:bookmarkStart w:id="4" w:name="_Toc198622118"/>
+      <w:bookmarkStart w:id="5" w:name="_Toc481913845"/>
       <w:bookmarkStart w:id="6" w:name="_Toc278555955"/>
-      <w:bookmarkStart w:id="7" w:name="_Toc481913845"/>
+      <w:bookmarkStart w:id="7" w:name="_Toc428823196"/>
       <w:r>
         <w:rPr>
           <w:rFonts w:hint="eastAsia"/>
@@ -1651,7 +1649,7 @@
           <w:sz w:val="24"/>
           <w:lang w:val="en-US" w:eastAsia="zh-CN"/>
         </w:rPr>
-        <w:t>2025-10-10</w:t>
+        <w:t>2026-1-10</w:t>
       </w:r>
       <w:r>
         <w:rPr>
@@ -1681,7 +1679,7 @@
           <w:sz w:val="24"/>
           <w:lang w:val="en-US" w:eastAsia="zh-CN"/>
         </w:rPr>
-        <w:t>2025-10-13</w:t>
+        <w:t>2026-1-13</w:t>
       </w:r>
     </w:p>
     <w:p>
@@ -1710,7 +1708,17 @@
           <w:sz w:val="24"/>
           <w:lang w:val="en-US" w:eastAsia="zh-CN"/>
         </w:rPr>
-        <w:t>2025-10-14</w:t>
+        <w:t>2026-1</w:t>
+      </w:r>
+      <w:bookmarkStart w:id="23" w:name="_GoBack"/>
+      <w:bookmarkEnd w:id="23"/>
+      <w:r>
+        <w:rPr>
+          <w:rFonts w:hint="eastAsia" w:ascii="微软雅黑" w:hAnsi="微软雅黑" w:eastAsia="微软雅黑" w:cs="Arial"/>
+          <w:sz w:val="24"/>
+          <w:lang w:val="en-US" w:eastAsia="zh-CN"/>
+        </w:rPr>
+        <w:t>-14</w:t>
       </w:r>
     </w:p>
     <w:p>
@@ -1721,10 +1729,10 @@
           <w:rFonts w:hint="eastAsia"/>
         </w:rPr>
       </w:pPr>
-      <w:bookmarkStart w:id="8" w:name="_Toc428823197"/>
-      <w:bookmarkStart w:id="9" w:name="_Toc481913846"/>
+      <w:bookmarkStart w:id="8" w:name="_Toc481913846"/>
+      <w:bookmarkStart w:id="9" w:name="_Toc198622119"/>
       <w:bookmarkStart w:id="10" w:name="_Toc278555956"/>
-      <w:bookmarkStart w:id="11" w:name="_Toc198622119"/>
+      <w:bookmarkStart w:id="11" w:name="_Toc428823197"/>
       <w:r>
         <w:rPr>
           <w:rFonts w:hint="eastAsia"/>
@@ -1768,7 +1776,7 @@
           <w:spacing w:val="0"/>
           <w:sz w:val="24"/>
           <w:szCs w:val="24"/>
-          <w:shd w:val="clear" w:fill="FFFFFF"/>
+          <w:shd w:val="clear" w:color="auto" w:fill="FFFFFF"/>
         </w:rPr>
         <w:t>四川中电福溪电力开发有限公司</w:t>
       </w:r>
@@ -1798,7 +1806,7 @@
           <w:spacing w:val="0"/>
           <w:sz w:val="24"/>
           <w:szCs w:val="24"/>
-          <w:shd w:val="clear" w:fill="FFFFFF"/>
+          <w:shd w:val="clear" w:color="auto" w:fill="FFFFFF"/>
         </w:rPr>
         <w:t>光大环保能源（天津）有限公司</w:t>
       </w:r>
@@ -1828,7 +1836,7 @@
           <w:spacing w:val="0"/>
           <w:sz w:val="24"/>
           <w:szCs w:val="24"/>
-          <w:shd w:val="clear" w:fill="FFFFFF"/>
+          <w:shd w:val="clear" w:color="auto" w:fill="FFFFFF"/>
         </w:rPr>
         <w:t>中国水利电力物资天津有限公司</w:t>
       </w:r>
@@ -1858,7 +1866,7 @@
           <w:spacing w:val="0"/>
           <w:sz w:val="24"/>
           <w:szCs w:val="24"/>
-          <w:shd w:val="clear" w:fill="FFFFFF"/>
+          <w:shd w:val="clear" w:color="auto" w:fill="FFFFFF"/>
         </w:rPr>
         <w:t>巴彦淖尔乌拉特中旗富汇风能电力有限公司</w:t>
       </w:r>
@@ -1888,7 +1896,7 @@
           <w:spacing w:val="0"/>
           <w:sz w:val="24"/>
           <w:szCs w:val="24"/>
-          <w:shd w:val="clear" w:fill="FFFFFF"/>
+          <w:shd w:val="clear" w:color="auto" w:fill="FFFFFF"/>
         </w:rPr>
         <w:t>大唐乌拉特后旗新能源有限公司</w:t>
       </w:r>
@@ -1918,7 +1926,7 @@
           <w:spacing w:val="0"/>
           <w:sz w:val="24"/>
           <w:szCs w:val="24"/>
-          <w:shd w:val="clear" w:fill="FFFFFF"/>
+          <w:shd w:val="clear" w:color="auto" w:fill="FFFFFF"/>
         </w:rPr>
         <w:t>大唐五原新能源有限公司</w:t>
       </w:r>
@@ -1948,7 +1956,7 @@
           <w:spacing w:val="0"/>
           <w:sz w:val="24"/>
           <w:szCs w:val="24"/>
-          <w:shd w:val="clear" w:fill="FFFFFF"/>
+          <w:shd w:val="clear" w:color="auto" w:fill="FFFFFF"/>
         </w:rPr>
         <w:t>巴彦淖尔乌拉特后旗富汇风能电力有限公司</w:t>
       </w:r>
@@ -1979,7 +1987,7 @@
           <w:spacing w:val="0"/>
           <w:sz w:val="24"/>
           <w:szCs w:val="24"/>
-          <w:shd w:val="clear" w:fill="FFFFFF"/>
+          <w:shd w:val="clear" w:color="auto" w:fill="FFFFFF"/>
         </w:rPr>
         <w:t>吉林电力股份有限公司</w:t>
       </w:r>
@@ -2073,9 +2081,9 @@
           <w:rFonts w:hint="eastAsia"/>
         </w:rPr>
       </w:pPr>
-      <w:bookmarkStart w:id="13" w:name="_Toc428823199"/>
-      <w:bookmarkStart w:id="14" w:name="_Toc278555959"/>
-      <w:bookmarkStart w:id="15" w:name="_Toc481913848"/>
+      <w:bookmarkStart w:id="13" w:name="_Toc481913848"/>
+      <w:bookmarkStart w:id="14" w:name="_Toc428823199"/>
+      <w:bookmarkStart w:id="15" w:name="_Toc278555959"/>
       <w:r>
         <w:rPr>
           <w:rFonts w:hint="eastAsia"/>
@@ -2112,8 +2120,8 @@
           <w:rFonts w:hint="eastAsia"/>
         </w:rPr>
       </w:pPr>
-      <w:bookmarkStart w:id="16" w:name="_Toc428823205"/>
-      <w:bookmarkStart w:id="17" w:name="_Toc278555965"/>
+      <w:bookmarkStart w:id="16" w:name="_Toc278555965"/>
+      <w:bookmarkStart w:id="17" w:name="_Toc428823205"/>
       <w:bookmarkStart w:id="18" w:name="_Toc481913849"/>
       <w:r>
         <w:rPr>
@@ -2282,7 +2290,6 @@
               <w:bottom w:val="single" w:color="auto" w:sz="8" w:space="0"/>
               <w:right w:val="single" w:color="auto" w:sz="8" w:space="0"/>
             </w:tcBorders>
-            <w:noWrap w:val="0"/>
             <w:vAlign w:val="center"/>
           </w:tcPr>
           <w:p>
@@ -2366,7 +2373,6 @@
               <w:bottom w:val="single" w:color="auto" w:sz="8" w:space="0"/>
               <w:right w:val="single" w:color="auto" w:sz="8" w:space="0"/>
             </w:tcBorders>
-            <w:noWrap w:val="0"/>
             <w:vAlign w:val="center"/>
           </w:tcPr>
           <w:p>
@@ -2419,7 +2425,6 @@
               <w:bottom w:val="single" w:color="auto" w:sz="8" w:space="0"/>
               <w:right w:val="single" w:color="auto" w:sz="8" w:space="0"/>
             </w:tcBorders>
-            <w:noWrap w:val="0"/>
             <w:vAlign w:val="center"/>
           </w:tcPr>
           <w:p>
@@ -2458,7 +2463,6 @@
               <w:bottom w:val="single" w:color="auto" w:sz="8" w:space="0"/>
               <w:right w:val="single" w:color="auto" w:sz="8" w:space="0"/>
             </w:tcBorders>
-            <w:noWrap w:val="0"/>
             <w:vAlign w:val="center"/>
           </w:tcPr>
           <w:p>
@@ -2497,7 +2501,6 @@
               <w:bottom w:val="single" w:color="auto" w:sz="8" w:space="0"/>
               <w:right w:val="single" w:color="auto" w:sz="8" w:space="0"/>
             </w:tcBorders>
-            <w:noWrap w:val="0"/>
             <w:vAlign w:val="center"/>
           </w:tcPr>
           <w:p>
@@ -2536,7 +2539,6 @@
               <w:bottom w:val="single" w:color="auto" w:sz="8" w:space="0"/>
               <w:right w:val="single" w:color="auto" w:sz="8" w:space="0"/>
             </w:tcBorders>
-            <w:noWrap w:val="0"/>
             <w:vAlign w:val="center"/>
           </w:tcPr>
           <w:p>
@@ -2575,7 +2577,6 @@
               <w:bottom w:val="single" w:color="auto" w:sz="8" w:space="0"/>
               <w:right w:val="single" w:color="auto" w:sz="8" w:space="0"/>
             </w:tcBorders>
-            <w:noWrap w:val="0"/>
             <w:vAlign w:val="center"/>
           </w:tcPr>
           <w:p>
@@ -2614,7 +2615,6 @@
               <w:bottom w:val="single" w:color="auto" w:sz="8" w:space="0"/>
               <w:right w:val="single" w:color="auto" w:sz="8" w:space="0"/>
             </w:tcBorders>
-            <w:noWrap w:val="0"/>
             <w:vAlign w:val="center"/>
           </w:tcPr>
           <w:p>
@@ -2653,7 +2653,6 @@
               <w:bottom w:val="single" w:color="auto" w:sz="8" w:space="0"/>
               <w:right w:val="single" w:color="auto" w:sz="8" w:space="0"/>
             </w:tcBorders>
-            <w:noWrap w:val="0"/>
             <w:vAlign w:val="center"/>
           </w:tcPr>
           <w:p>
@@ -2692,7 +2691,6 @@
               <w:bottom w:val="single" w:color="auto" w:sz="8" w:space="0"/>
               <w:right w:val="single" w:color="auto" w:sz="8" w:space="0"/>
             </w:tcBorders>
-            <w:noWrap w:val="0"/>
             <w:vAlign w:val="center"/>
           </w:tcPr>
           <w:p>
@@ -2731,7 +2729,6 @@
               <w:bottom w:val="single" w:color="auto" w:sz="8" w:space="0"/>
               <w:right w:val="single" w:color="auto" w:sz="8" w:space="0"/>
             </w:tcBorders>
-            <w:noWrap w:val="0"/>
             <w:vAlign w:val="center"/>
           </w:tcPr>
           <w:p>
@@ -2770,7 +2767,6 @@
               <w:bottom w:val="single" w:color="auto" w:sz="8" w:space="0"/>
               <w:right w:val="single" w:color="auto" w:sz="8" w:space="0"/>
             </w:tcBorders>
-            <w:noWrap w:val="0"/>
             <w:vAlign w:val="center"/>
           </w:tcPr>
           <w:p>
@@ -2809,7 +2805,6 @@
               <w:bottom w:val="single" w:color="auto" w:sz="8" w:space="0"/>
               <w:right w:val="single" w:color="auto" w:sz="8" w:space="0"/>
             </w:tcBorders>
-            <w:noWrap w:val="0"/>
             <w:vAlign w:val="center"/>
           </w:tcPr>
           <w:p>
@@ -2848,7 +2843,6 @@
               <w:bottom w:val="single" w:color="auto" w:sz="8" w:space="0"/>
               <w:right w:val="single" w:color="auto" w:sz="8" w:space="0"/>
             </w:tcBorders>
-            <w:noWrap w:val="0"/>
             <w:vAlign w:val="center"/>
           </w:tcPr>
           <w:p>
@@ -2887,7 +2881,6 @@
               <w:bottom w:val="single" w:color="auto" w:sz="8" w:space="0"/>
               <w:right w:val="single" w:color="auto" w:sz="8" w:space="0"/>
             </w:tcBorders>
-            <w:noWrap w:val="0"/>
             <w:vAlign w:val="center"/>
           </w:tcPr>
           <w:p>
@@ -2940,7 +2933,6 @@
               <w:bottom w:val="single" w:color="auto" w:sz="8" w:space="0"/>
               <w:right w:val="single" w:color="auto" w:sz="8" w:space="0"/>
             </w:tcBorders>
-            <w:noWrap w:val="0"/>
             <w:vAlign w:val="center"/>
           </w:tcPr>
           <w:p>
@@ -2979,7 +2971,6 @@
               <w:bottom w:val="single" w:color="auto" w:sz="8" w:space="0"/>
               <w:right w:val="single" w:color="auto" w:sz="8" w:space="0"/>
             </w:tcBorders>
-            <w:noWrap w:val="0"/>
             <w:vAlign w:val="center"/>
           </w:tcPr>
           <w:p>
@@ -3008,7 +2999,7 @@
                 <w:spacing w:val="0"/>
                 <w:sz w:val="24"/>
                 <w:szCs w:val="24"/>
-                <w:shd w:val="clear" w:fill="FFFFFF"/>
+                <w:shd w:val="clear" w:color="auto" w:fill="FFFFFF"/>
               </w:rPr>
               <w:t>四川中电福溪电力开发有限公司</w:t>
             </w:r>
@@ -3023,7 +3014,6 @@
               <w:bottom w:val="single" w:color="auto" w:sz="8" w:space="0"/>
               <w:right w:val="single" w:color="auto" w:sz="8" w:space="0"/>
             </w:tcBorders>
-            <w:noWrap w:val="0"/>
             <w:vAlign w:val="center"/>
           </w:tcPr>
           <w:p>
@@ -3062,7 +3052,6 @@
               <w:bottom w:val="single" w:color="auto" w:sz="8" w:space="0"/>
               <w:right w:val="single" w:color="auto" w:sz="8" w:space="0"/>
             </w:tcBorders>
-            <w:noWrap w:val="0"/>
             <w:vAlign w:val="center"/>
           </w:tcPr>
           <w:p>
@@ -3101,7 +3090,6 @@
               <w:bottom w:val="single" w:color="auto" w:sz="8" w:space="0"/>
               <w:right w:val="single" w:color="auto" w:sz="8" w:space="0"/>
             </w:tcBorders>
-            <w:noWrap w:val="0"/>
             <w:vAlign w:val="center"/>
           </w:tcPr>
           <w:p>
@@ -3140,7 +3128,6 @@
               <w:bottom w:val="single" w:color="auto" w:sz="8" w:space="0"/>
               <w:right w:val="single" w:color="auto" w:sz="8" w:space="0"/>
             </w:tcBorders>
-            <w:noWrap w:val="0"/>
             <w:vAlign w:val="center"/>
           </w:tcPr>
           <w:p>
@@ -3179,7 +3166,6 @@
               <w:bottom w:val="single" w:color="auto" w:sz="8" w:space="0"/>
               <w:right w:val="single" w:color="auto" w:sz="8" w:space="0"/>
             </w:tcBorders>
-            <w:noWrap w:val="0"/>
             <w:vAlign w:val="center"/>
           </w:tcPr>
           <w:p>
@@ -3218,7 +3204,6 @@
               <w:bottom w:val="single" w:color="auto" w:sz="8" w:space="0"/>
               <w:right w:val="single" w:color="auto" w:sz="8" w:space="0"/>
             </w:tcBorders>
-            <w:noWrap w:val="0"/>
             <w:vAlign w:val="center"/>
           </w:tcPr>
           <w:p>
@@ -3257,7 +3242,6 @@
               <w:bottom w:val="single" w:color="auto" w:sz="8" w:space="0"/>
               <w:right w:val="single" w:color="auto" w:sz="8" w:space="0"/>
             </w:tcBorders>
-            <w:noWrap w:val="0"/>
             <w:vAlign w:val="center"/>
           </w:tcPr>
           <w:p>
@@ -3296,7 +3280,6 @@
               <w:bottom w:val="single" w:color="auto" w:sz="8" w:space="0"/>
               <w:right w:val="single" w:color="auto" w:sz="8" w:space="0"/>
             </w:tcBorders>
-            <w:noWrap w:val="0"/>
             <w:vAlign w:val="center"/>
           </w:tcPr>
           <w:p>
@@ -3335,7 +3318,6 @@
               <w:bottom w:val="single" w:color="auto" w:sz="8" w:space="0"/>
               <w:right w:val="single" w:color="auto" w:sz="8" w:space="0"/>
             </w:tcBorders>
-            <w:noWrap w:val="0"/>
             <w:vAlign w:val="center"/>
           </w:tcPr>
           <w:p>
@@ -3374,7 +3356,6 @@
               <w:bottom w:val="single" w:color="auto" w:sz="8" w:space="0"/>
               <w:right w:val="single" w:color="auto" w:sz="8" w:space="0"/>
             </w:tcBorders>
-            <w:noWrap w:val="0"/>
             <w:vAlign w:val="center"/>
           </w:tcPr>
           <w:p>
@@ -3413,7 +3394,6 @@
               <w:bottom w:val="single" w:color="auto" w:sz="8" w:space="0"/>
               <w:right w:val="single" w:color="auto" w:sz="8" w:space="0"/>
             </w:tcBorders>
-            <w:noWrap w:val="0"/>
             <w:vAlign w:val="center"/>
           </w:tcPr>
           <w:p>
@@ -3477,7 +3457,6 @@
               <w:bottom w:val="single" w:color="auto" w:sz="8" w:space="0"/>
               <w:right w:val="single" w:color="auto" w:sz="8" w:space="0"/>
             </w:tcBorders>
-            <w:noWrap w:val="0"/>
             <w:vAlign w:val="center"/>
           </w:tcPr>
           <w:p>
@@ -3516,7 +3495,6 @@
               <w:bottom w:val="single" w:color="auto" w:sz="8" w:space="0"/>
               <w:right w:val="single" w:color="auto" w:sz="8" w:space="0"/>
             </w:tcBorders>
-            <w:noWrap w:val="0"/>
             <w:vAlign w:val="center"/>
           </w:tcPr>
           <w:p>
@@ -3545,7 +3523,7 @@
                 <w:spacing w:val="0"/>
                 <w:sz w:val="24"/>
                 <w:szCs w:val="24"/>
-                <w:shd w:val="clear" w:fill="FFFFFF"/>
+                <w:shd w:val="clear" w:color="auto" w:fill="FFFFFF"/>
               </w:rPr>
               <w:t>光大环保能源（天津）有限公司</w:t>
             </w:r>
@@ -3560,7 +3538,6 @@
               <w:bottom w:val="single" w:color="auto" w:sz="8" w:space="0"/>
               <w:right w:val="single" w:color="auto" w:sz="8" w:space="0"/>
             </w:tcBorders>
-            <w:noWrap w:val="0"/>
             <w:vAlign w:val="center"/>
           </w:tcPr>
           <w:p>
@@ -3599,7 +3576,6 @@
               <w:bottom w:val="single" w:color="auto" w:sz="8" w:space="0"/>
               <w:right w:val="single" w:color="auto" w:sz="8" w:space="0"/>
             </w:tcBorders>
-            <w:noWrap w:val="0"/>
             <w:vAlign w:val="center"/>
           </w:tcPr>
           <w:p>
@@ -3638,7 +3614,6 @@
               <w:bottom w:val="single" w:color="auto" w:sz="8" w:space="0"/>
               <w:right w:val="single" w:color="auto" w:sz="8" w:space="0"/>
             </w:tcBorders>
-            <w:noWrap w:val="0"/>
             <w:vAlign w:val="center"/>
           </w:tcPr>
           <w:p>
@@ -3677,7 +3652,6 @@
               <w:bottom w:val="single" w:color="auto" w:sz="8" w:space="0"/>
               <w:right w:val="single" w:color="auto" w:sz="8" w:space="0"/>
             </w:tcBorders>
-            <w:noWrap w:val="0"/>
             <w:vAlign w:val="center"/>
           </w:tcPr>
           <w:p>
@@ -3716,7 +3690,6 @@
               <w:bottom w:val="single" w:color="auto" w:sz="8" w:space="0"/>
               <w:right w:val="single" w:color="auto" w:sz="8" w:space="0"/>
             </w:tcBorders>
-            <w:noWrap w:val="0"/>
             <w:vAlign w:val="center"/>
           </w:tcPr>
           <w:p>
@@ -3755,7 +3728,6 @@
               <w:bottom w:val="single" w:color="auto" w:sz="8" w:space="0"/>
               <w:right w:val="single" w:color="auto" w:sz="8" w:space="0"/>
             </w:tcBorders>
-            <w:noWrap w:val="0"/>
             <w:vAlign w:val="center"/>
           </w:tcPr>
           <w:p>
@@ -3794,7 +3766,6 @@
               <w:bottom w:val="single" w:color="auto" w:sz="8" w:space="0"/>
               <w:right w:val="single" w:color="auto" w:sz="8" w:space="0"/>
             </w:tcBorders>
-            <w:noWrap w:val="0"/>
             <w:vAlign w:val="center"/>
           </w:tcPr>
           <w:p>
@@ -3833,7 +3804,6 @@
               <w:bottom w:val="single" w:color="auto" w:sz="8" w:space="0"/>
               <w:right w:val="single" w:color="auto" w:sz="8" w:space="0"/>
             </w:tcBorders>
-            <w:noWrap w:val="0"/>
             <w:vAlign w:val="center"/>
           </w:tcPr>
           <w:p>
@@ -3872,7 +3842,6 @@
               <w:bottom w:val="single" w:color="auto" w:sz="8" w:space="0"/>
               <w:right w:val="single" w:color="auto" w:sz="8" w:space="0"/>
             </w:tcBorders>
-            <w:noWrap w:val="0"/>
             <w:vAlign w:val="center"/>
           </w:tcPr>
           <w:p>
@@ -3911,7 +3880,6 @@
               <w:bottom w:val="single" w:color="auto" w:sz="8" w:space="0"/>
               <w:right w:val="single" w:color="auto" w:sz="8" w:space="0"/>
             </w:tcBorders>
-            <w:noWrap w:val="0"/>
             <w:vAlign w:val="center"/>
           </w:tcPr>
           <w:p>
@@ -3950,7 +3918,6 @@
               <w:bottom w:val="single" w:color="auto" w:sz="8" w:space="0"/>
               <w:right w:val="single" w:color="auto" w:sz="8" w:space="0"/>
             </w:tcBorders>
-            <w:noWrap w:val="0"/>
             <w:vAlign w:val="center"/>
           </w:tcPr>
           <w:p>
@@ -4003,7 +3970,6 @@
               <w:bottom w:val="single" w:color="auto" w:sz="8" w:space="0"/>
               <w:right w:val="single" w:color="auto" w:sz="8" w:space="0"/>
             </w:tcBorders>
-            <w:noWrap w:val="0"/>
             <w:vAlign w:val="center"/>
           </w:tcPr>
           <w:p>
@@ -4042,7 +4008,6 @@
               <w:bottom w:val="single" w:color="auto" w:sz="8" w:space="0"/>
               <w:right w:val="single" w:color="auto" w:sz="8" w:space="0"/>
             </w:tcBorders>
-            <w:noWrap w:val="0"/>
             <w:vAlign w:val="center"/>
           </w:tcPr>
           <w:p>
@@ -4071,7 +4036,7 @@
                 <w:spacing w:val="0"/>
                 <w:sz w:val="24"/>
                 <w:szCs w:val="24"/>
-                <w:shd w:val="clear" w:fill="FFFFFF"/>
+                <w:shd w:val="clear" w:color="auto" w:fill="FFFFFF"/>
               </w:rPr>
               <w:t>中国水利电力物资天津有限公司</w:t>
             </w:r>
@@ -4086,7 +4051,6 @@
               <w:bottom w:val="single" w:color="auto" w:sz="8" w:space="0"/>
               <w:right w:val="single" w:color="auto" w:sz="8" w:space="0"/>
             </w:tcBorders>
-            <w:noWrap w:val="0"/>
             <w:vAlign w:val="center"/>
           </w:tcPr>
           <w:p>
@@ -4125,7 +4089,6 @@
               <w:bottom w:val="single" w:color="auto" w:sz="8" w:space="0"/>
               <w:right w:val="single" w:color="auto" w:sz="8" w:space="0"/>
             </w:tcBorders>
-            <w:noWrap w:val="0"/>
             <w:vAlign w:val="center"/>
           </w:tcPr>
           <w:p>
@@ -4164,7 +4127,6 @@
               <w:bottom w:val="single" w:color="auto" w:sz="8" w:space="0"/>
               <w:right w:val="single" w:color="auto" w:sz="8" w:space="0"/>
             </w:tcBorders>
-            <w:noWrap w:val="0"/>
             <w:vAlign w:val="center"/>
           </w:tcPr>
           <w:p>
@@ -4203,7 +4165,6 @@
               <w:bottom w:val="single" w:color="auto" w:sz="8" w:space="0"/>
               <w:right w:val="single" w:color="auto" w:sz="8" w:space="0"/>
             </w:tcBorders>
-            <w:noWrap w:val="0"/>
             <w:vAlign w:val="center"/>
           </w:tcPr>
           <w:p>
@@ -4242,7 +4203,6 @@
               <w:bottom w:val="single" w:color="auto" w:sz="8" w:space="0"/>
               <w:right w:val="single" w:color="auto" w:sz="8" w:space="0"/>
             </w:tcBorders>
-            <w:noWrap w:val="0"/>
             <w:vAlign w:val="center"/>
           </w:tcPr>
           <w:p>
@@ -4281,7 +4241,6 @@
               <w:bottom w:val="single" w:color="auto" w:sz="8" w:space="0"/>
               <w:right w:val="single" w:color="auto" w:sz="8" w:space="0"/>
             </w:tcBorders>
-            <w:noWrap w:val="0"/>
             <w:vAlign w:val="center"/>
           </w:tcPr>
           <w:p>
@@ -4320,7 +4279,6 @@
               <w:bottom w:val="single" w:color="auto" w:sz="8" w:space="0"/>
               <w:right w:val="single" w:color="auto" w:sz="8" w:space="0"/>
             </w:tcBorders>
-            <w:noWrap w:val="0"/>
             <w:vAlign w:val="center"/>
           </w:tcPr>
           <w:p>
@@ -4359,7 +4317,6 @@
               <w:bottom w:val="single" w:color="auto" w:sz="8" w:space="0"/>
               <w:right w:val="single" w:color="auto" w:sz="8" w:space="0"/>
             </w:tcBorders>
-            <w:noWrap w:val="0"/>
             <w:vAlign w:val="center"/>
           </w:tcPr>
           <w:p>
@@ -4398,7 +4355,6 @@
               <w:bottom w:val="single" w:color="auto" w:sz="8" w:space="0"/>
               <w:right w:val="single" w:color="auto" w:sz="8" w:space="0"/>
             </w:tcBorders>
-            <w:noWrap w:val="0"/>
             <w:vAlign w:val="center"/>
           </w:tcPr>
           <w:p>
@@ -4437,7 +4393,6 @@
               <w:bottom w:val="single" w:color="auto" w:sz="8" w:space="0"/>
               <w:right w:val="single" w:color="auto" w:sz="8" w:space="0"/>
             </w:tcBorders>
-            <w:noWrap w:val="0"/>
             <w:vAlign w:val="center"/>
           </w:tcPr>
           <w:p>
@@ -4476,7 +4431,6 @@
               <w:bottom w:val="single" w:color="auto" w:sz="8" w:space="0"/>
               <w:right w:val="single" w:color="auto" w:sz="8" w:space="0"/>
             </w:tcBorders>
-            <w:noWrap w:val="0"/>
             <w:vAlign w:val="center"/>
           </w:tcPr>
           <w:p>
@@ -4529,7 +4483,6 @@
               <w:bottom w:val="single" w:color="auto" w:sz="8" w:space="0"/>
               <w:right w:val="single" w:color="auto" w:sz="8" w:space="0"/>
             </w:tcBorders>
-            <w:noWrap w:val="0"/>
             <w:vAlign w:val="center"/>
           </w:tcPr>
           <w:p>
@@ -4568,7 +4521,6 @@
               <w:bottom w:val="single" w:color="auto" w:sz="8" w:space="0"/>
               <w:right w:val="single" w:color="auto" w:sz="8" w:space="0"/>
             </w:tcBorders>
-            <w:noWrap w:val="0"/>
             <w:vAlign w:val="center"/>
           </w:tcPr>
           <w:p>
@@ -4597,7 +4549,7 @@
                 <w:spacing w:val="0"/>
                 <w:sz w:val="24"/>
                 <w:szCs w:val="24"/>
-                <w:shd w:val="clear" w:fill="FFFFFF"/>
+                <w:shd w:val="clear" w:color="auto" w:fill="FFFFFF"/>
               </w:rPr>
               <w:t>巴彦淖尔乌拉特中旗富汇风能电力有限公司</w:t>
             </w:r>
@@ -4612,7 +4564,6 @@
               <w:bottom w:val="single" w:color="auto" w:sz="8" w:space="0"/>
               <w:right w:val="single" w:color="auto" w:sz="8" w:space="0"/>
             </w:tcBorders>
-            <w:noWrap w:val="0"/>
             <w:vAlign w:val="center"/>
           </w:tcPr>
           <w:p>
@@ -4651,7 +4602,6 @@
               <w:bottom w:val="single" w:color="auto" w:sz="8" w:space="0"/>
               <w:right w:val="single" w:color="auto" w:sz="8" w:space="0"/>
             </w:tcBorders>
-            <w:noWrap w:val="0"/>
             <w:vAlign w:val="center"/>
           </w:tcPr>
           <w:p>
@@ -4690,7 +4640,6 @@
               <w:bottom w:val="single" w:color="auto" w:sz="8" w:space="0"/>
               <w:right w:val="single" w:color="auto" w:sz="8" w:space="0"/>
             </w:tcBorders>
-            <w:noWrap w:val="0"/>
             <w:vAlign w:val="center"/>
           </w:tcPr>
           <w:p>
@@ -4729,7 +4678,6 @@
               <w:bottom w:val="single" w:color="auto" w:sz="8" w:space="0"/>
               <w:right w:val="single" w:color="auto" w:sz="8" w:space="0"/>
             </w:tcBorders>
-            <w:noWrap w:val="0"/>
             <w:vAlign w:val="center"/>
           </w:tcPr>
           <w:p>
@@ -4768,7 +4716,6 @@
               <w:bottom w:val="single" w:color="auto" w:sz="8" w:space="0"/>
               <w:right w:val="single" w:color="auto" w:sz="8" w:space="0"/>
             </w:tcBorders>
-            <w:noWrap w:val="0"/>
             <w:vAlign w:val="center"/>
           </w:tcPr>
           <w:p>
@@ -4807,7 +4754,6 @@
               <w:bottom w:val="single" w:color="auto" w:sz="8" w:space="0"/>
               <w:right w:val="single" w:color="auto" w:sz="8" w:space="0"/>
             </w:tcBorders>
-            <w:noWrap w:val="0"/>
             <w:vAlign w:val="center"/>
           </w:tcPr>
           <w:p>
@@ -4846,7 +4792,6 @@
               <w:bottom w:val="single" w:color="auto" w:sz="8" w:space="0"/>
               <w:right w:val="single" w:color="auto" w:sz="8" w:space="0"/>
             </w:tcBorders>
-            <w:noWrap w:val="0"/>
             <w:vAlign w:val="center"/>
           </w:tcPr>
           <w:p>
@@ -4885,7 +4830,6 @@
               <w:bottom w:val="single" w:color="auto" w:sz="8" w:space="0"/>
               <w:right w:val="single" w:color="auto" w:sz="8" w:space="0"/>
             </w:tcBorders>
-            <w:noWrap w:val="0"/>
             <w:vAlign w:val="center"/>
           </w:tcPr>
           <w:p>
@@ -4924,7 +4868,6 @@
               <w:bottom w:val="single" w:color="auto" w:sz="8" w:space="0"/>
               <w:right w:val="single" w:color="auto" w:sz="8" w:space="0"/>
             </w:tcBorders>
-            <w:noWrap w:val="0"/>
             <w:vAlign w:val="center"/>
           </w:tcPr>
           <w:p>
@@ -4963,7 +4906,6 @@
               <w:bottom w:val="single" w:color="auto" w:sz="8" w:space="0"/>
               <w:right w:val="single" w:color="auto" w:sz="8" w:space="0"/>
             </w:tcBorders>
-            <w:noWrap w:val="0"/>
             <w:vAlign w:val="center"/>
           </w:tcPr>
           <w:p>
@@ -5002,7 +4944,6 @@
               <w:bottom w:val="single" w:color="auto" w:sz="8" w:space="0"/>
               <w:right w:val="single" w:color="auto" w:sz="8" w:space="0"/>
             </w:tcBorders>
-            <w:noWrap w:val="0"/>
             <w:vAlign w:val="center"/>
           </w:tcPr>
           <w:p>
@@ -5055,7 +4996,6 @@
               <w:bottom w:val="single" w:color="auto" w:sz="8" w:space="0"/>
               <w:right w:val="single" w:color="auto" w:sz="8" w:space="0"/>
             </w:tcBorders>
-            <w:noWrap w:val="0"/>
             <w:vAlign w:val="center"/>
           </w:tcPr>
           <w:p>
@@ -5094,7 +5034,6 @@
               <w:bottom w:val="single" w:color="auto" w:sz="8" w:space="0"/>
               <w:right w:val="single" w:color="auto" w:sz="8" w:space="0"/>
             </w:tcBorders>
-            <w:noWrap w:val="0"/>
             <w:vAlign w:val="center"/>
           </w:tcPr>
           <w:p>
@@ -5123,7 +5062,7 @@
                 <w:spacing w:val="0"/>
                 <w:sz w:val="24"/>
                 <w:szCs w:val="24"/>
-                <w:shd w:val="clear" w:fill="FFFFFF"/>
+                <w:shd w:val="clear" w:color="auto" w:fill="FFFFFF"/>
               </w:rPr>
               <w:t>大唐乌拉特后旗新能源有限公司</w:t>
             </w:r>
@@ -5138,7 +5077,6 @@
               <w:bottom w:val="single" w:color="auto" w:sz="8" w:space="0"/>
               <w:right w:val="single" w:color="auto" w:sz="8" w:space="0"/>
             </w:tcBorders>
-            <w:noWrap w:val="0"/>
             <w:vAlign w:val="center"/>
           </w:tcPr>
           <w:p>
@@ -5177,7 +5115,6 @@
               <w:bottom w:val="single" w:color="auto" w:sz="8" w:space="0"/>
               <w:right w:val="single" w:color="auto" w:sz="8" w:space="0"/>
             </w:tcBorders>
-            <w:noWrap w:val="0"/>
             <w:vAlign w:val="center"/>
           </w:tcPr>
           <w:p>
@@ -5216,7 +5153,6 @@
               <w:bottom w:val="single" w:color="auto" w:sz="8" w:space="0"/>
               <w:right w:val="single" w:color="auto" w:sz="8" w:space="0"/>
             </w:tcBorders>
-            <w:noWrap w:val="0"/>
             <w:vAlign w:val="center"/>
           </w:tcPr>
           <w:p>
@@ -5255,7 +5191,6 @@
               <w:bottom w:val="single" w:color="auto" w:sz="8" w:space="0"/>
               <w:right w:val="single" w:color="auto" w:sz="8" w:space="0"/>
             </w:tcBorders>
-            <w:noWrap w:val="0"/>
             <w:vAlign w:val="center"/>
           </w:tcPr>
           <w:p>
@@ -5294,7 +5229,6 @@
               <w:bottom w:val="single" w:color="auto" w:sz="8" w:space="0"/>
               <w:right w:val="single" w:color="auto" w:sz="8" w:space="0"/>
             </w:tcBorders>
-            <w:noWrap w:val="0"/>
             <w:vAlign w:val="center"/>
           </w:tcPr>
           <w:p>
@@ -5333,7 +5267,6 @@
               <w:bottom w:val="single" w:color="auto" w:sz="8" w:space="0"/>
               <w:right w:val="single" w:color="auto" w:sz="8" w:space="0"/>
             </w:tcBorders>
-            <w:noWrap w:val="0"/>
             <w:vAlign w:val="center"/>
           </w:tcPr>
           <w:p>
@@ -5372,7 +5305,6 @@
               <w:bottom w:val="single" w:color="auto" w:sz="8" w:space="0"/>
               <w:right w:val="single" w:color="auto" w:sz="8" w:space="0"/>
             </w:tcBorders>
-            <w:noWrap w:val="0"/>
             <w:vAlign w:val="center"/>
           </w:tcPr>
           <w:p>
@@ -5411,7 +5343,6 @@
               <w:bottom w:val="single" w:color="auto" w:sz="8" w:space="0"/>
               <w:right w:val="single" w:color="auto" w:sz="8" w:space="0"/>
             </w:tcBorders>
-            <w:noWrap w:val="0"/>
             <w:vAlign w:val="center"/>
           </w:tcPr>
           <w:p>
@@ -5450,7 +5381,6 @@
               <w:bottom w:val="single" w:color="auto" w:sz="8" w:space="0"/>
               <w:right w:val="single" w:color="auto" w:sz="8" w:space="0"/>
             </w:tcBorders>
-            <w:noWrap w:val="0"/>
             <w:vAlign w:val="center"/>
           </w:tcPr>
           <w:p>
@@ -5489,7 +5419,6 @@
               <w:bottom w:val="single" w:color="auto" w:sz="8" w:space="0"/>
               <w:right w:val="single" w:color="auto" w:sz="8" w:space="0"/>
             </w:tcBorders>
-            <w:noWrap w:val="0"/>
             <w:vAlign w:val="center"/>
           </w:tcPr>
           <w:p>
@@ -5528,7 +5457,6 @@
               <w:bottom w:val="single" w:color="auto" w:sz="8" w:space="0"/>
               <w:right w:val="single" w:color="auto" w:sz="8" w:space="0"/>
             </w:tcBorders>
-            <w:noWrap w:val="0"/>
             <w:vAlign w:val="center"/>
           </w:tcPr>
           <w:p>
@@ -5592,7 +5520,6 @@
               <w:bottom w:val="single" w:color="auto" w:sz="8" w:space="0"/>
               <w:right w:val="single" w:color="auto" w:sz="8" w:space="0"/>
             </w:tcBorders>
-            <w:noWrap w:val="0"/>
             <w:vAlign w:val="center"/>
           </w:tcPr>
           <w:p>
@@ -5631,7 +5558,6 @@
               <w:bottom w:val="single" w:color="auto" w:sz="8" w:space="0"/>
               <w:right w:val="single" w:color="auto" w:sz="8" w:space="0"/>
             </w:tcBorders>
-            <w:noWrap w:val="0"/>
             <w:vAlign w:val="center"/>
           </w:tcPr>
           <w:p>
@@ -5660,7 +5586,7 @@
                 <w:spacing w:val="0"/>
                 <w:sz w:val="24"/>
                 <w:szCs w:val="24"/>
-                <w:shd w:val="clear" w:fill="FFFFFF"/>
+                <w:shd w:val="clear" w:color="auto" w:fill="FFFFFF"/>
               </w:rPr>
               <w:t>大唐五原新能源有限公司</w:t>
             </w:r>
@@ -5675,7 +5601,6 @@
               <w:bottom w:val="single" w:color="auto" w:sz="8" w:space="0"/>
               <w:right w:val="single" w:color="auto" w:sz="8" w:space="0"/>
             </w:tcBorders>
-            <w:noWrap w:val="0"/>
             <w:vAlign w:val="center"/>
           </w:tcPr>
           <w:p>
@@ -5714,7 +5639,6 @@
               <w:bottom w:val="single" w:color="auto" w:sz="8" w:space="0"/>
               <w:right w:val="single" w:color="auto" w:sz="8" w:space="0"/>
             </w:tcBorders>
-            <w:noWrap w:val="0"/>
             <w:vAlign w:val="center"/>
           </w:tcPr>
           <w:p>
@@ -5753,7 +5677,6 @@
               <w:bottom w:val="single" w:color="auto" w:sz="8" w:space="0"/>
               <w:right w:val="single" w:color="auto" w:sz="8" w:space="0"/>
             </w:tcBorders>
-            <w:noWrap w:val="0"/>
             <w:vAlign w:val="center"/>
           </w:tcPr>
           <w:p>
@@ -5792,7 +5715,6 @@
               <w:bottom w:val="single" w:color="auto" w:sz="8" w:space="0"/>
               <w:right w:val="single" w:color="auto" w:sz="8" w:space="0"/>
             </w:tcBorders>
-            <w:noWrap w:val="0"/>
             <w:vAlign w:val="center"/>
           </w:tcPr>
           <w:p>
@@ -5831,7 +5753,6 @@
               <w:bottom w:val="single" w:color="auto" w:sz="8" w:space="0"/>
               <w:right w:val="single" w:color="auto" w:sz="8" w:space="0"/>
             </w:tcBorders>
-            <w:noWrap w:val="0"/>
             <w:vAlign w:val="center"/>
           </w:tcPr>
           <w:p>
@@ -5870,7 +5791,6 @@
               <w:bottom w:val="single" w:color="auto" w:sz="8" w:space="0"/>
               <w:right w:val="single" w:color="auto" w:sz="8" w:space="0"/>
             </w:tcBorders>
-            <w:noWrap w:val="0"/>
             <w:vAlign w:val="center"/>
           </w:tcPr>
           <w:p>
@@ -5909,7 +5829,6 @@
               <w:bottom w:val="single" w:color="auto" w:sz="8" w:space="0"/>
               <w:right w:val="single" w:color="auto" w:sz="8" w:space="0"/>
             </w:tcBorders>
-            <w:noWrap w:val="0"/>
             <w:vAlign w:val="center"/>
           </w:tcPr>
           <w:p>
@@ -5948,7 +5867,6 @@
               <w:bottom w:val="single" w:color="auto" w:sz="8" w:space="0"/>
               <w:right w:val="single" w:color="auto" w:sz="8" w:space="0"/>
             </w:tcBorders>
-            <w:noWrap w:val="0"/>
             <w:vAlign w:val="center"/>
           </w:tcPr>
           <w:p>
@@ -5987,7 +5905,6 @@
               <w:bottom w:val="single" w:color="auto" w:sz="8" w:space="0"/>
               <w:right w:val="single" w:color="auto" w:sz="8" w:space="0"/>
             </w:tcBorders>
-            <w:noWrap w:val="0"/>
             <w:vAlign w:val="center"/>
           </w:tcPr>
           <w:p>
@@ -6026,7 +5943,6 @@
               <w:bottom w:val="single" w:color="auto" w:sz="8" w:space="0"/>
               <w:right w:val="single" w:color="auto" w:sz="8" w:space="0"/>
             </w:tcBorders>
-            <w:noWrap w:val="0"/>
             <w:vAlign w:val="center"/>
           </w:tcPr>
           <w:p>
@@ -6065,7 +5981,6 @@
               <w:bottom w:val="single" w:color="auto" w:sz="8" w:space="0"/>
               <w:right w:val="single" w:color="auto" w:sz="8" w:space="0"/>
             </w:tcBorders>
-            <w:noWrap w:val="0"/>
             <w:vAlign w:val="center"/>
           </w:tcPr>
           <w:p>
@@ -6129,7 +6044,6 @@
               <w:bottom w:val="single" w:color="auto" w:sz="8" w:space="0"/>
               <w:right w:val="single" w:color="auto" w:sz="8" w:space="0"/>
             </w:tcBorders>
-            <w:noWrap w:val="0"/>
             <w:vAlign w:val="center"/>
           </w:tcPr>
           <w:p>
@@ -6168,7 +6082,6 @@
               <w:bottom w:val="single" w:color="auto" w:sz="8" w:space="0"/>
               <w:right w:val="single" w:color="auto" w:sz="8" w:space="0"/>
             </w:tcBorders>
-            <w:noWrap w:val="0"/>
             <w:vAlign w:val="center"/>
           </w:tcPr>
           <w:p>
@@ -6197,7 +6110,7 @@
                 <w:spacing w:val="0"/>
                 <w:sz w:val="24"/>
                 <w:szCs w:val="24"/>
-                <w:shd w:val="clear" w:fill="FFFFFF"/>
+                <w:shd w:val="clear" w:color="auto" w:fill="FFFFFF"/>
               </w:rPr>
               <w:t>巴彦淖尔乌拉特后旗富汇风能电力有限公司</w:t>
             </w:r>
@@ -6212,7 +6125,6 @@
               <w:bottom w:val="single" w:color="auto" w:sz="8" w:space="0"/>
               <w:right w:val="single" w:color="auto" w:sz="8" w:space="0"/>
             </w:tcBorders>
-            <w:noWrap w:val="0"/>
             <w:vAlign w:val="center"/>
           </w:tcPr>
           <w:p>
@@ -6251,7 +6163,6 @@
               <w:bottom w:val="single" w:color="auto" w:sz="8" w:space="0"/>
               <w:right w:val="single" w:color="auto" w:sz="8" w:space="0"/>
             </w:tcBorders>
-            <w:noWrap w:val="0"/>
             <w:vAlign w:val="center"/>
           </w:tcPr>
           <w:p>
@@ -6290,7 +6201,6 @@
               <w:bottom w:val="single" w:color="auto" w:sz="8" w:space="0"/>
               <w:right w:val="single" w:color="auto" w:sz="8" w:space="0"/>
             </w:tcBorders>
-            <w:noWrap w:val="0"/>
             <w:vAlign w:val="center"/>
           </w:tcPr>
           <w:p>
@@ -6329,7 +6239,6 @@
               <w:bottom w:val="single" w:color="auto" w:sz="8" w:space="0"/>
               <w:right w:val="single" w:color="auto" w:sz="8" w:space="0"/>
             </w:tcBorders>
-            <w:noWrap w:val="0"/>
             <w:vAlign w:val="center"/>
           </w:tcPr>
           <w:p>
@@ -6368,7 +6277,6 @@
               <w:bottom w:val="single" w:color="auto" w:sz="8" w:space="0"/>
               <w:right w:val="single" w:color="auto" w:sz="8" w:space="0"/>
             </w:tcBorders>
-            <w:noWrap w:val="0"/>
             <w:vAlign w:val="center"/>
           </w:tcPr>
           <w:p>
@@ -6407,7 +6315,6 @@
               <w:bottom w:val="single" w:color="auto" w:sz="8" w:space="0"/>
               <w:right w:val="single" w:color="auto" w:sz="8" w:space="0"/>
             </w:tcBorders>
-            <w:noWrap w:val="0"/>
             <w:vAlign w:val="center"/>
           </w:tcPr>
           <w:p>
@@ -6446,7 +6353,6 @@
               <w:bottom w:val="single" w:color="auto" w:sz="8" w:space="0"/>
               <w:right w:val="single" w:color="auto" w:sz="8" w:space="0"/>
             </w:tcBorders>
-            <w:noWrap w:val="0"/>
             <w:vAlign w:val="center"/>
           </w:tcPr>
           <w:p>
@@ -6485,7 +6391,6 @@
               <w:bottom w:val="single" w:color="auto" w:sz="8" w:space="0"/>
               <w:right w:val="single" w:color="auto" w:sz="8" w:space="0"/>
             </w:tcBorders>
-            <w:noWrap w:val="0"/>
             <w:vAlign w:val="center"/>
           </w:tcPr>
           <w:p>
@@ -6524,7 +6429,6 @@
               <w:bottom w:val="single" w:color="auto" w:sz="8" w:space="0"/>
               <w:right w:val="single" w:color="auto" w:sz="8" w:space="0"/>
             </w:tcBorders>
-            <w:noWrap w:val="0"/>
             <w:vAlign w:val="center"/>
           </w:tcPr>
           <w:p>
@@ -6563,7 +6467,6 @@
               <w:bottom w:val="single" w:color="auto" w:sz="8" w:space="0"/>
               <w:right w:val="single" w:color="auto" w:sz="8" w:space="0"/>
             </w:tcBorders>
-            <w:noWrap w:val="0"/>
             <w:vAlign w:val="center"/>
           </w:tcPr>
           <w:p>
@@ -6602,7 +6505,6 @@
               <w:bottom w:val="single" w:color="auto" w:sz="8" w:space="0"/>
               <w:right w:val="single" w:color="auto" w:sz="8" w:space="0"/>
             </w:tcBorders>
-            <w:noWrap w:val="0"/>
             <w:vAlign w:val="center"/>
           </w:tcPr>
           <w:p>
@@ -6666,7 +6568,6 @@
               <w:bottom w:val="single" w:color="auto" w:sz="8" w:space="0"/>
               <w:right w:val="single" w:color="auto" w:sz="8" w:space="0"/>
             </w:tcBorders>
-            <w:noWrap w:val="0"/>
             <w:vAlign w:val="center"/>
           </w:tcPr>
           <w:p>
@@ -6705,7 +6606,6 @@
               <w:bottom w:val="single" w:color="auto" w:sz="8" w:space="0"/>
               <w:right w:val="single" w:color="auto" w:sz="8" w:space="0"/>
             </w:tcBorders>
-            <w:noWrap w:val="0"/>
             <w:vAlign w:val="center"/>
           </w:tcPr>
           <w:p>
@@ -6734,7 +6634,7 @@
                 <w:spacing w:val="0"/>
                 <w:sz w:val="24"/>
                 <w:szCs w:val="24"/>
-                <w:shd w:val="clear" w:fill="FFFFFF"/>
+                <w:shd w:val="clear" w:color="auto" w:fill="FFFFFF"/>
               </w:rPr>
               <w:t>吉林电力股份有限公司</w:t>
             </w:r>
@@ -6749,7 +6649,6 @@
               <w:bottom w:val="single" w:color="auto" w:sz="8" w:space="0"/>
               <w:right w:val="single" w:color="auto" w:sz="8" w:space="0"/>
             </w:tcBorders>
-            <w:noWrap w:val="0"/>
             <w:vAlign w:val="center"/>
           </w:tcPr>
           <w:p>
@@ -6788,7 +6687,6 @@
               <w:bottom w:val="single" w:color="auto" w:sz="8" w:space="0"/>
               <w:right w:val="single" w:color="auto" w:sz="8" w:space="0"/>
             </w:tcBorders>
-            <w:noWrap w:val="0"/>
             <w:vAlign w:val="center"/>
           </w:tcPr>
           <w:p>
@@ -6827,7 +6725,6 @@
               <w:bottom w:val="single" w:color="auto" w:sz="8" w:space="0"/>
               <w:right w:val="single" w:color="auto" w:sz="8" w:space="0"/>
             </w:tcBorders>
-            <w:noWrap w:val="0"/>
             <w:vAlign w:val="center"/>
           </w:tcPr>
           <w:p>
@@ -6866,7 +6763,6 @@
               <w:bottom w:val="single" w:color="auto" w:sz="8" w:space="0"/>
               <w:right w:val="single" w:color="auto" w:sz="8" w:space="0"/>
             </w:tcBorders>
-            <w:noWrap w:val="0"/>
             <w:vAlign w:val="center"/>
           </w:tcPr>
           <w:p>
@@ -6905,7 +6801,6 @@
               <w:bottom w:val="single" w:color="auto" w:sz="8" w:space="0"/>
               <w:right w:val="single" w:color="auto" w:sz="8" w:space="0"/>
             </w:tcBorders>
-            <w:noWrap w:val="0"/>
             <w:vAlign w:val="center"/>
           </w:tcPr>
           <w:p>
@@ -6944,7 +6839,6 @@
               <w:bottom w:val="single" w:color="auto" w:sz="8" w:space="0"/>
               <w:right w:val="single" w:color="auto" w:sz="8" w:space="0"/>
             </w:tcBorders>
-            <w:noWrap w:val="0"/>
             <w:vAlign w:val="center"/>
           </w:tcPr>
           <w:p>
@@ -6983,7 +6877,6 @@
               <w:bottom w:val="single" w:color="auto" w:sz="8" w:space="0"/>
               <w:right w:val="single" w:color="auto" w:sz="8" w:space="0"/>
             </w:tcBorders>
-            <w:noWrap w:val="0"/>
             <w:vAlign w:val="center"/>
           </w:tcPr>
           <w:p>
@@ -7022,7 +6915,6 @@
               <w:bottom w:val="single" w:color="auto" w:sz="8" w:space="0"/>
               <w:right w:val="single" w:color="auto" w:sz="8" w:space="0"/>
             </w:tcBorders>
-            <w:noWrap w:val="0"/>
             <w:vAlign w:val="center"/>
           </w:tcPr>
           <w:p>
@@ -7061,7 +6953,6 @@
               <w:bottom w:val="single" w:color="auto" w:sz="8" w:space="0"/>
               <w:right w:val="single" w:color="auto" w:sz="8" w:space="0"/>
             </w:tcBorders>
-            <w:noWrap w:val="0"/>
             <w:vAlign w:val="center"/>
           </w:tcPr>
           <w:p>
@@ -7100,7 +6991,6 @@
               <w:bottom w:val="single" w:color="auto" w:sz="8" w:space="0"/>
               <w:right w:val="single" w:color="auto" w:sz="8" w:space="0"/>
             </w:tcBorders>
-            <w:noWrap w:val="0"/>
             <w:vAlign w:val="center"/>
           </w:tcPr>
           <w:p>
@@ -7139,7 +7029,6 @@
               <w:bottom w:val="single" w:color="auto" w:sz="8" w:space="0"/>
               <w:right w:val="single" w:color="auto" w:sz="8" w:space="0"/>
             </w:tcBorders>
-            <w:noWrap w:val="0"/>
             <w:vAlign w:val="center"/>
           </w:tcPr>
           <w:p>
@@ -7203,7 +7092,6 @@
               <w:bottom w:val="single" w:color="auto" w:sz="8" w:space="0"/>
               <w:right w:val="single" w:color="auto" w:sz="8" w:space="0"/>
             </w:tcBorders>
-            <w:noWrap w:val="0"/>
             <w:vAlign w:val="center"/>
           </w:tcPr>
           <w:p>
@@ -7242,7 +7130,6 @@
               <w:bottom w:val="single" w:color="auto" w:sz="8" w:space="0"/>
               <w:right w:val="single" w:color="auto" w:sz="8" w:space="0"/>
             </w:tcBorders>
-            <w:noWrap w:val="0"/>
             <w:vAlign w:val="center"/>
           </w:tcPr>
           <w:p>
@@ -7283,7 +7170,6 @@
               <w:bottom w:val="single" w:color="auto" w:sz="8" w:space="0"/>
               <w:right w:val="single" w:color="auto" w:sz="8" w:space="0"/>
             </w:tcBorders>
-            <w:noWrap w:val="0"/>
             <w:vAlign w:val="center"/>
           </w:tcPr>
           <w:p>
@@ -7379,7 +7265,6 @@
               <w:bottom w:val="single" w:color="auto" w:sz="8" w:space="0"/>
               <w:right w:val="single" w:color="auto" w:sz="8" w:space="0"/>
             </w:tcBorders>
-            <w:noWrap w:val="0"/>
             <w:vAlign w:val="center"/>
           </w:tcPr>
           <w:p>
@@ -7475,7 +7360,6 @@
               <w:bottom w:val="single" w:color="auto" w:sz="8" w:space="0"/>
               <w:right w:val="single" w:color="auto" w:sz="8" w:space="0"/>
             </w:tcBorders>
-            <w:noWrap w:val="0"/>
             <w:vAlign w:val="center"/>
           </w:tcPr>
           <w:p>
@@ -7571,7 +7455,6 @@
               <w:bottom w:val="single" w:color="auto" w:sz="8" w:space="0"/>
               <w:right w:val="single" w:color="auto" w:sz="8" w:space="0"/>
             </w:tcBorders>
-            <w:noWrap w:val="0"/>
             <w:vAlign w:val="center"/>
           </w:tcPr>
           <w:p>
@@ -7667,7 +7550,6 @@
               <w:bottom w:val="single" w:color="auto" w:sz="8" w:space="0"/>
               <w:right w:val="single" w:color="auto" w:sz="8" w:space="0"/>
             </w:tcBorders>
-            <w:noWrap w:val="0"/>
             <w:vAlign w:val="center"/>
           </w:tcPr>
           <w:p>
@@ -7763,7 +7645,6 @@
               <w:bottom w:val="single" w:color="auto" w:sz="8" w:space="0"/>
               <w:right w:val="single" w:color="auto" w:sz="8" w:space="0"/>
             </w:tcBorders>
-            <w:noWrap w:val="0"/>
             <w:vAlign w:val="center"/>
           </w:tcPr>
           <w:p>
@@ -7859,7 +7740,6 @@
               <w:bottom w:val="single" w:color="auto" w:sz="8" w:space="0"/>
               <w:right w:val="single" w:color="auto" w:sz="8" w:space="0"/>
             </w:tcBorders>
-            <w:noWrap w:val="0"/>
             <w:vAlign w:val="center"/>
           </w:tcPr>
           <w:p>
@@ -7955,7 +7835,6 @@
               <w:bottom w:val="single" w:color="auto" w:sz="8" w:space="0"/>
               <w:right w:val="single" w:color="auto" w:sz="8" w:space="0"/>
             </w:tcBorders>
-            <w:noWrap w:val="0"/>
             <w:vAlign w:val="center"/>
           </w:tcPr>
           <w:p>
@@ -8051,7 +7930,6 @@
               <w:bottom w:val="single" w:color="auto" w:sz="8" w:space="0"/>
               <w:right w:val="single" w:color="auto" w:sz="8" w:space="0"/>
             </w:tcBorders>
-            <w:noWrap w:val="0"/>
             <w:vAlign w:val="center"/>
           </w:tcPr>
           <w:p>
@@ -8147,7 +8025,6 @@
               <w:bottom w:val="single" w:color="auto" w:sz="8" w:space="0"/>
               <w:right w:val="single" w:color="auto" w:sz="8" w:space="0"/>
             </w:tcBorders>
-            <w:noWrap w:val="0"/>
             <w:vAlign w:val="center"/>
           </w:tcPr>
           <w:p>
@@ -8243,7 +8120,6 @@
               <w:bottom w:val="single" w:color="auto" w:sz="8" w:space="0"/>
               <w:right w:val="single" w:color="auto" w:sz="8" w:space="0"/>
             </w:tcBorders>
-            <w:noWrap w:val="0"/>
             <w:vAlign w:val="center"/>
           </w:tcPr>
           <w:p>
@@ -8331,7 +8207,6 @@
               <w:bottom w:val="single" w:color="auto" w:sz="8" w:space="0"/>
               <w:right w:val="single" w:color="auto" w:sz="8" w:space="0"/>
             </w:tcBorders>
-            <w:noWrap w:val="0"/>
             <w:vAlign w:val="center"/>
           </w:tcPr>
           <w:p>
@@ -8359,7 +8234,6 @@
               <w:bottom w:val="single" w:color="auto" w:sz="8" w:space="0"/>
               <w:right w:val="single" w:color="auto" w:sz="8" w:space="0"/>
             </w:tcBorders>
-            <w:noWrap w:val="0"/>
             <w:vAlign w:val="center"/>
           </w:tcPr>
           <w:p>
@@ -8399,7 +8273,6 @@
               <w:bottom w:val="single" w:color="auto" w:sz="8" w:space="0"/>
               <w:right w:val="single" w:color="auto" w:sz="8" w:space="0"/>
             </w:tcBorders>
-            <w:noWrap w:val="0"/>
             <w:vAlign w:val="center"/>
           </w:tcPr>
           <w:p>
@@ -9038,7 +8911,7 @@
     <w:lsdException w:unhideWhenUsed="0" w:uiPriority="0" w:semiHidden="0" w:name="Date"/>
     <w:lsdException w:unhideWhenUsed="0" w:uiPriority="0" w:semiHidden="0" w:name="Body Text First Indent"/>
     <w:lsdException w:unhideWhenUsed="0" w:uiPriority="0" w:semiHidden="0" w:name="Body Text First Indent 2"/>
-    <w:lsdException w:unhideWhenUsed="0" w:uiPriority="0" w:semiHidden="0" w:name="Note Heading"/>
+    <w:lsdException w:uiPriority="99" w:name="Note Heading"/>
     <w:lsdException w:unhideWhenUsed="0" w:uiPriority="0" w:semiHidden="0" w:name="Body Text 2"/>
     <w:lsdException w:unhideWhenUsed="0" w:uiPriority="0" w:semiHidden="0" w:name="Body Text 3"/>
     <w:lsdException w:unhideWhenUsed="0" w:uiPriority="0" w:semiHidden="0" w:name="Body Text Indent 2"/>
@@ -9524,10 +9397,10 @@
     <w:uiPriority w:val="0"/>
     <w:pPr>
       <w:pBdr>
-        <w:top w:val="none" w:color="auto" w:sz="0" w:space="1"/>
-        <w:left w:val="none" w:color="auto" w:sz="0" w:space="4"/>
-        <w:bottom w:val="none" w:color="auto" w:sz="0" w:space="1"/>
-        <w:right w:val="none" w:color="auto" w:sz="0" w:space="4"/>
+        <w:top w:val="none" w:color="auto" w:sz="0" w:space="0"/>
+        <w:left w:val="none" w:color="auto" w:sz="0" w:space="0"/>
+        <w:bottom w:val="none" w:color="auto" w:sz="0" w:space="0"/>
+        <w:right w:val="none" w:color="auto" w:sz="0" w:space="0"/>
       </w:pBdr>
       <w:tabs>
         <w:tab w:val="center" w:pos="4153"/>
@@ -9678,7 +9551,7 @@
     </w:rPr>
   </w:style>
   <w:style w:type="table" w:customStyle="1" w:styleId="28">
-    <w:name w:val="Table Normal"/>
+    <w:name w:val="Table Normal_1"/>
     <w:semiHidden/>
     <w:unhideWhenUsed/>
     <w:qFormat/>

--- a/4.质量管理/2.运行记录类文件/满意度调查报告.docx
+++ b/4.质量管理/2.运行记录类文件/满意度调查报告.docx
@@ -1053,7 +1053,7 @@
                 <w:spacing w:val="-1"/>
                 <w:lang w:eastAsia="zh-CN"/>
               </w:rPr>
-              <w:t>2026.01</w:t>
+              <w:t>2026.1</w:t>
             </w:r>
             <w:r>
               <w:rPr>
@@ -1103,7 +1103,7 @@
                 <w:spacing w:val="-1"/>
                 <w:lang w:eastAsia="zh-CN"/>
               </w:rPr>
-              <w:t>2026.01</w:t>
+              <w:t>2026.1</w:t>
             </w:r>
             <w:r>
               <w:rPr>
@@ -1153,7 +1153,25 @@
                 <w:spacing w:val="-1"/>
                 <w:lang w:eastAsia="zh-CN"/>
               </w:rPr>
-              <w:t>2026.01</w:t>
+              <w:t>2026.</w:t>
+            </w:r>
+            <w:r>
+              <w:rPr>
+                <w:rFonts w:hint="eastAsia"/>
+                <w:spacing w:val="-1"/>
+                <w:lang w:val="en-US" w:eastAsia="zh-CN"/>
+              </w:rPr>
+              <w:t>1</w:t>
+            </w:r>
+            <w:bookmarkStart w:id="23" w:name="_GoBack"/>
+            <w:bookmarkEnd w:id="23"/>
+            <w:r>
+              <w:rPr>
+                <w:rFonts w:hint="eastAsia"/>
+                <w:spacing w:val="-1"/>
+                <w:lang w:eastAsia="zh-CN"/>
+              </w:rPr>
+              <w:t>1</w:t>
             </w:r>
             <w:r>
               <w:rPr>
@@ -1479,8 +1497,8 @@
       </w:pPr>
       <w:bookmarkStart w:id="0" w:name="_Toc428823195"/>
       <w:bookmarkStart w:id="1" w:name="_Toc278555954"/>
-      <w:bookmarkStart w:id="2" w:name="_Toc481913844"/>
-      <w:bookmarkStart w:id="3" w:name="_Toc198622117"/>
+      <w:bookmarkStart w:id="2" w:name="_Toc198622117"/>
+      <w:bookmarkStart w:id="3" w:name="_Toc481913844"/>
       <w:r>
         <w:rPr>
           <w:rFonts w:hint="eastAsia"/>
@@ -1601,9 +1619,9 @@
           <w:rFonts w:hint="eastAsia"/>
         </w:rPr>
       </w:pPr>
-      <w:bookmarkStart w:id="4" w:name="_Toc198622118"/>
-      <w:bookmarkStart w:id="5" w:name="_Toc481913845"/>
-      <w:bookmarkStart w:id="6" w:name="_Toc278555955"/>
+      <w:bookmarkStart w:id="4" w:name="_Toc481913845"/>
+      <w:bookmarkStart w:id="5" w:name="_Toc278555955"/>
+      <w:bookmarkStart w:id="6" w:name="_Toc198622118"/>
       <w:bookmarkStart w:id="7" w:name="_Toc428823196"/>
       <w:r>
         <w:rPr>
@@ -1708,17 +1726,7 @@
           <w:sz w:val="24"/>
           <w:lang w:val="en-US" w:eastAsia="zh-CN"/>
         </w:rPr>
-        <w:t>2026-1</w:t>
-      </w:r>
-      <w:bookmarkStart w:id="23" w:name="_GoBack"/>
-      <w:bookmarkEnd w:id="23"/>
-      <w:r>
-        <w:rPr>
-          <w:rFonts w:hint="eastAsia" w:ascii="微软雅黑" w:hAnsi="微软雅黑" w:eastAsia="微软雅黑" w:cs="Arial"/>
-          <w:sz w:val="24"/>
-          <w:lang w:val="en-US" w:eastAsia="zh-CN"/>
-        </w:rPr>
-        <w:t>-14</w:t>
+        <w:t>2026-1-14</w:t>
       </w:r>
     </w:p>
     <w:p>
@@ -1729,10 +1737,10 @@
           <w:rFonts w:hint="eastAsia"/>
         </w:rPr>
       </w:pPr>
-      <w:bookmarkStart w:id="8" w:name="_Toc481913846"/>
-      <w:bookmarkStart w:id="9" w:name="_Toc198622119"/>
-      <w:bookmarkStart w:id="10" w:name="_Toc278555956"/>
-      <w:bookmarkStart w:id="11" w:name="_Toc428823197"/>
+      <w:bookmarkStart w:id="8" w:name="_Toc278555956"/>
+      <w:bookmarkStart w:id="9" w:name="_Toc428823197"/>
+      <w:bookmarkStart w:id="10" w:name="_Toc198622119"/>
+      <w:bookmarkStart w:id="11" w:name="_Toc481913846"/>
       <w:r>
         <w:rPr>
           <w:rFonts w:hint="eastAsia"/>
@@ -2082,8 +2090,8 @@
         </w:rPr>
       </w:pPr>
       <w:bookmarkStart w:id="13" w:name="_Toc481913848"/>
-      <w:bookmarkStart w:id="14" w:name="_Toc428823199"/>
-      <w:bookmarkStart w:id="15" w:name="_Toc278555959"/>
+      <w:bookmarkStart w:id="14" w:name="_Toc278555959"/>
+      <w:bookmarkStart w:id="15" w:name="_Toc428823199"/>
       <w:r>
         <w:rPr>
           <w:rFonts w:hint="eastAsia"/>
@@ -8428,8 +8436,8 @@
         </w:rPr>
       </w:pPr>
       <w:bookmarkStart w:id="19" w:name="_Toc193352436"/>
-      <w:bookmarkStart w:id="20" w:name="_Toc481913850"/>
-      <w:bookmarkStart w:id="21" w:name="_Toc428823209"/>
+      <w:bookmarkStart w:id="20" w:name="_Toc428823209"/>
+      <w:bookmarkStart w:id="21" w:name="_Toc481913850"/>
       <w:bookmarkStart w:id="22" w:name="_Toc278555969"/>
       <w:r>
         <w:rPr>

--- a/4.质量管理/2.运行记录类文件/满意度调查报告.docx
+++ b/4.质量管理/2.运行记录类文件/满意度调查报告.docx
@@ -150,6 +150,12 @@
             <w:insideH w:val="none" w:color="auto" w:sz="0" w:space="0"/>
             <w:insideV w:val="none" w:color="auto" w:sz="0" w:space="0"/>
           </w:tblBorders>
+          <w:tblCellMar>
+            <w:top w:w="0" w:type="dxa"/>
+            <w:left w:w="108" w:type="dxa"/>
+            <w:bottom w:w="0" w:type="dxa"/>
+            <w:right w:w="108" w:type="dxa"/>
+          </w:tblCellMar>
         </w:tblPrEx>
         <w:trPr>
           <w:trHeight w:val="810" w:hRule="atLeast"/>
@@ -1161,25 +1167,7 @@
                 <w:spacing w:val="-1"/>
                 <w:lang w:val="en-US" w:eastAsia="zh-CN"/>
               </w:rPr>
-              <w:t>1</w:t>
-            </w:r>
-            <w:bookmarkStart w:id="23" w:name="_GoBack"/>
-            <w:bookmarkEnd w:id="23"/>
-            <w:r>
-              <w:rPr>
-                <w:rFonts w:hint="eastAsia"/>
-                <w:spacing w:val="-1"/>
-                <w:lang w:eastAsia="zh-CN"/>
-              </w:rPr>
-              <w:t>1</w:t>
-            </w:r>
-            <w:r>
-              <w:rPr>
-                <w:rFonts w:hint="eastAsia"/>
-                <w:spacing w:val="-1"/>
-                <w:lang w:val="en-US" w:eastAsia="zh-CN"/>
-              </w:rPr>
-              <w:t>.14</w:t>
+              <w:t>1.14</w:t>
             </w:r>
           </w:p>
         </w:tc>
@@ -1495,9 +1483,9 @@
           <w:rFonts w:hint="eastAsia"/>
         </w:rPr>
       </w:pPr>
-      <w:bookmarkStart w:id="0" w:name="_Toc428823195"/>
-      <w:bookmarkStart w:id="1" w:name="_Toc278555954"/>
-      <w:bookmarkStart w:id="2" w:name="_Toc198622117"/>
+      <w:bookmarkStart w:id="0" w:name="_Toc198622117"/>
+      <w:bookmarkStart w:id="1" w:name="_Toc428823195"/>
+      <w:bookmarkStart w:id="2" w:name="_Toc278555954"/>
       <w:bookmarkStart w:id="3" w:name="_Toc481913844"/>
       <w:r>
         <w:rPr>
@@ -1619,9 +1607,9 @@
           <w:rFonts w:hint="eastAsia"/>
         </w:rPr>
       </w:pPr>
-      <w:bookmarkStart w:id="4" w:name="_Toc481913845"/>
-      <w:bookmarkStart w:id="5" w:name="_Toc278555955"/>
-      <w:bookmarkStart w:id="6" w:name="_Toc198622118"/>
+      <w:bookmarkStart w:id="4" w:name="_Toc198622118"/>
+      <w:bookmarkStart w:id="5" w:name="_Toc481913845"/>
+      <w:bookmarkStart w:id="6" w:name="_Toc278555955"/>
       <w:bookmarkStart w:id="7" w:name="_Toc428823196"/>
       <w:r>
         <w:rPr>
@@ -1669,35 +1657,15 @@
         </w:rPr>
         <w:t>2026-1-10</w:t>
       </w:r>
-      <w:r>
-        <w:rPr>
-          <w:rFonts w:hint="eastAsia" w:ascii="微软雅黑" w:hAnsi="微软雅黑" w:eastAsia="微软雅黑" w:cs="Arial"/>
-          <w:sz w:val="24"/>
-        </w:rPr>
-        <w:t xml:space="preserve"> </w:t>
-      </w:r>
+      <w:bookmarkStart w:id="23" w:name="_GoBack"/>
+      <w:bookmarkEnd w:id="23"/>
       <w:r>
         <w:rPr>
           <w:rFonts w:hint="eastAsia" w:ascii="微软雅黑" w:hAnsi="微软雅黑" w:eastAsia="微软雅黑" w:cs="Arial"/>
           <w:sz w:val="24"/>
           <w:lang w:val="en-US" w:eastAsia="zh-CN"/>
         </w:rPr>
-        <w:t>至</w:t>
-      </w:r>
-      <w:r>
-        <w:rPr>
-          <w:rFonts w:hint="eastAsia" w:ascii="微软雅黑" w:hAnsi="微软雅黑" w:eastAsia="微软雅黑" w:cs="Arial"/>
-          <w:sz w:val="24"/>
-        </w:rPr>
-        <w:t xml:space="preserve"> </w:t>
-      </w:r>
-      <w:r>
-        <w:rPr>
-          <w:rFonts w:hint="eastAsia" w:ascii="微软雅黑" w:hAnsi="微软雅黑" w:eastAsia="微软雅黑" w:cs="Arial"/>
-          <w:sz w:val="24"/>
-          <w:lang w:val="en-US" w:eastAsia="zh-CN"/>
-        </w:rPr>
-        <w:t>2026-1-13</w:t>
+        <w:t>至2026-1-13</w:t>
       </w:r>
     </w:p>
     <w:p>
@@ -1737,10 +1705,10 @@
           <w:rFonts w:hint="eastAsia"/>
         </w:rPr>
       </w:pPr>
-      <w:bookmarkStart w:id="8" w:name="_Toc278555956"/>
+      <w:bookmarkStart w:id="8" w:name="_Toc198622119"/>
       <w:bookmarkStart w:id="9" w:name="_Toc428823197"/>
-      <w:bookmarkStart w:id="10" w:name="_Toc198622119"/>
-      <w:bookmarkStart w:id="11" w:name="_Toc481913846"/>
+      <w:bookmarkStart w:id="10" w:name="_Toc481913846"/>
+      <w:bookmarkStart w:id="11" w:name="_Toc278555956"/>
       <w:r>
         <w:rPr>
           <w:rFonts w:hint="eastAsia"/>
@@ -2128,8 +2096,8 @@
           <w:rFonts w:hint="eastAsia"/>
         </w:rPr>
       </w:pPr>
-      <w:bookmarkStart w:id="16" w:name="_Toc278555965"/>
-      <w:bookmarkStart w:id="17" w:name="_Toc428823205"/>
+      <w:bookmarkStart w:id="16" w:name="_Toc428823205"/>
+      <w:bookmarkStart w:id="17" w:name="_Toc278555965"/>
       <w:bookmarkStart w:id="18" w:name="_Toc481913849"/>
       <w:r>
         <w:rPr>
@@ -8437,8 +8405,8 @@
       </w:pPr>
       <w:bookmarkStart w:id="19" w:name="_Toc193352436"/>
       <w:bookmarkStart w:id="20" w:name="_Toc428823209"/>
-      <w:bookmarkStart w:id="21" w:name="_Toc481913850"/>
-      <w:bookmarkStart w:id="22" w:name="_Toc278555969"/>
+      <w:bookmarkStart w:id="21" w:name="_Toc278555969"/>
+      <w:bookmarkStart w:id="22" w:name="_Toc481913850"/>
       <w:r>
         <w:rPr>
           <w:rFonts w:hint="eastAsia"/>

--- a/4.质量管理/2.运行记录类文件/满意度调查报告.docx
+++ b/4.质量管理/2.运行记录类文件/满意度调查报告.docx
@@ -1485,8 +1485,8 @@
       </w:pPr>
       <w:bookmarkStart w:id="0" w:name="_Toc198622117"/>
       <w:bookmarkStart w:id="1" w:name="_Toc428823195"/>
-      <w:bookmarkStart w:id="2" w:name="_Toc278555954"/>
-      <w:bookmarkStart w:id="3" w:name="_Toc481913844"/>
+      <w:bookmarkStart w:id="2" w:name="_Toc481913844"/>
+      <w:bookmarkStart w:id="3" w:name="_Toc278555954"/>
       <w:r>
         <w:rPr>
           <w:rFonts w:hint="eastAsia"/>
@@ -1609,8 +1609,8 @@
       </w:pPr>
       <w:bookmarkStart w:id="4" w:name="_Toc198622118"/>
       <w:bookmarkStart w:id="5" w:name="_Toc481913845"/>
-      <w:bookmarkStart w:id="6" w:name="_Toc278555955"/>
-      <w:bookmarkStart w:id="7" w:name="_Toc428823196"/>
+      <w:bookmarkStart w:id="6" w:name="_Toc428823196"/>
+      <w:bookmarkStart w:id="7" w:name="_Toc278555955"/>
       <w:r>
         <w:rPr>
           <w:rFonts w:hint="eastAsia"/>
@@ -1655,17 +1655,7 @@
           <w:sz w:val="24"/>
           <w:lang w:val="en-US" w:eastAsia="zh-CN"/>
         </w:rPr>
-        <w:t>2026-1-10</w:t>
-      </w:r>
-      <w:bookmarkStart w:id="23" w:name="_GoBack"/>
-      <w:bookmarkEnd w:id="23"/>
-      <w:r>
-        <w:rPr>
-          <w:rFonts w:hint="eastAsia" w:ascii="微软雅黑" w:hAnsi="微软雅黑" w:eastAsia="微软雅黑" w:cs="Arial"/>
-          <w:sz w:val="24"/>
-          <w:lang w:val="en-US" w:eastAsia="zh-CN"/>
-        </w:rPr>
-        <w:t>至2026-1-13</w:t>
+        <w:t>2026-1-10至2026-1-13</w:t>
       </w:r>
     </w:p>
     <w:p>
@@ -1705,10 +1695,10 @@
           <w:rFonts w:hint="eastAsia"/>
         </w:rPr>
       </w:pPr>
-      <w:bookmarkStart w:id="8" w:name="_Toc198622119"/>
-      <w:bookmarkStart w:id="9" w:name="_Toc428823197"/>
-      <w:bookmarkStart w:id="10" w:name="_Toc481913846"/>
-      <w:bookmarkStart w:id="11" w:name="_Toc278555956"/>
+      <w:bookmarkStart w:id="8" w:name="_Toc481913846"/>
+      <w:bookmarkStart w:id="9" w:name="_Toc198622119"/>
+      <w:bookmarkStart w:id="10" w:name="_Toc278555956"/>
+      <w:bookmarkStart w:id="11" w:name="_Toc428823197"/>
       <w:r>
         <w:rPr>
           <w:rFonts w:hint="eastAsia"/>
@@ -1735,14 +1725,7 @@
         </w:numPr>
         <w:spacing w:before="0" w:after="0" w:line="360" w:lineRule="auto"/>
         <w:rPr>
-          <w:rFonts w:ascii="微软雅黑" w:hAnsi="微软雅黑" w:eastAsia="微软雅黑" w:cs="Arial"/>
-          <w:color w:val="000000"/>
-          <w:sz w:val="24"/>
-        </w:rPr>
-      </w:pPr>
-      <w:r>
-        <w:rPr>
-          <w:rFonts w:ascii="Verdana" w:hAnsi="Verdana" w:eastAsia="宋体" w:cs="Verdana"/>
+          <w:rFonts w:hint="eastAsia" w:ascii="Verdana" w:hAnsi="Verdana" w:cs="Verdana"/>
           <w:b/>
           <w:bCs/>
           <w:i w:val="0"/>
@@ -1753,8 +1736,25 @@
           <w:sz w:val="24"/>
           <w:szCs w:val="24"/>
           <w:shd w:val="clear" w:color="auto" w:fill="FFFFFF"/>
+          <w:lang w:val="en-US" w:eastAsia="zh-CN"/>
         </w:rPr>
-        <w:t>四川中电福溪电力开发有限公司</w:t>
+      </w:pPr>
+      <w:r>
+        <w:rPr>
+          <w:rFonts w:hint="eastAsia" w:ascii="Verdana" w:hAnsi="Verdana" w:cs="Verdana"/>
+          <w:b/>
+          <w:bCs/>
+          <w:i w:val="0"/>
+          <w:iCs w:val="0"/>
+          <w:caps w:val="0"/>
+          <w:color w:val="555555"/>
+          <w:spacing w:val="0"/>
+          <w:sz w:val="24"/>
+          <w:szCs w:val="24"/>
+          <w:shd w:val="clear" w:color="auto" w:fill="FFFFFF"/>
+          <w:lang w:val="en-US" w:eastAsia="zh-CN"/>
+        </w:rPr>
+        <w:t>天津市电力公司</w:t>
       </w:r>
     </w:p>
     <w:p>
@@ -1765,14 +1765,7 @@
         </w:numPr>
         <w:spacing w:before="0" w:after="0" w:line="360" w:lineRule="auto"/>
         <w:rPr>
-          <w:rFonts w:hint="eastAsia" w:ascii="微软雅黑" w:hAnsi="微软雅黑" w:eastAsia="微软雅黑" w:cs="Arial"/>
-          <w:color w:val="000000"/>
-          <w:sz w:val="24"/>
-        </w:rPr>
-      </w:pPr>
-      <w:r>
-        <w:rPr>
-          <w:rFonts w:ascii="Verdana" w:hAnsi="Verdana" w:eastAsia="宋体" w:cs="Verdana"/>
+          <w:rFonts w:hint="eastAsia" w:ascii="Verdana" w:hAnsi="Verdana" w:cs="Verdana"/>
           <w:b/>
           <w:bCs/>
           <w:i w:val="0"/>
@@ -1783,6 +1776,23 @@
           <w:sz w:val="24"/>
           <w:szCs w:val="24"/>
           <w:shd w:val="clear" w:color="auto" w:fill="FFFFFF"/>
+          <w:lang w:val="en-US" w:eastAsia="zh-CN"/>
+        </w:rPr>
+      </w:pPr>
+      <w:r>
+        <w:rPr>
+          <w:rFonts w:hint="eastAsia" w:ascii="Verdana" w:hAnsi="Verdana" w:cs="Verdana"/>
+          <w:b/>
+          <w:bCs/>
+          <w:i w:val="0"/>
+          <w:iCs w:val="0"/>
+          <w:caps w:val="0"/>
+          <w:color w:val="555555"/>
+          <w:spacing w:val="0"/>
+          <w:sz w:val="24"/>
+          <w:szCs w:val="24"/>
+          <w:shd w:val="clear" w:color="auto" w:fill="FFFFFF"/>
+          <w:lang w:val="en-US" w:eastAsia="zh-CN"/>
         </w:rPr>
         <w:t>光大环保能源（天津）有限公司</w:t>
       </w:r>
@@ -1795,14 +1805,7 @@
         </w:numPr>
         <w:spacing w:before="0" w:after="0" w:line="360" w:lineRule="auto"/>
         <w:rPr>
-          <w:rFonts w:hint="eastAsia" w:ascii="微软雅黑" w:hAnsi="微软雅黑" w:eastAsia="微软雅黑" w:cs="Arial"/>
-          <w:color w:val="000000"/>
-          <w:sz w:val="24"/>
-        </w:rPr>
-      </w:pPr>
-      <w:r>
-        <w:rPr>
-          <w:rFonts w:ascii="Verdana" w:hAnsi="Verdana" w:eastAsia="宋体" w:cs="Verdana"/>
+          <w:rFonts w:hint="eastAsia" w:ascii="Verdana" w:hAnsi="Verdana" w:cs="Verdana"/>
           <w:b/>
           <w:bCs/>
           <w:i w:val="0"/>
@@ -1813,8 +1816,44 @@
           <w:sz w:val="24"/>
           <w:szCs w:val="24"/>
           <w:shd w:val="clear" w:color="auto" w:fill="FFFFFF"/>
+          <w:lang w:val="en-US" w:eastAsia="zh-CN"/>
         </w:rPr>
-        <w:t>中国水利电力物资天津有限公司</w:t>
+      </w:pPr>
+      <w:r>
+        <w:rPr>
+          <w:rFonts w:hint="eastAsia" w:ascii="Verdana" w:hAnsi="Verdana" w:cs="Verdana"/>
+          <w:b/>
+          <w:bCs/>
+          <w:i w:val="0"/>
+          <w:iCs w:val="0"/>
+          <w:caps w:val="0"/>
+          <w:color w:val="555555"/>
+          <w:spacing w:val="0"/>
+          <w:sz w:val="24"/>
+          <w:szCs w:val="24"/>
+          <w:shd w:val="clear" w:color="auto" w:fill="FFFFFF"/>
+          <w:lang w:val="en-US" w:eastAsia="zh-CN"/>
+        </w:rPr>
+        <w:t>中国水利电力物资天</w:t>
+      </w:r>
+      <w:bookmarkStart w:id="23" w:name="_GoBack"/>
+      <w:bookmarkEnd w:id="23"/>
+      <w:r>
+        <w:rPr>
+          <w:rFonts w:hint="eastAsia" w:ascii="Verdana" w:hAnsi="Verdana" w:cs="Verdana"/>
+          <w:b/>
+          <w:bCs/>
+          <w:i w:val="0"/>
+          <w:iCs w:val="0"/>
+          <w:caps w:val="0"/>
+          <w:color w:val="555555"/>
+          <w:spacing w:val="0"/>
+          <w:sz w:val="24"/>
+          <w:szCs w:val="24"/>
+          <w:shd w:val="clear" w:color="auto" w:fill="FFFFFF"/>
+          <w:lang w:val="en-US" w:eastAsia="zh-CN"/>
+        </w:rPr>
+        <w:t>津有限公司</w:t>
       </w:r>
     </w:p>
     <w:p>
@@ -1825,14 +1864,7 @@
         </w:numPr>
         <w:spacing w:before="0" w:after="0" w:line="360" w:lineRule="auto"/>
         <w:rPr>
-          <w:rFonts w:hint="eastAsia" w:ascii="微软雅黑" w:hAnsi="微软雅黑" w:eastAsia="微软雅黑" w:cs="Arial"/>
-          <w:color w:val="000000"/>
-          <w:sz w:val="24"/>
-        </w:rPr>
-      </w:pPr>
-      <w:r>
-        <w:rPr>
-          <w:rFonts w:ascii="Verdana" w:hAnsi="Verdana" w:eastAsia="宋体" w:cs="Verdana"/>
+          <w:rFonts w:hint="eastAsia" w:ascii="Verdana" w:hAnsi="Verdana" w:cs="Verdana"/>
           <w:b/>
           <w:bCs/>
           <w:i w:val="0"/>
@@ -1843,8 +1875,25 @@
           <w:sz w:val="24"/>
           <w:szCs w:val="24"/>
           <w:shd w:val="clear" w:color="auto" w:fill="FFFFFF"/>
+          <w:lang w:val="en-US" w:eastAsia="zh-CN"/>
         </w:rPr>
-        <w:t>巴彦淖尔乌拉特中旗富汇风能电力有限公司</w:t>
+      </w:pPr>
+      <w:r>
+        <w:rPr>
+          <w:rFonts w:hint="eastAsia" w:ascii="Verdana" w:hAnsi="Verdana" w:cs="Verdana"/>
+          <w:b/>
+          <w:bCs/>
+          <w:i w:val="0"/>
+          <w:iCs w:val="0"/>
+          <w:caps w:val="0"/>
+          <w:color w:val="555555"/>
+          <w:spacing w:val="0"/>
+          <w:sz w:val="24"/>
+          <w:szCs w:val="24"/>
+          <w:shd w:val="clear" w:color="auto" w:fill="FFFFFF"/>
+          <w:lang w:val="en-US" w:eastAsia="zh-CN"/>
+        </w:rPr>
+        <w:t>天津市第五中心医院</w:t>
       </w:r>
     </w:p>
     <w:p>
@@ -1855,14 +1904,7 @@
         </w:numPr>
         <w:spacing w:before="0" w:after="0" w:line="360" w:lineRule="auto"/>
         <w:rPr>
-          <w:rFonts w:ascii="微软雅黑" w:hAnsi="微软雅黑" w:eastAsia="微软雅黑" w:cs="Arial"/>
-          <w:color w:val="000000"/>
-          <w:sz w:val="24"/>
-        </w:rPr>
-      </w:pPr>
-      <w:r>
-        <w:rPr>
-          <w:rFonts w:ascii="Verdana" w:hAnsi="Verdana" w:eastAsia="宋体" w:cs="Verdana"/>
+          <w:rFonts w:hint="eastAsia" w:ascii="Verdana" w:hAnsi="Verdana" w:cs="Verdana"/>
           <w:b/>
           <w:bCs/>
           <w:i w:val="0"/>
@@ -1873,6 +1915,23 @@
           <w:sz w:val="24"/>
           <w:szCs w:val="24"/>
           <w:shd w:val="clear" w:color="auto" w:fill="FFFFFF"/>
+          <w:lang w:val="en-US" w:eastAsia="zh-CN"/>
+        </w:rPr>
+      </w:pPr>
+      <w:r>
+        <w:rPr>
+          <w:rFonts w:hint="eastAsia" w:ascii="Verdana" w:hAnsi="Verdana" w:cs="Verdana"/>
+          <w:b/>
+          <w:bCs/>
+          <w:i w:val="0"/>
+          <w:iCs w:val="0"/>
+          <w:caps w:val="0"/>
+          <w:color w:val="555555"/>
+          <w:spacing w:val="0"/>
+          <w:sz w:val="24"/>
+          <w:szCs w:val="24"/>
+          <w:shd w:val="clear" w:color="auto" w:fill="FFFFFF"/>
+          <w:lang w:val="en-US" w:eastAsia="zh-CN"/>
         </w:rPr>
         <w:t>大唐乌拉特后旗新能源有限公司</w:t>
       </w:r>
@@ -1885,14 +1944,7 @@
         </w:numPr>
         <w:spacing w:before="0" w:after="0" w:line="360" w:lineRule="auto"/>
         <w:rPr>
-          <w:rFonts w:ascii="微软雅黑" w:hAnsi="微软雅黑" w:eastAsia="微软雅黑" w:cs="Arial"/>
-          <w:color w:val="000000"/>
-          <w:sz w:val="24"/>
-        </w:rPr>
-      </w:pPr>
-      <w:r>
-        <w:rPr>
-          <w:rFonts w:ascii="Verdana" w:hAnsi="Verdana" w:eastAsia="宋体" w:cs="Verdana"/>
+          <w:rFonts w:hint="eastAsia" w:ascii="Verdana" w:hAnsi="Verdana" w:cs="Verdana"/>
           <w:b/>
           <w:bCs/>
           <w:i w:val="0"/>
@@ -1903,6 +1955,23 @@
           <w:sz w:val="24"/>
           <w:szCs w:val="24"/>
           <w:shd w:val="clear" w:color="auto" w:fill="FFFFFF"/>
+          <w:lang w:val="en-US" w:eastAsia="zh-CN"/>
+        </w:rPr>
+      </w:pPr>
+      <w:r>
+        <w:rPr>
+          <w:rFonts w:hint="eastAsia" w:ascii="Verdana" w:hAnsi="Verdana" w:cs="Verdana"/>
+          <w:b/>
+          <w:bCs/>
+          <w:i w:val="0"/>
+          <w:iCs w:val="0"/>
+          <w:caps w:val="0"/>
+          <w:color w:val="555555"/>
+          <w:spacing w:val="0"/>
+          <w:sz w:val="24"/>
+          <w:szCs w:val="24"/>
+          <w:shd w:val="clear" w:color="auto" w:fill="FFFFFF"/>
+          <w:lang w:val="en-US" w:eastAsia="zh-CN"/>
         </w:rPr>
         <w:t>大唐五原新能源有限公司</w:t>
       </w:r>
@@ -1915,14 +1984,7 @@
         </w:numPr>
         <w:spacing w:before="0" w:after="0" w:line="360" w:lineRule="auto"/>
         <w:rPr>
-          <w:rFonts w:hint="eastAsia" w:ascii="微软雅黑" w:hAnsi="微软雅黑" w:eastAsia="微软雅黑" w:cs="Arial"/>
-          <w:color w:val="000000"/>
-          <w:sz w:val="24"/>
-        </w:rPr>
-      </w:pPr>
-      <w:r>
-        <w:rPr>
-          <w:rFonts w:ascii="Verdana" w:hAnsi="Verdana" w:eastAsia="宋体" w:cs="Verdana"/>
+          <w:rFonts w:hint="eastAsia" w:ascii="Verdana" w:hAnsi="Verdana" w:cs="Verdana"/>
           <w:b/>
           <w:bCs/>
           <w:i w:val="0"/>
@@ -1933,6 +1995,23 @@
           <w:sz w:val="24"/>
           <w:szCs w:val="24"/>
           <w:shd w:val="clear" w:color="auto" w:fill="FFFFFF"/>
+          <w:lang w:val="en-US" w:eastAsia="zh-CN"/>
+        </w:rPr>
+      </w:pPr>
+      <w:r>
+        <w:rPr>
+          <w:rFonts w:hint="eastAsia" w:ascii="Verdana" w:hAnsi="Verdana" w:cs="Verdana"/>
+          <w:b/>
+          <w:bCs/>
+          <w:i w:val="0"/>
+          <w:iCs w:val="0"/>
+          <w:caps w:val="0"/>
+          <w:color w:val="555555"/>
+          <w:spacing w:val="0"/>
+          <w:sz w:val="24"/>
+          <w:szCs w:val="24"/>
+          <w:shd w:val="clear" w:color="auto" w:fill="FFFFFF"/>
+          <w:lang w:val="en-US" w:eastAsia="zh-CN"/>
         </w:rPr>
         <w:t>巴彦淖尔乌拉特后旗富汇风能电力有限公司</w:t>
       </w:r>
@@ -1945,15 +2024,7 @@
         </w:numPr>
         <w:spacing w:before="0" w:after="0" w:line="360" w:lineRule="auto"/>
         <w:rPr>
-          <w:rFonts w:hint="eastAsia" w:ascii="微软雅黑" w:hAnsi="微软雅黑" w:eastAsia="微软雅黑" w:cs="Arial"/>
-          <w:color w:val="000000"/>
-          <w:sz w:val="24"/>
-        </w:rPr>
-      </w:pPr>
-      <w:bookmarkStart w:id="12" w:name="_Toc481913847"/>
-      <w:r>
-        <w:rPr>
-          <w:rFonts w:ascii="Verdana" w:hAnsi="Verdana" w:eastAsia="宋体" w:cs="Verdana"/>
+          <w:rFonts w:hint="eastAsia" w:ascii="Verdana" w:hAnsi="Verdana" w:cs="Verdana"/>
           <w:b/>
           <w:bCs/>
           <w:i w:val="0"/>
@@ -1964,6 +2035,24 @@
           <w:sz w:val="24"/>
           <w:szCs w:val="24"/>
           <w:shd w:val="clear" w:color="auto" w:fill="FFFFFF"/>
+          <w:lang w:val="en-US" w:eastAsia="zh-CN"/>
+        </w:rPr>
+      </w:pPr>
+      <w:bookmarkStart w:id="12" w:name="_Toc481913847"/>
+      <w:r>
+        <w:rPr>
+          <w:rFonts w:hint="eastAsia" w:ascii="Verdana" w:hAnsi="Verdana" w:cs="Verdana"/>
+          <w:b/>
+          <w:bCs/>
+          <w:i w:val="0"/>
+          <w:iCs w:val="0"/>
+          <w:caps w:val="0"/>
+          <w:color w:val="555555"/>
+          <w:spacing w:val="0"/>
+          <w:sz w:val="24"/>
+          <w:szCs w:val="24"/>
+          <w:shd w:val="clear" w:color="auto" w:fill="FFFFFF"/>
+          <w:lang w:val="en-US" w:eastAsia="zh-CN"/>
         </w:rPr>
         <w:t>吉林电力股份有限公司</w:t>
       </w:r>
@@ -2955,17 +3044,7 @@
               <w:spacing w:before="0" w:after="0" w:line="400" w:lineRule="exact"/>
               <w:jc w:val="center"/>
               <w:rPr>
-                <w:rFonts w:hint="eastAsia" w:ascii="微软雅黑" w:hAnsi="微软雅黑" w:eastAsia="微软雅黑" w:cs="宋体"/>
-                <w:color w:val="000000"/>
-                <w:kern w:val="0"/>
-                <w:sz w:val="24"/>
-                <w:szCs w:val="22"/>
-                <w:lang w:val="en-US" w:eastAsia="zh-CN" w:bidi="ar-SA"/>
-              </w:rPr>
-            </w:pPr>
-            <w:r>
-              <w:rPr>
-                <w:rFonts w:ascii="Verdana" w:hAnsi="Verdana" w:eastAsia="宋体" w:cs="Verdana"/>
+                <w:rFonts w:hint="default" w:ascii="Verdana" w:hAnsi="Verdana" w:eastAsia="宋体" w:cs="Verdana"/>
                 <w:b/>
                 <w:bCs/>
                 <w:i w:val="0"/>
@@ -2976,8 +3055,25 @@
                 <w:sz w:val="24"/>
                 <w:szCs w:val="24"/>
                 <w:shd w:val="clear" w:color="auto" w:fill="FFFFFF"/>
-              </w:rPr>
-              <w:t>四川中电福溪电力开发有限公司</w:t>
+                <w:lang w:val="en-US" w:eastAsia="zh-CN"/>
+              </w:rPr>
+            </w:pPr>
+            <w:r>
+              <w:rPr>
+                <w:rFonts w:hint="eastAsia" w:ascii="Verdana" w:hAnsi="Verdana" w:eastAsia="宋体" w:cs="Verdana"/>
+                <w:b/>
+                <w:bCs/>
+                <w:i w:val="0"/>
+                <w:iCs w:val="0"/>
+                <w:caps w:val="0"/>
+                <w:color w:val="555555"/>
+                <w:spacing w:val="0"/>
+                <w:sz w:val="24"/>
+                <w:szCs w:val="24"/>
+                <w:shd w:val="clear" w:color="auto" w:fill="FFFFFF"/>
+                <w:lang w:val="en-US" w:eastAsia="zh-CN"/>
+              </w:rPr>
+              <w:t>天津市电力公司</w:t>
             </w:r>
           </w:p>
         </w:tc>
@@ -3479,12 +3575,18 @@
               <w:spacing w:before="0" w:after="0" w:line="400" w:lineRule="exact"/>
               <w:jc w:val="center"/>
               <w:rPr>
-                <w:rFonts w:hint="eastAsia" w:ascii="微软雅黑" w:hAnsi="微软雅黑" w:eastAsia="微软雅黑" w:cs="宋体"/>
-                <w:color w:val="000000"/>
-                <w:kern w:val="0"/>
-                <w:sz w:val="24"/>
-                <w:szCs w:val="22"/>
-                <w:lang w:val="en-US" w:eastAsia="zh-CN" w:bidi="ar-SA"/>
+                <w:rFonts w:hint="eastAsia" w:ascii="Verdana" w:hAnsi="Verdana" w:eastAsia="宋体" w:cs="Verdana"/>
+                <w:b/>
+                <w:bCs/>
+                <w:i w:val="0"/>
+                <w:iCs w:val="0"/>
+                <w:caps w:val="0"/>
+                <w:color w:val="555555"/>
+                <w:spacing w:val="0"/>
+                <w:sz w:val="24"/>
+                <w:szCs w:val="24"/>
+                <w:shd w:val="clear" w:color="auto" w:fill="FFFFFF"/>
+                <w:lang w:val="en-US" w:eastAsia="zh-CN"/>
               </w:rPr>
             </w:pPr>
             <w:r>
@@ -3992,12 +4094,18 @@
               <w:spacing w:before="0" w:after="0" w:line="400" w:lineRule="exact"/>
               <w:jc w:val="center"/>
               <w:rPr>
-                <w:rFonts w:hint="eastAsia" w:ascii="微软雅黑" w:hAnsi="微软雅黑" w:eastAsia="微软雅黑" w:cs="宋体"/>
-                <w:color w:val="000000"/>
-                <w:kern w:val="0"/>
-                <w:sz w:val="24"/>
-                <w:szCs w:val="22"/>
-                <w:lang w:val="en-US" w:eastAsia="zh-CN" w:bidi="ar-SA"/>
+                <w:rFonts w:hint="eastAsia" w:ascii="Verdana" w:hAnsi="Verdana" w:eastAsia="宋体" w:cs="Verdana"/>
+                <w:b/>
+                <w:bCs/>
+                <w:i w:val="0"/>
+                <w:iCs w:val="0"/>
+                <w:caps w:val="0"/>
+                <w:color w:val="555555"/>
+                <w:spacing w:val="0"/>
+                <w:sz w:val="24"/>
+                <w:szCs w:val="24"/>
+                <w:shd w:val="clear" w:color="auto" w:fill="FFFFFF"/>
+                <w:lang w:val="en-US" w:eastAsia="zh-CN"/>
               </w:rPr>
             </w:pPr>
             <w:r>
@@ -4505,17 +4613,7 @@
               <w:spacing w:before="0" w:after="0" w:line="400" w:lineRule="exact"/>
               <w:jc w:val="center"/>
               <w:rPr>
-                <w:rFonts w:hint="eastAsia" w:ascii="微软雅黑" w:hAnsi="微软雅黑" w:eastAsia="微软雅黑" w:cs="宋体"/>
-                <w:color w:val="000000"/>
-                <w:kern w:val="0"/>
-                <w:sz w:val="24"/>
-                <w:szCs w:val="22"/>
-                <w:lang w:val="en-US" w:eastAsia="zh-CN" w:bidi="ar-SA"/>
-              </w:rPr>
-            </w:pPr>
-            <w:r>
-              <w:rPr>
-                <w:rFonts w:ascii="Verdana" w:hAnsi="Verdana" w:eastAsia="宋体" w:cs="Verdana"/>
+                <w:rFonts w:hint="default" w:ascii="Verdana" w:hAnsi="Verdana" w:eastAsia="宋体" w:cs="Verdana"/>
                 <w:b/>
                 <w:bCs/>
                 <w:i w:val="0"/>
@@ -4526,8 +4624,25 @@
                 <w:sz w:val="24"/>
                 <w:szCs w:val="24"/>
                 <w:shd w:val="clear" w:color="auto" w:fill="FFFFFF"/>
-              </w:rPr>
-              <w:t>巴彦淖尔乌拉特中旗富汇风能电力有限公司</w:t>
+                <w:lang w:val="en-US" w:eastAsia="zh-CN"/>
+              </w:rPr>
+            </w:pPr>
+            <w:r>
+              <w:rPr>
+                <w:rFonts w:hint="eastAsia" w:ascii="Verdana" w:hAnsi="Verdana" w:eastAsia="宋体" w:cs="Verdana"/>
+                <w:b/>
+                <w:bCs/>
+                <w:i w:val="0"/>
+                <w:iCs w:val="0"/>
+                <w:caps w:val="0"/>
+                <w:color w:val="555555"/>
+                <w:spacing w:val="0"/>
+                <w:sz w:val="24"/>
+                <w:szCs w:val="24"/>
+                <w:shd w:val="clear" w:color="auto" w:fill="FFFFFF"/>
+                <w:lang w:val="en-US" w:eastAsia="zh-CN"/>
+              </w:rPr>
+              <w:t>天津市第五中心医院</w:t>
             </w:r>
           </w:p>
         </w:tc>
@@ -5018,12 +5133,18 @@
               <w:spacing w:before="0" w:after="0" w:line="400" w:lineRule="exact"/>
               <w:jc w:val="center"/>
               <w:rPr>
-                <w:rFonts w:hint="eastAsia" w:ascii="微软雅黑" w:hAnsi="微软雅黑" w:eastAsia="微软雅黑" w:cs="宋体"/>
-                <w:color w:val="000000"/>
-                <w:kern w:val="0"/>
-                <w:sz w:val="24"/>
-                <w:szCs w:val="22"/>
-                <w:lang w:val="en-US" w:eastAsia="zh-CN" w:bidi="ar-SA"/>
+                <w:rFonts w:hint="eastAsia" w:ascii="Verdana" w:hAnsi="Verdana" w:eastAsia="宋体" w:cs="Verdana"/>
+                <w:b/>
+                <w:bCs/>
+                <w:i w:val="0"/>
+                <w:iCs w:val="0"/>
+                <w:caps w:val="0"/>
+                <w:color w:val="555555"/>
+                <w:spacing w:val="0"/>
+                <w:sz w:val="24"/>
+                <w:szCs w:val="24"/>
+                <w:shd w:val="clear" w:color="auto" w:fill="FFFFFF"/>
+                <w:lang w:val="en-US" w:eastAsia="zh-CN"/>
               </w:rPr>
             </w:pPr>
             <w:r>
@@ -5542,12 +5663,18 @@
               <w:spacing w:before="0" w:after="0" w:line="400" w:lineRule="exact"/>
               <w:jc w:val="center"/>
               <w:rPr>
-                <w:rFonts w:hint="eastAsia" w:ascii="微软雅黑" w:hAnsi="微软雅黑" w:eastAsia="微软雅黑" w:cs="宋体"/>
-                <w:color w:val="000000"/>
-                <w:kern w:val="0"/>
-                <w:sz w:val="24"/>
-                <w:szCs w:val="22"/>
-                <w:lang w:val="en-US" w:eastAsia="zh-CN" w:bidi="ar-SA"/>
+                <w:rFonts w:hint="eastAsia" w:ascii="Verdana" w:hAnsi="Verdana" w:eastAsia="宋体" w:cs="Verdana"/>
+                <w:b/>
+                <w:bCs/>
+                <w:i w:val="0"/>
+                <w:iCs w:val="0"/>
+                <w:caps w:val="0"/>
+                <w:color w:val="555555"/>
+                <w:spacing w:val="0"/>
+                <w:sz w:val="24"/>
+                <w:szCs w:val="24"/>
+                <w:shd w:val="clear" w:color="auto" w:fill="FFFFFF"/>
+                <w:lang w:val="en-US" w:eastAsia="zh-CN"/>
               </w:rPr>
             </w:pPr>
             <w:r>
@@ -6066,12 +6193,18 @@
               <w:spacing w:before="0" w:after="0" w:line="400" w:lineRule="exact"/>
               <w:jc w:val="center"/>
               <w:rPr>
-                <w:rFonts w:hint="eastAsia" w:ascii="微软雅黑" w:hAnsi="微软雅黑" w:eastAsia="微软雅黑" w:cs="宋体"/>
-                <w:color w:val="000000"/>
-                <w:kern w:val="0"/>
-                <w:sz w:val="24"/>
-                <w:szCs w:val="22"/>
-                <w:lang w:val="en-US" w:eastAsia="zh-CN" w:bidi="ar-SA"/>
+                <w:rFonts w:hint="eastAsia" w:ascii="Verdana" w:hAnsi="Verdana" w:eastAsia="宋体" w:cs="Verdana"/>
+                <w:b/>
+                <w:bCs/>
+                <w:i w:val="0"/>
+                <w:iCs w:val="0"/>
+                <w:caps w:val="0"/>
+                <w:color w:val="555555"/>
+                <w:spacing w:val="0"/>
+                <w:sz w:val="24"/>
+                <w:szCs w:val="24"/>
+                <w:shd w:val="clear" w:color="auto" w:fill="FFFFFF"/>
+                <w:lang w:val="en-US" w:eastAsia="zh-CN"/>
               </w:rPr>
             </w:pPr>
             <w:r>
@@ -6590,12 +6723,18 @@
               <w:spacing w:before="0" w:after="0" w:line="400" w:lineRule="exact"/>
               <w:jc w:val="center"/>
               <w:rPr>
-                <w:rFonts w:hint="eastAsia" w:ascii="微软雅黑" w:hAnsi="微软雅黑" w:eastAsia="微软雅黑" w:cs="宋体"/>
-                <w:color w:val="000000"/>
-                <w:kern w:val="0"/>
-                <w:sz w:val="24"/>
-                <w:szCs w:val="22"/>
-                <w:lang w:val="en-US" w:eastAsia="zh-CN" w:bidi="ar-SA"/>
+                <w:rFonts w:hint="eastAsia" w:ascii="Verdana" w:hAnsi="Verdana" w:eastAsia="宋体" w:cs="Verdana"/>
+                <w:b/>
+                <w:bCs/>
+                <w:i w:val="0"/>
+                <w:iCs w:val="0"/>
+                <w:caps w:val="0"/>
+                <w:color w:val="555555"/>
+                <w:spacing w:val="0"/>
+                <w:sz w:val="24"/>
+                <w:szCs w:val="24"/>
+                <w:shd w:val="clear" w:color="auto" w:fill="FFFFFF"/>
+                <w:lang w:val="en-US" w:eastAsia="zh-CN"/>
               </w:rPr>
             </w:pPr>
             <w:r>
